--- a/docs/Work_Management_Manual.docx
+++ b/docs/Work_Management_Manual.docx
@@ -10,7 +10,7 @@
         <w:rPr>
           <w:color w:val="0A0A0A"/>
         </w:rPr>
-        <w:t>Upande Work Management — Operations Manual</w:t>
+        <w:t>Work Management — User Guide</w:t>
       </w:r>
     </w:p>
     <w:p>
@@ -22,22 +22,23 @@
           <w:color w:val="6F6D65"/>
           <w:sz w:val="18"/>
         </w:rPr>
-        <w:t>Kaitet Group · kaitet-group.upande.com · living document — regenerated with the system</w:t>
-      </w:r>
-    </w:p>
-    <w:p>
-      <w:r>
-        <w:t>This manual explains how to plan, assign, record, audit and pay farm task work using the Work Management system, and how the system protects the payroll with attendance checks and standing audits. Pages live on your site: /work-management (dashboard), /work-planner, /work-assigner, /work-actuals, /work-payment.</w:t>
-      </w:r>
-    </w:p>
-    <w:p>
-      <w:r>
-        <w:t>Sign in with your normal account. The round button at the top-right of every page shows who is signed in and is used to log in and out.</w:t>
+        <w:t>Plan task work against a budget, assign crews, record what was done, and pay for it — with the payroll protected by attendance checks and a standing audit.</w:t>
       </w:r>
     </w:p>
     <w:p>
       <w:pPr>
         <w:pStyle w:val="Heading1"/>
+      </w:pPr>
+      <w:r>
+        <w:rPr>
+          <w:color w:val="0A0A0A"/>
+        </w:rPr>
+        <w:t>Part I · Operations</w:t>
+      </w:r>
+    </w:p>
+    <w:p>
+      <w:pPr>
+        <w:pStyle w:val="Heading2"/>
       </w:pPr>
       <w:r>
         <w:rPr>
@@ -48,18 +49,311 @@
     </w:p>
     <w:p>
       <w:r>
-        <w:t>Every shilling follows the same path: Plan → Assign → Actuals → Confirm → Pay. A plan sets the task, blocks, period, daily standard and rate. An assignment puts named workers on an approved plan. Actuals record each worker's daily output. Confirmations (Farm Manager → HR → General Manager) turn records into payable earnings, and Payment reviews and releases the money one worker at a time.</w:t>
+        <w:t>Every shilling follows the same path: Plan → Assign → Actuals → Confirm → Pay. A plan sets the task, blocks, period, daily standard and rate. An assignment puts named workers on an approved plan. Actuals record each worker's daily output. Confirmations turn records into payable earnings, and Payment reviews and releases the money one worker at a time.</w:t>
+      </w:r>
+    </w:p>
+    <w:p>
+      <w:r>
+        <w:t>Nothing skips a step. A worker cannot be paid for a day that was never recorded, recorded work cannot exist without an assignment, and an assignment cannot exist without an approved plan. That chain is what makes the audit in Part I, Discrepancies, possible.</w:t>
+      </w:r>
+    </w:p>
+    <w:p>
+      <w:r>
+        <w:t>Sign in with your normal account. The round button at the top-right of every screen shows who is signed in, and is used to log in and out.</w:t>
       </w:r>
     </w:p>
     <w:p>
       <w:pPr>
-        <w:pStyle w:val="Heading1"/>
+        <w:pStyle w:val="Heading2"/>
       </w:pPr>
       <w:r>
         <w:rPr>
           <w:color w:val="A06000"/>
         </w:rPr>
-        <w:t>2. Planner (/work-planner)</w:t>
+        <w:t>2. Finding your way around</w:t>
+      </w:r>
+    </w:p>
+    <w:p>
+      <w:r>
+        <w:t>The module puts itself in three places, so you can reach it however you already work.</w:t>
+      </w:r>
+    </w:p>
+    <w:p>
+      <w:pPr>
+        <w:pStyle w:val="Heading3"/>
+      </w:pPr>
+      <w:r>
+        <w:rPr>
+          <w:color w:val="0A0A0A"/>
+        </w:rPr>
+        <w:t>2.1 The five work screens</w:t>
+      </w:r>
+    </w:p>
+    <w:p>
+      <w:r>
+        <w:t>Day-to-day work happens on five full-page screens. These are where almost everyone spends their time.</w:t>
+      </w:r>
+    </w:p>
+    <w:p>
+      <w:r>
+        <w:rPr>
+          <w:color w:val="6F6D65"/>
+          <w:sz w:val="17"/>
+        </w:rPr>
+        <w:t>The screens</w:t>
+      </w:r>
+    </w:p>
+    <w:tbl>
+      <w:tblPr>
+        <w:tblStyle w:val="LightGrid-Accent1"/>
+        <w:tblW w:type="auto" w:w="0"/>
+        <w:tblLook w:firstColumn="1" w:firstRow="1" w:lastColumn="0" w:lastRow="0" w:noHBand="0" w:noVBand="1" w:val="04A0"/>
+      </w:tblPr>
+      <w:tblGrid>
+        <w:gridCol w:w="2880"/>
+        <w:gridCol w:w="2880"/>
+        <w:gridCol w:w="2880"/>
+      </w:tblGrid>
+      <w:tr>
+        <w:tc>
+          <w:tcPr>
+            <w:tcW w:type="dxa" w:w="2880"/>
+          </w:tcPr>
+          <w:p>
+            <w:r>
+              <w:t>Screen</w:t>
+            </w:r>
+          </w:p>
+        </w:tc>
+        <w:tc>
+          <w:tcPr>
+            <w:tcW w:type="dxa" w:w="2880"/>
+          </w:tcPr>
+          <w:p>
+            <w:r>
+              <w:t>Address</w:t>
+            </w:r>
+          </w:p>
+        </w:tc>
+        <w:tc>
+          <w:tcPr>
+            <w:tcW w:type="dxa" w:w="2880"/>
+          </w:tcPr>
+          <w:p>
+            <w:r>
+              <w:t>What it is for</w:t>
+            </w:r>
+          </w:p>
+        </w:tc>
+      </w:tr>
+      <w:tr>
+        <w:tc>
+          <w:tcPr>
+            <w:tcW w:type="dxa" w:w="2880"/>
+          </w:tcPr>
+          <w:p>
+            <w:r>
+              <w:t>Command Centre</w:t>
+            </w:r>
+          </w:p>
+        </w:tc>
+        <w:tc>
+          <w:tcPr>
+            <w:tcW w:type="dxa" w:w="2880"/>
+          </w:tcPr>
+          <w:p>
+            <w:r>
+              <w:t>/work-management</w:t>
+            </w:r>
+          </w:p>
+        </w:tc>
+        <w:tc>
+          <w:tcPr>
+            <w:tcW w:type="dxa" w:w="2880"/>
+          </w:tcPr>
+          <w:p>
+            <w:r>
+              <w:t>Dashboard: activity, value, queues, performance</w:t>
+            </w:r>
+          </w:p>
+        </w:tc>
+      </w:tr>
+      <w:tr>
+        <w:tc>
+          <w:tcPr>
+            <w:tcW w:type="dxa" w:w="2880"/>
+          </w:tcPr>
+          <w:p>
+            <w:r>
+              <w:t>Planner</w:t>
+            </w:r>
+          </w:p>
+        </w:tc>
+        <w:tc>
+          <w:tcPr>
+            <w:tcW w:type="dxa" w:w="2880"/>
+          </w:tcPr>
+          <w:p>
+            <w:r>
+              <w:t>/work-planner</w:t>
+            </w:r>
+          </w:p>
+        </w:tc>
+        <w:tc>
+          <w:tcPr>
+            <w:tcW w:type="dxa" w:w="2880"/>
+          </w:tcPr>
+          <w:p>
+            <w:r>
+              <w:t>Raise and approve plans; the consultant weekly review</w:t>
+            </w:r>
+          </w:p>
+        </w:tc>
+      </w:tr>
+      <w:tr>
+        <w:tc>
+          <w:tcPr>
+            <w:tcW w:type="dxa" w:w="2880"/>
+          </w:tcPr>
+          <w:p>
+            <w:r>
+              <w:t>Assigner</w:t>
+            </w:r>
+          </w:p>
+        </w:tc>
+        <w:tc>
+          <w:tcPr>
+            <w:tcW w:type="dxa" w:w="2880"/>
+          </w:tcPr>
+          <w:p>
+            <w:r>
+              <w:t>/work-assigner</w:t>
+            </w:r>
+          </w:p>
+        </w:tc>
+        <w:tc>
+          <w:tcPr>
+            <w:tcW w:type="dxa" w:w="2880"/>
+          </w:tcPr>
+          <w:p>
+            <w:r>
+              <w:t>Put named workers on an approved plan</w:t>
+            </w:r>
+          </w:p>
+        </w:tc>
+      </w:tr>
+      <w:tr>
+        <w:tc>
+          <w:tcPr>
+            <w:tcW w:type="dxa" w:w="2880"/>
+          </w:tcPr>
+          <w:p>
+            <w:r>
+              <w:t>Actuals</w:t>
+            </w:r>
+          </w:p>
+        </w:tc>
+        <w:tc>
+          <w:tcPr>
+            <w:tcW w:type="dxa" w:w="2880"/>
+          </w:tcPr>
+          <w:p>
+            <w:r>
+              <w:t>/work-actuals</w:t>
+            </w:r>
+          </w:p>
+        </w:tc>
+        <w:tc>
+          <w:tcPr>
+            <w:tcW w:type="dxa" w:w="2880"/>
+          </w:tcPr>
+          <w:p>
+            <w:r>
+              <w:t>Record each worker's daily output</w:t>
+            </w:r>
+          </w:p>
+        </w:tc>
+      </w:tr>
+      <w:tr>
+        <w:tc>
+          <w:tcPr>
+            <w:tcW w:type="dxa" w:w="2880"/>
+          </w:tcPr>
+          <w:p>
+            <w:r>
+              <w:t>Payment</w:t>
+            </w:r>
+          </w:p>
+        </w:tc>
+        <w:tc>
+          <w:tcPr>
+            <w:tcW w:type="dxa" w:w="2880"/>
+          </w:tcPr>
+          <w:p>
+            <w:r>
+              <w:t>/work-payment</w:t>
+            </w:r>
+          </w:p>
+        </w:tc>
+        <w:tc>
+          <w:tcPr>
+            <w:tcW w:type="dxa" w:w="2880"/>
+          </w:tcPr>
+          <w:p>
+            <w:r>
+              <w:t>Review workers, send to accounts, release pay, audit</w:t>
+            </w:r>
+          </w:p>
+        </w:tc>
+      </w:tr>
+    </w:tbl>
+    <w:p/>
+    <w:p>
+      <w:pPr>
+        <w:pStyle w:val="Heading3"/>
+      </w:pPr>
+      <w:r>
+        <w:rPr>
+          <w:color w:val="0A0A0A"/>
+        </w:rPr>
+        <w:t>2.2 The apps screen</w:t>
+      </w:r>
+    </w:p>
+    <w:p>
+      <w:r>
+        <w:t>Work Management appears as its own tile on the Frappe apps screen, which opens the Command Centre. The tile is only shown to people who hold one of the module's roles, so it does not clutter the screen for everyone else.</w:t>
+      </w:r>
+    </w:p>
+    <w:p>
+      <w:pPr>
+        <w:pStyle w:val="Heading3"/>
+      </w:pPr>
+      <w:r>
+        <w:rPr>
+          <w:color w:val="0A0A0A"/>
+        </w:rPr>
+        <w:t>2.3 The desk workspace</w:t>
+      </w:r>
+    </w:p>
+    <w:p>
+      <w:r>
+        <w:t>Inside the desk, the Work Management workspace gives shortcuts to the five screens and cards linking every underlying record: Plan &amp; budget, Doing the work, Money, and Setup. Use this when you need the records themselves — a specific plan document, a rate history, the settings — rather than the screens.</w:t>
+      </w:r>
+    </w:p>
+    <w:p>
+      <w:r>
+        <w:t>On Frappe v16 the same links also appear in the left sidebar, grouped into Records, Rates and Setup. Frappe v15 has no sidebar of this kind; everything is reachable from the workspace instead.</w:t>
+      </w:r>
+    </w:p>
+    <w:p>
+      <w:pPr>
+        <w:pStyle w:val="Heading2"/>
+      </w:pPr>
+      <w:r>
+        <w:rPr>
+          <w:color w:val="A06000"/>
+        </w:rPr>
+        <w:t>3. Planner</w:t>
       </w:r>
     </w:p>
     <w:p>
@@ -83,7 +377,7 @@
         <w:pStyle w:val="ListNumber"/>
       </w:pPr>
       <w:r>
-        <w:t>Save. The plan starts as PENDING and goes to the farm's approver (Farm Manager).</w:t>
+        <w:t>Save. The plan starts as PENDING and goes to the farm's approver.</w:t>
       </w:r>
     </w:p>
     <w:p>
@@ -96,18 +390,18 @@
     </w:p>
     <w:p>
       <w:pPr>
-        <w:pStyle w:val="Heading2"/>
+        <w:pStyle w:val="Heading3"/>
       </w:pPr>
       <w:r>
         <w:rPr>
           <w:color w:val="0A0A0A"/>
         </w:rPr>
-        <w:t>Consultant weekly review (Weekly review tab)</w:t>
+        <w:t>3.1 Consultant weekly review</w:t>
       </w:r>
     </w:p>
     <w:p>
       <w:r>
-        <w:t>Plans that start in an upcoming week must be signed off by a consultant before the Farm Manager can approve them individually. Plans for the current week are exempt, so day-to-day operations are never blocked.</w:t>
+        <w:t>Plans that start in an upcoming week must be signed off by a consultant before the farm's approver can approve them individually. Plans for the current week are exempt, so day-to-day operations are never blocked.</w:t>
       </w:r>
     </w:p>
     <w:p>
@@ -115,7 +409,7 @@
         <w:pStyle w:val="ListNumber"/>
       </w:pPr>
       <w:r>
-        <w:t>Open the Weekly review tab on /work-planner, pick the farm and the week (it defaults to next Monday; use Prev/Next week to move).</w:t>
+        <w:t>Open the Weekly review tab on the Planner, pick the farm and the week (it defaults to next Monday; use Prev/Next week to move).</w:t>
       </w:r>
     </w:p>
     <w:p>
@@ -139,7 +433,7 @@
         <w:pStyle w:val="ListNumber"/>
       </w:pPr>
       <w:r>
-        <w:t>Consultants decide the week in one action: 'Approve week' stamps every plan as consultant-approved and unlocks Farm Manager approval; 'Return with note' sends the whole week back — the note is required and is written on every plan for the planner to act on.</w:t>
+        <w:t>Consultants decide the week in one action: 'Approve week' stamps every plan as consultant-approved and unlocks approval; 'Return with note' sends the whole week back — the note is required and is written on every plan for the planner to act on.</w:t>
       </w:r>
     </w:p>
     <w:p>
@@ -152,18 +446,18 @@
     </w:p>
     <w:p>
       <w:r>
-        <w:t>Who can decide: only the users named in Work Management Settings → Consultant users (comma-separated emails), plus System Managers. Everyone else sees the board read-only. The whole gate can be switched off with the 'Require consultant approval for future-week plans' checkbox in Settings.</w:t>
+        <w:t>Who can decide: the people named as approvers on the Planner: Weekly Consultant stage in Settings, plus System Managers. Everyone else sees the board read-only. The whole gate can be switched off with 'Require consultant approval for future-week plans' in Settings.</w:t>
       </w:r>
     </w:p>
     <w:p>
       <w:pPr>
-        <w:pStyle w:val="Heading1"/>
+        <w:pStyle w:val="Heading2"/>
       </w:pPr>
       <w:r>
         <w:rPr>
           <w:color w:val="A06000"/>
         </w:rPr>
-        <w:t>3. Assigner (/work-assigner)</w:t>
+        <w:t>4. Assigner</w:t>
       </w:r>
     </w:p>
     <w:p>
@@ -203,23 +497,23 @@
         <w:pStyle w:val="ListNumber"/>
       </w:pPr>
       <w:r>
-        <w:t>The General Manager signs off assignments. Mid-job changes use the swap button — substitutions record who left, who joined and when.</w:t>
+        <w:t>Assignments are signed off through the approval chain configured in Settings. Mid-job changes use the swap button — substitutions record who left, who joined and when.</w:t>
       </w:r>
     </w:p>
     <w:p>
       <w:pPr>
-        <w:pStyle w:val="Heading2"/>
+        <w:pStyle w:val="Heading3"/>
       </w:pPr>
       <w:r>
         <w:rPr>
           <w:color w:val="0A0A0A"/>
         </w:rPr>
-        <w:t>How attendance is checked at assignment</w:t>
+        <w:t>4.1 How attendance is checked at assignment</w:t>
       </w:r>
     </w:p>
     <w:p>
       <w:r>
-        <w:t>Every worker is screened against attendance before they can be given work. Each check is a switch in Work Management Settings (section 10).</w:t>
+        <w:t>Every worker is screened against attendance before they can be given work. Each check is a switch in Work Management Settings, under Time &amp; Attendance integration.</w:t>
       </w:r>
     </w:p>
     <w:p>
@@ -267,26 +561,27 @@
         <w:pStyle w:val="ListBullet"/>
       </w:pPr>
       <w:r>
-        <w:t>Overrides — leave, off-day and no-scan conflicts can be pushed through with an explicit confirmation; the server re-checks on submit and writes every override on the assignment, so the trail is permanent. Recording actuals on a marked-Absent day is stricter: only the Farm Manager or GM can confirm it.</w:t>
+        <w:t>Overrides — leave, off-day and no-scan conflicts can be pushed through with an explicit confirmation; the server re-checks on submit and writes every override on the assignment, so the trail is permanent. Recording actuals on a marked-Absent day is stricter: only the farm approver or the GM can confirm it.</w:t>
+      </w:r>
+    </w:p>
+    <w:p>
+      <w:r>
+        <w:rPr>
+          <w:color w:val="A06000"/>
+          <w:sz w:val="19"/>
+        </w:rPr>
+        <w:t>Note — Missing attendance never blocks anyone. Only an explicit Absent record does, so a device sync gap cannot stop work from being assigned.</w:t>
       </w:r>
     </w:p>
     <w:p>
       <w:pPr>
-        <w:pStyle w:val="ListBullet"/>
-      </w:pPr>
-      <w:r>
-        <w:t>Missing attendance never blocks anyone — only an explicit record does, so a device sync gap cannot stop work from being assigned.</w:t>
-      </w:r>
-    </w:p>
-    <w:p>
-      <w:pPr>
-        <w:pStyle w:val="Heading1"/>
+        <w:pStyle w:val="Heading2"/>
       </w:pPr>
       <w:r>
         <w:rPr>
           <w:color w:val="A06000"/>
         </w:rPr>
-        <w:t>4. Actuals (/work-actuals)</w:t>
+        <w:t>5. Actuals</w:t>
       </w:r>
     </w:p>
     <w:p>
@@ -310,7 +605,7 @@
         <w:pStyle w:val="ListNumber"/>
       </w:pPr>
       <w:r>
-        <w:t>Enter each worker's daily quantity. Rows are valued at qty × rate to the cent; on plans whose implied daily wage is within 1% of KES 340 a full day is valued at exactly 340.00.</w:t>
+        <w:t>Enter each worker's daily quantity. Rows are valued at qty × rate to the cent; on plans whose implied daily wage is within 1% of the standard daily wage, a full day is valued at exactly that wage.</w:t>
       </w:r>
     </w:p>
     <w:p>
@@ -318,7 +613,7 @@
         <w:pStyle w:val="ListNumber"/>
       </w:pPr>
       <w:r>
-        <w:t>Saving warns when a quantity conflicts with attendance: recording work for a worker marked Absent needs the Farm Manager (or GM) to approve; leave/off/no-scan conflicts can be overridden by the enterer, and every override is logged on the document. Saving also warns when the same worker-day is already recorded for the task in another document (double pay).</w:t>
+        <w:t>Saving warns when a quantity conflicts with attendance: recording work for a worker marked Absent needs the farm approver (or GM) to approve; leave/off/no-scan conflicts can be overridden by the enterer, and every override is logged on the document. Saving also warns when the same worker-day is already recorded for the task in another document (double pay).</w:t>
       </w:r>
     </w:p>
     <w:p>
@@ -326,18 +621,18 @@
         <w:pStyle w:val="ListNumber"/>
       </w:pPr>
       <w:r>
-        <w:t>Submit walks the document through Farm Manager → HR → GM to CONFIRMED. Submission unlocks only when the plan target is reached; plans that cannot finish (absentees, crop finished early) are closed early via a close request, which the GM approves — the close queue shows live done/remaining figures.</w:t>
+        <w:t>Submit walks the document through the approval chain to CONFIRMED. Submission unlocks only when the plan target is reached; plans that cannot finish (absentees, crop finished early) are closed early via a close request, which the GM approves — the close queue shows live done/remaining figures.</w:t>
       </w:r>
     </w:p>
     <w:p>
       <w:pPr>
-        <w:pStyle w:val="Heading1"/>
+        <w:pStyle w:val="Heading2"/>
       </w:pPr>
       <w:r>
         <w:rPr>
           <w:color w:val="A06000"/>
         </w:rPr>
-        <w:t>5. Payment (/work-payment) — workers are paid one at a time</w:t>
+        <w:t>6. Payment — workers are paid one at a time</w:t>
       </w:r>
     </w:p>
     <w:p>
@@ -347,13 +642,13 @@
     </w:p>
     <w:p>
       <w:pPr>
-        <w:pStyle w:val="Heading2"/>
+        <w:pStyle w:val="Heading3"/>
       </w:pPr>
       <w:r>
         <w:rPr>
           <w:color w:val="0A0A0A"/>
         </w:rPr>
-        <w:t>5.1 Reviewing a worker</w:t>
+        <w:t>6.1 Reviewing a worker</w:t>
       </w:r>
     </w:p>
     <w:p>
@@ -369,7 +664,7 @@
         <w:pStyle w:val="ListBullet"/>
       </w:pPr>
       <w:r>
-        <w:t>Each task card names the full accountability chain: who created the plan, assigned the job, captured the actuals, and each approver (FM, HR, GM), plus the task's standard (e.g. 300 Tree/day @ KES 1.1333).</w:t>
+        <w:t>Each task card names the full accountability chain: who created the plan, assigned the job, captured the actuals, and each approver, plus the task's standard (e.g. 300 Tree/day @ KES 1.1333).</w:t>
       </w:r>
     </w:p>
     <w:p>
@@ -390,13 +685,13 @@
     </w:p>
     <w:p>
       <w:pPr>
-        <w:pStyle w:val="Heading2"/>
+        <w:pStyle w:val="Heading3"/>
       </w:pPr>
       <w:r>
         <w:rPr>
           <w:color w:val="0A0A0A"/>
         </w:rPr>
-        <w:t>5.2 Sending to accounts</w:t>
+        <w:t>6.2 Sending to accounts</w:t>
       </w:r>
     </w:p>
     <w:p>
@@ -417,13 +712,13 @@
     </w:p>
     <w:p>
       <w:pPr>
-        <w:pStyle w:val="Heading2"/>
+        <w:pStyle w:val="Heading3"/>
       </w:pPr>
       <w:r>
         <w:rPr>
           <w:color w:val="0A0A0A"/>
         </w:rPr>
-        <w:t>5.3 Awaiting accounts</w:t>
+        <w:t>6.3 Awaiting accounts</w:t>
       </w:r>
     </w:p>
     <w:p>
@@ -444,13 +739,21 @@
     </w:p>
     <w:p>
       <w:pPr>
-        <w:pStyle w:val="Heading1"/>
+        <w:pStyle w:val="ListBullet"/>
+      </w:pPr>
+      <w:r>
+        <w:t>A payment already marked paid can still be cancelled if it was released in error.</w:t>
+      </w:r>
+    </w:p>
+    <w:p>
+      <w:pPr>
+        <w:pStyle w:val="Heading2"/>
       </w:pPr>
       <w:r>
         <w:rPr>
           <w:color w:val="A06000"/>
         </w:rPr>
-        <w:t>6. Time &amp; attendance protection</w:t>
+        <w:t>7. Time &amp; attendance protection</w:t>
       </w:r>
     </w:p>
     <w:p>
@@ -479,26 +782,18 @@
         <w:pStyle w:val="ListBullet"/>
       </w:pPr>
       <w:r>
-        <w:t>Overrides: leave/off/no-scan conflicts can be overridden by the person doing the work, always logged. Absent-day actuals need the Farm Manager or GM.</w:t>
+        <w:t>Overrides: leave/off/no-scan conflicts can be overridden by the person doing the work, always logged. Absent-day actuals need the farm approver or GM.</w:t>
       </w:r>
     </w:p>
     <w:p>
       <w:pPr>
-        <w:pStyle w:val="ListBullet"/>
-      </w:pPr>
-      <w:r>
-        <w:t>Missing attendance never blocks anyone — only an explicit Absent record does, so device sync gaps cannot stop work.</w:t>
-      </w:r>
-    </w:p>
-    <w:p>
-      <w:pPr>
-        <w:pStyle w:val="Heading1"/>
+        <w:pStyle w:val="Heading2"/>
       </w:pPr>
       <w:r>
         <w:rPr>
           <w:color w:val="A06000"/>
         </w:rPr>
-        <w:t>7. Discrepancies — the standing audit</w:t>
+        <w:t>8. Discrepancies — the standing audit</w:t>
       </w:r>
     </w:p>
     <w:p>
@@ -596,13 +891,13 @@
     </w:p>
     <w:p>
       <w:pPr>
-        <w:pStyle w:val="Heading1"/>
+        <w:pStyle w:val="Heading2"/>
       </w:pPr>
       <w:r>
         <w:rPr>
           <w:color w:val="A06000"/>
         </w:rPr>
-        <w:t>8. Dashboard (/work-management)</w:t>
+        <w:t>9. Dashboard</w:t>
       </w:r>
     </w:p>
     <w:p>
@@ -658,26 +953,267 @@
         <w:pStyle w:val="ListBullet"/>
       </w:pPr>
       <w:r>
-        <w:t>Pipeline performers — planner and assigner economics, per person, with most/least-expensive callouts (judged only on people with real volume, more than 500 units). Column key: Plans = approved plans created in the window; Target qty = the output those plans promised; Actual qty = confirmed output delivered; Achieved = Actual ÷ Target (green 90%+, amber 60%+, red below); Budget KES = what the plans are worth if fully delivered (rate × target); Spent KES = confirmed pay earned on them; Of budget = Spent ÷ Budget — low is NOT automatically savings, read it with Achieved (50% spent at 50% achieved just means half the work happened); KES/unit = Spent ÷ Actual, what one unit of output cost under this person. The Assigners tab uses the same definitions over their assignments, plus Workers put on jobs (assignment rows they created — a worker on two assignments counts twice). A third tab evaluates Actuals enterers: documents, worker-days, value entered, average entry lag and rejections. CLICK ANY NAME for that person's full evaluation popup: volume, delivery (achieved %, closed-early rate), money (budget vs spent, KES/unit, and a task-adjusted 'vs peers on the same tasks' benchmark that removes task-mix unfairness), speed (approval wait / staffing speed / entry lag), quality (rejections, substitutions, attendance overrides, flagged rows) and the list of their documents.</w:t>
-      </w:r>
-    </w:p>
-    <w:p>
-      <w:pPr>
-        <w:pStyle w:val="ListBullet"/>
-      </w:pPr>
-      <w:r>
         <w:t>Crew movements — substitution history: who left, who joined, swaps.</w:t>
       </w:r>
     </w:p>
     <w:p>
       <w:pPr>
-        <w:pStyle w:val="Heading1"/>
+        <w:pStyle w:val="Heading3"/>
+      </w:pPr>
+      <w:r>
+        <w:rPr>
+          <w:color w:val="0A0A0A"/>
+        </w:rPr>
+        <w:t>9.1 Pipeline performers</w:t>
+      </w:r>
+    </w:p>
+    <w:p>
+      <w:r>
+        <w:t>Planner and assigner economics, per person, with most/least-expensive callouts (judged only on people with real volume, more than 500 units).</w:t>
+      </w:r>
+    </w:p>
+    <w:p>
+      <w:r>
+        <w:rPr>
+          <w:color w:val="6F6D65"/>
+          <w:sz w:val="17"/>
+        </w:rPr>
+        <w:t>Column key</w:t>
+      </w:r>
+    </w:p>
+    <w:tbl>
+      <w:tblPr>
+        <w:tblStyle w:val="LightGrid-Accent1"/>
+        <w:tblW w:type="auto" w:w="0"/>
+        <w:tblLook w:firstColumn="1" w:firstRow="1" w:lastColumn="0" w:lastRow="0" w:noHBand="0" w:noVBand="1" w:val="04A0"/>
+      </w:tblPr>
+      <w:tblGrid>
+        <w:gridCol w:w="4320"/>
+        <w:gridCol w:w="4320"/>
+      </w:tblGrid>
+      <w:tr>
+        <w:tc>
+          <w:tcPr>
+            <w:tcW w:type="dxa" w:w="4320"/>
+          </w:tcPr>
+          <w:p>
+            <w:r>
+              <w:t>Column</w:t>
+            </w:r>
+          </w:p>
+        </w:tc>
+        <w:tc>
+          <w:tcPr>
+            <w:tcW w:type="dxa" w:w="4320"/>
+          </w:tcPr>
+          <w:p>
+            <w:r>
+              <w:t>Meaning</w:t>
+            </w:r>
+          </w:p>
+        </w:tc>
+      </w:tr>
+      <w:tr>
+        <w:tc>
+          <w:tcPr>
+            <w:tcW w:type="dxa" w:w="4320"/>
+          </w:tcPr>
+          <w:p>
+            <w:r>
+              <w:t>Plans</w:t>
+            </w:r>
+          </w:p>
+        </w:tc>
+        <w:tc>
+          <w:tcPr>
+            <w:tcW w:type="dxa" w:w="4320"/>
+          </w:tcPr>
+          <w:p>
+            <w:r>
+              <w:t>Approved plans created in the window</w:t>
+            </w:r>
+          </w:p>
+        </w:tc>
+      </w:tr>
+      <w:tr>
+        <w:tc>
+          <w:tcPr>
+            <w:tcW w:type="dxa" w:w="4320"/>
+          </w:tcPr>
+          <w:p>
+            <w:r>
+              <w:t>Target qty</w:t>
+            </w:r>
+          </w:p>
+        </w:tc>
+        <w:tc>
+          <w:tcPr>
+            <w:tcW w:type="dxa" w:w="4320"/>
+          </w:tcPr>
+          <w:p>
+            <w:r>
+              <w:t>The output those plans promised</w:t>
+            </w:r>
+          </w:p>
+        </w:tc>
+      </w:tr>
+      <w:tr>
+        <w:tc>
+          <w:tcPr>
+            <w:tcW w:type="dxa" w:w="4320"/>
+          </w:tcPr>
+          <w:p>
+            <w:r>
+              <w:t>Actual qty</w:t>
+            </w:r>
+          </w:p>
+        </w:tc>
+        <w:tc>
+          <w:tcPr>
+            <w:tcW w:type="dxa" w:w="4320"/>
+          </w:tcPr>
+          <w:p>
+            <w:r>
+              <w:t>Confirmed output delivered</w:t>
+            </w:r>
+          </w:p>
+        </w:tc>
+      </w:tr>
+      <w:tr>
+        <w:tc>
+          <w:tcPr>
+            <w:tcW w:type="dxa" w:w="4320"/>
+          </w:tcPr>
+          <w:p>
+            <w:r>
+              <w:t>Achieved</w:t>
+            </w:r>
+          </w:p>
+        </w:tc>
+        <w:tc>
+          <w:tcPr>
+            <w:tcW w:type="dxa" w:w="4320"/>
+          </w:tcPr>
+          <w:p>
+            <w:r>
+              <w:t>Actual ÷ Target (green 90%+, amber 60%+, red below)</w:t>
+            </w:r>
+          </w:p>
+        </w:tc>
+      </w:tr>
+      <w:tr>
+        <w:tc>
+          <w:tcPr>
+            <w:tcW w:type="dxa" w:w="4320"/>
+          </w:tcPr>
+          <w:p>
+            <w:r>
+              <w:t>Budget KES</w:t>
+            </w:r>
+          </w:p>
+        </w:tc>
+        <w:tc>
+          <w:tcPr>
+            <w:tcW w:type="dxa" w:w="4320"/>
+          </w:tcPr>
+          <w:p>
+            <w:r>
+              <w:t>What the plans are worth if fully delivered (rate × target)</w:t>
+            </w:r>
+          </w:p>
+        </w:tc>
+      </w:tr>
+      <w:tr>
+        <w:tc>
+          <w:tcPr>
+            <w:tcW w:type="dxa" w:w="4320"/>
+          </w:tcPr>
+          <w:p>
+            <w:r>
+              <w:t>Spent KES</w:t>
+            </w:r>
+          </w:p>
+        </w:tc>
+        <w:tc>
+          <w:tcPr>
+            <w:tcW w:type="dxa" w:w="4320"/>
+          </w:tcPr>
+          <w:p>
+            <w:r>
+              <w:t>Confirmed pay earned on them</w:t>
+            </w:r>
+          </w:p>
+        </w:tc>
+      </w:tr>
+      <w:tr>
+        <w:tc>
+          <w:tcPr>
+            <w:tcW w:type="dxa" w:w="4320"/>
+          </w:tcPr>
+          <w:p>
+            <w:r>
+              <w:t>Of budget</w:t>
+            </w:r>
+          </w:p>
+        </w:tc>
+        <w:tc>
+          <w:tcPr>
+            <w:tcW w:type="dxa" w:w="4320"/>
+          </w:tcPr>
+          <w:p>
+            <w:r>
+              <w:t>Spent ÷ Budget</w:t>
+            </w:r>
+          </w:p>
+        </w:tc>
+      </w:tr>
+      <w:tr>
+        <w:tc>
+          <w:tcPr>
+            <w:tcW w:type="dxa" w:w="4320"/>
+          </w:tcPr>
+          <w:p>
+            <w:r>
+              <w:t>KES/unit</w:t>
+            </w:r>
+          </w:p>
+        </w:tc>
+        <w:tc>
+          <w:tcPr>
+            <w:tcW w:type="dxa" w:w="4320"/>
+          </w:tcPr>
+          <w:p>
+            <w:r>
+              <w:t>Spent ÷ Actual — what one unit of output cost under this person</w:t>
+            </w:r>
+          </w:p>
+        </w:tc>
+      </w:tr>
+    </w:tbl>
+    <w:p/>
+    <w:p>
+      <w:r>
+        <w:rPr>
+          <w:color w:val="A06000"/>
+          <w:sz w:val="19"/>
+        </w:rPr>
+        <w:t>Note — 'Of budget' being low is NOT automatically a saving. Read it with Achieved: 50% spent at 50% achieved just means half the work happened.</w:t>
+      </w:r>
+    </w:p>
+    <w:p>
+      <w:r>
+        <w:t>The Assigners tab uses the same definitions over their assignments, plus Workers put on jobs (assignment rows they created — a worker on two assignments counts twice). A third tab evaluates Actuals enterers: documents, worker-days, value entered, average entry lag and rejections. Click any name for that person's full evaluation popup: volume, delivery (achieved %, closed-early rate), money (budget vs spent, KES/unit, and a task-adjusted 'vs peers on the same tasks' benchmark that removes task-mix unfairness), speed (approval wait / staffing speed / entry lag), quality (rejections, substitutions, attendance overrides, flagged rows) and the list of their documents.</w:t>
+      </w:r>
+    </w:p>
+    <w:p>
+      <w:pPr>
+        <w:pStyle w:val="Heading2"/>
       </w:pPr>
       <w:r>
         <w:rPr>
           <w:color w:val="A06000"/>
         </w:rPr>
-        <w:t>9. Field intelligence, explained</w:t>
+        <w:t>10. Field intelligence, explained</w:t>
       </w:r>
     </w:p>
     <w:p>
@@ -687,13 +1223,13 @@
     </w:p>
     <w:p>
       <w:pPr>
-        <w:pStyle w:val="Heading2"/>
+        <w:pStyle w:val="Heading3"/>
       </w:pPr>
       <w:r>
         <w:rPr>
           <w:color w:val="0A0A0A"/>
         </w:rPr>
-        <w:t>9.1 Efficiency tab</w:t>
+        <w:t>10.1 Efficiency tab</w:t>
       </w:r>
     </w:p>
     <w:p>
@@ -738,7 +1274,12 @@
         <w:pStyle w:val="ListBullet"/>
       </w:pPr>
       <w:r>
-        <w:t>Cost / Ha — Cost ÷ Area: what a hectare of work cost. This is the number to watch over time per farm and per task. When Cost/Ha rises on the same task mix, each hectare is consuming more paid work than before. Read it together with Ha/man-day: if Cost/Ha rises while Ha/man-day falls, workers are covering less ground per day — productivity dropped (denser weeds, harder terrain, crop stage slowing the task, or quantities recorded that don't match ground actually covered). If Ha/man-day is steady while Cost/Ha rises, the change is in the rates — check the task list.</w:t>
+        <w:t>Cost / Ha — Cost ÷ Area: what a hectare of work cost. This is the number to watch over time per farm and per task.</w:t>
+      </w:r>
+    </w:p>
+    <w:p>
+      <w:r>
+        <w:t>When Cost/Ha rises on the same task mix, each hectare is consuming more paid work than before. Read it together with Ha/man-day: if Cost/Ha rises while Ha/man-day falls, workers are covering less ground per day — productivity dropped (denser weeds, harder terrain, crop stage slowing the task, or quantities recorded that don't match ground actually covered). If Ha/man-day is steady while Cost/Ha rises, the change is in the rates — check the task list.</w:t>
       </w:r>
     </w:p>
     <w:p>
@@ -747,19 +1288,14 @@
       </w:r>
     </w:p>
     <w:p>
-      <w:r>
-        <w:t>Worked example: Endebess confirmed 7,871 man-days over blocks totalling 1,670 Ha at a cost of KES 2.40M → 0.212 Ha per man-day and KES 1,439 per Ha.</w:t>
-      </w:r>
-    </w:p>
-    <w:p>
       <w:pPr>
-        <w:pStyle w:val="Heading2"/>
+        <w:pStyle w:val="Heading3"/>
       </w:pPr>
       <w:r>
         <w:rPr>
           <w:color w:val="0A0A0A"/>
         </w:rPr>
-        <w:t>9.2 Available workers tab</w:t>
+        <w:t>10.2 Available workers tab</w:t>
       </w:r>
     </w:p>
     <w:p>
@@ -778,9 +1314,223 @@
       </w:pPr>
       <w:r>
         <w:rPr>
+          <w:color w:val="0A0A0A"/>
+        </w:rPr>
+        <w:t>Part II · Setup &amp; administration</w:t>
+      </w:r>
+    </w:p>
+    <w:p>
+      <w:pPr>
+        <w:pStyle w:val="Heading2"/>
+      </w:pPr>
+      <w:r>
+        <w:rPr>
           <w:color w:val="A06000"/>
         </w:rPr>
-        <w:t>10. Work Management Settings — reference</w:t>
+        <w:t>11. Setting up a new project</w:t>
+      </w:r>
+    </w:p>
+    <w:p>
+      <w:r>
+        <w:t>The module ships knowing nothing about your organisation. There are no farms, no approvers and no company until you configure them, and the screens say so rather than offering someone else's. Work through this part once, in order, and the pipeline in Part I becomes usable.</w:t>
+      </w:r>
+    </w:p>
+    <w:p>
+      <w:r>
+        <w:rPr>
+          <w:color w:val="6F6D65"/>
+          <w:sz w:val="17"/>
+        </w:rPr>
+        <w:t>Setup order</w:t>
+      </w:r>
+    </w:p>
+    <w:tbl>
+      <w:tblPr>
+        <w:tblStyle w:val="LightGrid-Accent1"/>
+        <w:tblW w:type="auto" w:w="0"/>
+        <w:tblLook w:firstColumn="1" w:firstRow="1" w:lastColumn="0" w:lastRow="0" w:noHBand="0" w:noVBand="1" w:val="04A0"/>
+      </w:tblPr>
+      <w:tblGrid>
+        <w:gridCol w:w="2880"/>
+        <w:gridCol w:w="2880"/>
+        <w:gridCol w:w="2880"/>
+      </w:tblGrid>
+      <w:tr>
+        <w:tc>
+          <w:tcPr>
+            <w:tcW w:type="dxa" w:w="2880"/>
+          </w:tcPr>
+          <w:p>
+            <w:r>
+              <w:t>Step</w:t>
+            </w:r>
+          </w:p>
+        </w:tc>
+        <w:tc>
+          <w:tcPr>
+            <w:tcW w:type="dxa" w:w="2880"/>
+          </w:tcPr>
+          <w:p>
+            <w:r>
+              <w:t>Where</w:t>
+            </w:r>
+          </w:p>
+        </w:tc>
+        <w:tc>
+          <w:tcPr>
+            <w:tcW w:type="dxa" w:w="2880"/>
+          </w:tcPr>
+          <w:p>
+            <w:r>
+              <w:t>Covered in</w:t>
+            </w:r>
+          </w:p>
+        </w:tc>
+      </w:tr>
+      <w:tr>
+        <w:tc>
+          <w:tcPr>
+            <w:tcW w:type="dxa" w:w="2880"/>
+          </w:tcPr>
+          <w:p>
+            <w:r>
+              <w:t>Create your farms and cost projects</w:t>
+            </w:r>
+          </w:p>
+        </w:tc>
+        <w:tc>
+          <w:tcPr>
+            <w:tcW w:type="dxa" w:w="2880"/>
+          </w:tcPr>
+          <w:p>
+            <w:r>
+              <w:t>Work Management Farm</w:t>
+            </w:r>
+          </w:p>
+        </w:tc>
+        <w:tc>
+          <w:tcPr>
+            <w:tcW w:type="dxa" w:w="2880"/>
+          </w:tcPr>
+          <w:p>
+            <w:r>
+              <w:t>Farms and cost projects</w:t>
+            </w:r>
+          </w:p>
+        </w:tc>
+      </w:tr>
+      <w:tr>
+        <w:tc>
+          <w:tcPr>
+            <w:tcW w:type="dxa" w:w="2880"/>
+          </w:tcPr>
+          <w:p>
+            <w:r>
+              <w:t>Tag blocks, workers and tasks</w:t>
+            </w:r>
+          </w:p>
+        </w:tc>
+        <w:tc>
+          <w:tcPr>
+            <w:tcW w:type="dxa" w:w="2880"/>
+          </w:tcPr>
+          <w:p>
+            <w:r>
+              <w:t>Warehouse, Employee, Task</w:t>
+            </w:r>
+          </w:p>
+        </w:tc>
+        <w:tc>
+          <w:tcPr>
+            <w:tcW w:type="dxa" w:w="2880"/>
+          </w:tcPr>
+          <w:p>
+            <w:r>
+              <w:t>Farms and cost projects</w:t>
+            </w:r>
+          </w:p>
+        </w:tc>
+      </w:tr>
+      <w:tr>
+        <w:tc>
+          <w:tcPr>
+            <w:tcW w:type="dxa" w:w="2880"/>
+          </w:tcPr>
+          <w:p>
+            <w:r>
+              <w:t>Set the roles and people for each approval step</w:t>
+            </w:r>
+          </w:p>
+        </w:tc>
+        <w:tc>
+          <w:tcPr>
+            <w:tcW w:type="dxa" w:w="2880"/>
+          </w:tcPr>
+          <w:p>
+            <w:r>
+              <w:t>Settings → Approvals</w:t>
+            </w:r>
+          </w:p>
+        </w:tc>
+        <w:tc>
+          <w:tcPr>
+            <w:tcW w:type="dxa" w:w="2880"/>
+          </w:tcPr>
+          <w:p>
+            <w:r>
+              <w:t>Approval stages and approvers</w:t>
+            </w:r>
+          </w:p>
+        </w:tc>
+      </w:tr>
+      <w:tr>
+        <w:tc>
+          <w:tcPr>
+            <w:tcW w:type="dxa" w:w="2880"/>
+          </w:tcPr>
+          <w:p>
+            <w:r>
+              <w:t>Set company, attendance and payroll behaviour</w:t>
+            </w:r>
+          </w:p>
+        </w:tc>
+        <w:tc>
+          <w:tcPr>
+            <w:tcW w:type="dxa" w:w="2880"/>
+          </w:tcPr>
+          <w:p>
+            <w:r>
+              <w:t>Settings</w:t>
+            </w:r>
+          </w:p>
+        </w:tc>
+        <w:tc>
+          <w:tcPr>
+            <w:tcW w:type="dxa" w:w="2880"/>
+          </w:tcPr>
+          <w:p>
+            <w:r>
+              <w:t>Settings reference</w:t>
+            </w:r>
+          </w:p>
+        </w:tc>
+      </w:tr>
+    </w:tbl>
+    <w:p/>
+    <w:p>
+      <w:pPr>
+        <w:pStyle w:val="Heading2"/>
+      </w:pPr>
+      <w:r>
+        <w:rPr>
+          <w:color w:val="A06000"/>
+        </w:rPr>
+        <w:t>12. Farms and cost projects</w:t>
+      </w:r>
+    </w:p>
+    <w:p>
+      <w:r>
+        <w:t>A farm is the unit work is planned against. Whatever your project calls it — farm, estate, site, division, block group — create one Work Management Farm record for each, and the rest of the module follows that naming.</w:t>
       </w:r>
     </w:p>
     <w:p>
@@ -788,7 +1538,7 @@
         <w:pStyle w:val="ListBullet"/>
       </w:pPr>
       <w:r>
-        <w:t>Attendance gates: check attendance (Absent), check approved leaves, check weekly offs/holidays, off-day rule when assigning.</w:t>
+        <w:t>Farm — the name. It appears in every picker and is stored on every plan, assignment, actuals document and payment.</w:t>
       </w:r>
     </w:p>
     <w:p>
@@ -796,7 +1546,7 @@
         <w:pStyle w:val="ListBullet"/>
       </w:pPr>
       <w:r>
-        <w:t>Morning presence: require a morning scan for day-of assignment, morning scan cutoff (default 09:00), check scans when recording actuals.</w:t>
+        <w:t>Cost Project — costs recorded for this farm are attributed to this project.</w:t>
       </w:r>
     </w:p>
     <w:p>
@@ -804,7 +1554,12 @@
         <w:pStyle w:val="ListBullet"/>
       </w:pPr>
       <w:r>
-        <w:t>Auto-release inactive employees from assignments (off by default).</w:t>
+        <w:t>Disabled — hides the farm from pickers on new documents. Existing documents keep their farm, so disabling is safe for a site you have stopped working.</w:t>
+      </w:r>
+    </w:p>
+    <w:p>
+      <w:r>
+        <w:t>Three things on core records then have to be tagged, or the screens have nothing to offer:</w:t>
       </w:r>
     </w:p>
     <w:p>
@@ -812,7 +1567,7 @@
         <w:pStyle w:val="ListBullet"/>
       </w:pPr>
       <w:r>
-        <w:t>Discrepancy checks: one checkbox per check listed in section 7.</w:t>
+        <w:t>Warehouses used as blocks — set Farm, and set Area (HA) if you want the efficiency figures in Field intelligence to work.</w:t>
       </w:r>
     </w:p>
     <w:p>
@@ -820,18 +1575,3173 @@
         <w:pStyle w:val="ListBullet"/>
       </w:pPr>
       <w:r>
-        <w:t>Consultant weekly review: require consultant approval for future-week plans (on by default), consultant users — the comma-separated emails allowed to approve or return a farm's week.</w:t>
+        <w:t>Employees who do task work — set Unit/Division to their farm.</w:t>
       </w:r>
     </w:p>
     <w:p>
       <w:pPr>
-        <w:pStyle w:val="Heading1"/>
+        <w:pStyle w:val="ListBullet"/>
+      </w:pPr>
+      <w:r>
+        <w:t>Tasks — set UoM, Daily Target and Rate. These are the standard a plan inherits, and the Task list is where rates are edited day to day.</w:t>
+      </w:r>
+    </w:p>
+    <w:p>
+      <w:r>
+        <w:rPr>
+          <w:color w:val="A06000"/>
+          <w:sz w:val="19"/>
+        </w:rPr>
+        <w:t>Note — Editing a rate on a Task records a rate period starting today, so rate history writes itself. Backdated rate changes belong to a rate card, applied from the Rates section of Settings.</w:t>
+      </w:r>
+    </w:p>
+    <w:p>
+      <w:pPr>
+        <w:pStyle w:val="Heading2"/>
       </w:pPr>
       <w:r>
         <w:rPr>
           <w:color w:val="A06000"/>
         </w:rPr>
-        <w:t>11. Definitions</w:t>
+        <w:t>13. Approval stages and approvers</w:t>
+      </w:r>
+    </w:p>
+    <w:p>
+      <w:r>
+        <w:t>Every step of every approval chain is configured in Work Management Settings, under Approvals. Nothing about who approves what is fixed in the software.</w:t>
+      </w:r>
+    </w:p>
+    <w:p>
+      <w:pPr>
+        <w:pStyle w:val="Heading3"/>
+      </w:pPr>
+      <w:r>
+        <w:rPr>
+          <w:color w:val="0A0A0A"/>
+        </w:rPr>
+        <w:t>13.1 The two tables</w:t>
+      </w:r>
+    </w:p>
+    <w:p>
+      <w:pPr>
+        <w:pStyle w:val="ListBullet"/>
+      </w:pPr>
+      <w:r>
+        <w:t>Approval Stages — one row per step, seeded when the module is installed. The step and the document it belongs to are fixed; you set the role that takes it, and whether the step happens at all.</w:t>
+      </w:r>
+    </w:p>
+    <w:p>
+      <w:pPr>
+        <w:pStyle w:val="ListBullet"/>
+      </w:pPr>
+      <w:r>
+        <w:t>Stage Approvers — one row per person per step: the stage, optionally the farm, the person, and optionally a role override. Saving grants each person the role their stage runs on.</w:t>
+      </w:r>
+    </w:p>
+    <w:p>
+      <w:r>
+        <w:t>The approval workflows are generated from these two tables. That means approvers get the ordinary Frappe experience — the action buttons on the document, the notifications, and the awaiting-approval inbox — rather than anything bespoke.</w:t>
+      </w:r>
+    </w:p>
+    <w:p>
+      <w:pPr>
+        <w:pStyle w:val="Heading3"/>
+      </w:pPr>
+      <w:r>
+        <w:rPr>
+          <w:color w:val="0A0A0A"/>
+        </w:rPr>
+        <w:t>13.2 Switching a step off</w:t>
+      </w:r>
+    </w:p>
+    <w:p>
+      <w:r>
+        <w:t>Clear the On box and the chain relinks around it: with the Assigner GM step off, HR approval sends the assignment straight to Assigned. Submit steps cannot be switched off, because a document nobody can submit is not a useful configuration.</w:t>
+      </w:r>
+    </w:p>
+    <w:p>
+      <w:pPr>
+        <w:pStyle w:val="Heading3"/>
+      </w:pPr>
+      <w:r>
+        <w:rPr>
+          <w:color w:val="0A0A0A"/>
+        </w:rPr>
+        <w:t>13.3 Approvers for one farm only</w:t>
+      </w:r>
+    </w:p>
+    <w:p>
+      <w:r>
+        <w:t>On a farm-scoped step, give each farm its own approver row and its own role override. That is what keeps one farm's approvals out of another farm's reach: the generated workflow carries a separate transition per farm, each allowed only to that farm's role.</w:t>
+      </w:r>
+    </w:p>
+    <w:p>
+      <w:r>
+        <w:t>Leaving the Farm cell empty means that person acts on every farm. Leaving the step with no approver rows at all means the stage's own role covers every farm.</w:t>
+      </w:r>
+    </w:p>
+    <w:p>
+      <w:r>
+        <w:rPr>
+          <w:color w:val="A06000"/>
+          <w:sz w:val="19"/>
+        </w:rPr>
+        <w:t>Note — Settings refuses to save a configuration that would strand a farm. If a farm-scoped step names approvers for some farms but not others, the farms left out would have nobody able to approve their work, and the error names them.</w:t>
+      </w:r>
+    </w:p>
+    <w:p>
+      <w:pPr>
+        <w:pStyle w:val="Heading3"/>
+      </w:pPr>
+      <w:r>
+        <w:rPr>
+          <w:color w:val="0A0A0A"/>
+        </w:rPr>
+        <w:t>13.4 What changes when you save</w:t>
+      </w:r>
+    </w:p>
+    <w:p>
+      <w:pPr>
+        <w:pStyle w:val="ListBullet"/>
+      </w:pPr>
+      <w:r>
+        <w:t>Each listed approver is granted their stage's role. Roles granted by hand, for any other reason, are never touched.</w:t>
+      </w:r>
+    </w:p>
+    <w:p>
+      <w:pPr>
+        <w:pStyle w:val="ListBullet"/>
+      </w:pPr>
+      <w:r>
+        <w:t>Removing someone from the table revokes the role it gave them, unless another row still grants it.</w:t>
+      </w:r>
+    </w:p>
+    <w:p>
+      <w:pPr>
+        <w:pStyle w:val="ListBullet"/>
+      </w:pPr>
+      <w:r>
+        <w:t>The five workflows are regenerated to match. This also happens on every bench migrate.</w:t>
+      </w:r>
+    </w:p>
+    <w:p>
+      <w:pPr>
+        <w:pStyle w:val="Heading3"/>
+      </w:pPr>
+      <w:r>
+        <w:rPr>
+          <w:color w:val="0A0A0A"/>
+        </w:rPr>
+        <w:t>13.5 The stages</w:t>
+      </w:r>
+    </w:p>
+    <w:p>
+      <w:r>
+        <w:t>Submit steps move a draft into the chain. Approval steps have an approve action and a reject action. A gate is not a workflow step at all — it is a check on a screen that reads its approvers from the same table.</w:t>
+      </w:r>
+    </w:p>
+    <w:p>
+      <w:r>
+        <w:rPr>
+          <w:color w:val="6F6D65"/>
+          <w:sz w:val="17"/>
+        </w:rPr>
+        <w:t>The approval stage catalogue</w:t>
+      </w:r>
+    </w:p>
+    <w:tbl>
+      <w:tblPr>
+        <w:tblStyle w:val="LightGrid-Accent1"/>
+        <w:tblW w:type="auto" w:w="0"/>
+        <w:tblLook w:firstColumn="1" w:firstRow="1" w:lastColumn="0" w:lastRow="0" w:noHBand="0" w:noVBand="1" w:val="04A0"/>
+      </w:tblPr>
+      <w:tblGrid>
+        <w:gridCol w:w="1440"/>
+        <w:gridCol w:w="1440"/>
+        <w:gridCol w:w="1440"/>
+        <w:gridCol w:w="1440"/>
+        <w:gridCol w:w="1440"/>
+        <w:gridCol w:w="1440"/>
+      </w:tblGrid>
+      <w:tr>
+        <w:tc>
+          <w:tcPr>
+            <w:tcW w:type="dxa" w:w="1440"/>
+          </w:tcPr>
+          <w:p>
+            <w:r>
+              <w:t>Stage</w:t>
+            </w:r>
+          </w:p>
+        </w:tc>
+        <w:tc>
+          <w:tcPr>
+            <w:tcW w:type="dxa" w:w="1440"/>
+          </w:tcPr>
+          <w:p>
+            <w:r>
+              <w:t>Document</w:t>
+            </w:r>
+          </w:p>
+        </w:tc>
+        <w:tc>
+          <w:tcPr>
+            <w:tcW w:type="dxa" w:w="1440"/>
+          </w:tcPr>
+          <w:p>
+            <w:r>
+              <w:t>Kind</w:t>
+            </w:r>
+          </w:p>
+        </w:tc>
+        <w:tc>
+          <w:tcPr>
+            <w:tcW w:type="dxa" w:w="1440"/>
+          </w:tcPr>
+          <w:p>
+            <w:r>
+              <w:t>Waits in</w:t>
+            </w:r>
+          </w:p>
+        </w:tc>
+        <w:tc>
+          <w:tcPr>
+            <w:tcW w:type="dxa" w:w="1440"/>
+          </w:tcPr>
+          <w:p>
+            <w:r>
+              <w:t>Action</w:t>
+            </w:r>
+          </w:p>
+        </w:tc>
+        <w:tc>
+          <w:tcPr>
+            <w:tcW w:type="dxa" w:w="1440"/>
+          </w:tcPr>
+          <w:p>
+            <w:r>
+              <w:t>Per farm</w:t>
+            </w:r>
+          </w:p>
+        </w:tc>
+      </w:tr>
+      <w:tr>
+        <w:tc>
+          <w:tcPr>
+            <w:tcW w:type="dxa" w:w="1440"/>
+          </w:tcPr>
+          <w:p>
+            <w:r>
+              <w:t>Master Plan: Submit</w:t>
+            </w:r>
+          </w:p>
+        </w:tc>
+        <w:tc>
+          <w:tcPr>
+            <w:tcW w:type="dxa" w:w="1440"/>
+          </w:tcPr>
+          <w:p>
+            <w:r>
+              <w:t>Master Plan</w:t>
+            </w:r>
+          </w:p>
+        </w:tc>
+        <w:tc>
+          <w:tcPr>
+            <w:tcW w:type="dxa" w:w="1440"/>
+          </w:tcPr>
+          <w:p>
+            <w:r>
+              <w:t>Submit</w:t>
+            </w:r>
+          </w:p>
+        </w:tc>
+        <w:tc>
+          <w:tcPr>
+            <w:tcW w:type="dxa" w:w="1440"/>
+          </w:tcPr>
+          <w:p>
+            <w:r>
+              <w:t>Draft</w:t>
+            </w:r>
+          </w:p>
+        </w:tc>
+        <w:tc>
+          <w:tcPr>
+            <w:tcW w:type="dxa" w:w="1440"/>
+          </w:tcPr>
+          <w:p>
+            <w:r>
+              <w:t>Send for Consultant Review</w:t>
+            </w:r>
+          </w:p>
+        </w:tc>
+        <w:tc>
+          <w:tcPr>
+            <w:tcW w:type="dxa" w:w="1440"/>
+          </w:tcPr>
+          <w:p>
+            <w:r>
+              <w:t>—</w:t>
+            </w:r>
+          </w:p>
+        </w:tc>
+      </w:tr>
+      <w:tr>
+        <w:tc>
+          <w:tcPr>
+            <w:tcW w:type="dxa" w:w="1440"/>
+          </w:tcPr>
+          <w:p>
+            <w:r>
+              <w:t>Master Plan: Consultant</w:t>
+            </w:r>
+          </w:p>
+        </w:tc>
+        <w:tc>
+          <w:tcPr>
+            <w:tcW w:type="dxa" w:w="1440"/>
+          </w:tcPr>
+          <w:p>
+            <w:r>
+              <w:t>Master Plan</w:t>
+            </w:r>
+          </w:p>
+        </w:tc>
+        <w:tc>
+          <w:tcPr>
+            <w:tcW w:type="dxa" w:w="1440"/>
+          </w:tcPr>
+          <w:p>
+            <w:r>
+              <w:t>Approval</w:t>
+            </w:r>
+          </w:p>
+        </w:tc>
+        <w:tc>
+          <w:tcPr>
+            <w:tcW w:type="dxa" w:w="1440"/>
+          </w:tcPr>
+          <w:p>
+            <w:r>
+              <w:t>Pending Consultant</w:t>
+            </w:r>
+          </w:p>
+        </w:tc>
+        <w:tc>
+          <w:tcPr>
+            <w:tcW w:type="dxa" w:w="1440"/>
+          </w:tcPr>
+          <w:p>
+            <w:r>
+              <w:t>Send to GM</w:t>
+            </w:r>
+          </w:p>
+        </w:tc>
+        <w:tc>
+          <w:tcPr>
+            <w:tcW w:type="dxa" w:w="1440"/>
+          </w:tcPr>
+          <w:p>
+            <w:r>
+              <w:t>—</w:t>
+            </w:r>
+          </w:p>
+        </w:tc>
+      </w:tr>
+      <w:tr>
+        <w:tc>
+          <w:tcPr>
+            <w:tcW w:type="dxa" w:w="1440"/>
+          </w:tcPr>
+          <w:p>
+            <w:r>
+              <w:t>Master Plan: GM</w:t>
+            </w:r>
+          </w:p>
+        </w:tc>
+        <w:tc>
+          <w:tcPr>
+            <w:tcW w:type="dxa" w:w="1440"/>
+          </w:tcPr>
+          <w:p>
+            <w:r>
+              <w:t>Master Plan</w:t>
+            </w:r>
+          </w:p>
+        </w:tc>
+        <w:tc>
+          <w:tcPr>
+            <w:tcW w:type="dxa" w:w="1440"/>
+          </w:tcPr>
+          <w:p>
+            <w:r>
+              <w:t>Approval</w:t>
+            </w:r>
+          </w:p>
+        </w:tc>
+        <w:tc>
+          <w:tcPr>
+            <w:tcW w:type="dxa" w:w="1440"/>
+          </w:tcPr>
+          <w:p>
+            <w:r>
+              <w:t>Pending GM</w:t>
+            </w:r>
+          </w:p>
+        </w:tc>
+        <w:tc>
+          <w:tcPr>
+            <w:tcW w:type="dxa" w:w="1440"/>
+          </w:tcPr>
+          <w:p>
+            <w:r>
+              <w:t>GM Approve</w:t>
+            </w:r>
+          </w:p>
+        </w:tc>
+        <w:tc>
+          <w:tcPr>
+            <w:tcW w:type="dxa" w:w="1440"/>
+          </w:tcPr>
+          <w:p>
+            <w:r>
+              <w:t>—</w:t>
+            </w:r>
+          </w:p>
+        </w:tc>
+      </w:tr>
+      <w:tr>
+        <w:tc>
+          <w:tcPr>
+            <w:tcW w:type="dxa" w:w="1440"/>
+          </w:tcPr>
+          <w:p>
+            <w:r>
+              <w:t>Planner: Submit</w:t>
+            </w:r>
+          </w:p>
+        </w:tc>
+        <w:tc>
+          <w:tcPr>
+            <w:tcW w:type="dxa" w:w="1440"/>
+          </w:tcPr>
+          <w:p>
+            <w:r>
+              <w:t>Planner</w:t>
+            </w:r>
+          </w:p>
+        </w:tc>
+        <w:tc>
+          <w:tcPr>
+            <w:tcW w:type="dxa" w:w="1440"/>
+          </w:tcPr>
+          <w:p>
+            <w:r>
+              <w:t>Submit</w:t>
+            </w:r>
+          </w:p>
+        </w:tc>
+        <w:tc>
+          <w:tcPr>
+            <w:tcW w:type="dxa" w:w="1440"/>
+          </w:tcPr>
+          <w:p>
+            <w:r>
+              <w:t>Draft</w:t>
+            </w:r>
+          </w:p>
+        </w:tc>
+        <w:tc>
+          <w:tcPr>
+            <w:tcW w:type="dxa" w:w="1440"/>
+          </w:tcPr>
+          <w:p>
+            <w:r>
+              <w:t>Submit for Approval</w:t>
+            </w:r>
+          </w:p>
+        </w:tc>
+        <w:tc>
+          <w:tcPr>
+            <w:tcW w:type="dxa" w:w="1440"/>
+          </w:tcPr>
+          <w:p>
+            <w:r>
+              <w:t>—</w:t>
+            </w:r>
+          </w:p>
+        </w:tc>
+      </w:tr>
+      <w:tr>
+        <w:tc>
+          <w:tcPr>
+            <w:tcW w:type="dxa" w:w="1440"/>
+          </w:tcPr>
+          <w:p>
+            <w:r>
+              <w:t>Planner: Farm Approval</w:t>
+            </w:r>
+          </w:p>
+        </w:tc>
+        <w:tc>
+          <w:tcPr>
+            <w:tcW w:type="dxa" w:w="1440"/>
+          </w:tcPr>
+          <w:p>
+            <w:r>
+              <w:t>Planner</w:t>
+            </w:r>
+          </w:p>
+        </w:tc>
+        <w:tc>
+          <w:tcPr>
+            <w:tcW w:type="dxa" w:w="1440"/>
+          </w:tcPr>
+          <w:p>
+            <w:r>
+              <w:t>Approval</w:t>
+            </w:r>
+          </w:p>
+        </w:tc>
+        <w:tc>
+          <w:tcPr>
+            <w:tcW w:type="dxa" w:w="1440"/>
+          </w:tcPr>
+          <w:p>
+            <w:r>
+              <w:t>Pending Approval</w:t>
+            </w:r>
+          </w:p>
+        </w:tc>
+        <w:tc>
+          <w:tcPr>
+            <w:tcW w:type="dxa" w:w="1440"/>
+          </w:tcPr>
+          <w:p>
+            <w:r>
+              <w:t>Approve</w:t>
+            </w:r>
+          </w:p>
+        </w:tc>
+        <w:tc>
+          <w:tcPr>
+            <w:tcW w:type="dxa" w:w="1440"/>
+          </w:tcPr>
+          <w:p>
+            <w:r>
+              <w:t>Yes</w:t>
+            </w:r>
+          </w:p>
+        </w:tc>
+      </w:tr>
+      <w:tr>
+        <w:tc>
+          <w:tcPr>
+            <w:tcW w:type="dxa" w:w="1440"/>
+          </w:tcPr>
+          <w:p>
+            <w:r>
+              <w:t>Planner: Weekly Consultant</w:t>
+            </w:r>
+          </w:p>
+        </w:tc>
+        <w:tc>
+          <w:tcPr>
+            <w:tcW w:type="dxa" w:w="1440"/>
+          </w:tcPr>
+          <w:p>
+            <w:r>
+              <w:t>Planner</w:t>
+            </w:r>
+          </w:p>
+        </w:tc>
+        <w:tc>
+          <w:tcPr>
+            <w:tcW w:type="dxa" w:w="1440"/>
+          </w:tcPr>
+          <w:p>
+            <w:r>
+              <w:t>Gate</w:t>
+            </w:r>
+          </w:p>
+        </w:tc>
+        <w:tc>
+          <w:tcPr>
+            <w:tcW w:type="dxa" w:w="1440"/>
+          </w:tcPr>
+          <w:p>
+            <w:r>
+              <w:t>—</w:t>
+            </w:r>
+          </w:p>
+        </w:tc>
+        <w:tc>
+          <w:tcPr>
+            <w:tcW w:type="dxa" w:w="1440"/>
+          </w:tcPr>
+          <w:p>
+            <w:r>
+              <w:t>—</w:t>
+            </w:r>
+          </w:p>
+        </w:tc>
+        <w:tc>
+          <w:tcPr>
+            <w:tcW w:type="dxa" w:w="1440"/>
+          </w:tcPr>
+          <w:p>
+            <w:r>
+              <w:t>—</w:t>
+            </w:r>
+          </w:p>
+        </w:tc>
+      </w:tr>
+      <w:tr>
+        <w:tc>
+          <w:tcPr>
+            <w:tcW w:type="dxa" w:w="1440"/>
+          </w:tcPr>
+          <w:p>
+            <w:r>
+              <w:t>Assigner: Submit</w:t>
+            </w:r>
+          </w:p>
+        </w:tc>
+        <w:tc>
+          <w:tcPr>
+            <w:tcW w:type="dxa" w:w="1440"/>
+          </w:tcPr>
+          <w:p>
+            <w:r>
+              <w:t>Assigner</w:t>
+            </w:r>
+          </w:p>
+        </w:tc>
+        <w:tc>
+          <w:tcPr>
+            <w:tcW w:type="dxa" w:w="1440"/>
+          </w:tcPr>
+          <w:p>
+            <w:r>
+              <w:t>Submit</w:t>
+            </w:r>
+          </w:p>
+        </w:tc>
+        <w:tc>
+          <w:tcPr>
+            <w:tcW w:type="dxa" w:w="1440"/>
+          </w:tcPr>
+          <w:p>
+            <w:r>
+              <w:t>Draft</w:t>
+            </w:r>
+          </w:p>
+        </w:tc>
+        <w:tc>
+          <w:tcPr>
+            <w:tcW w:type="dxa" w:w="1440"/>
+          </w:tcPr>
+          <w:p>
+            <w:r>
+              <w:t>Submit for Approval</w:t>
+            </w:r>
+          </w:p>
+        </w:tc>
+        <w:tc>
+          <w:tcPr>
+            <w:tcW w:type="dxa" w:w="1440"/>
+          </w:tcPr>
+          <w:p>
+            <w:r>
+              <w:t>—</w:t>
+            </w:r>
+          </w:p>
+        </w:tc>
+      </w:tr>
+      <w:tr>
+        <w:tc>
+          <w:tcPr>
+            <w:tcW w:type="dxa" w:w="1440"/>
+          </w:tcPr>
+          <w:p>
+            <w:r>
+              <w:t>Assigner: Farm Manager</w:t>
+            </w:r>
+          </w:p>
+        </w:tc>
+        <w:tc>
+          <w:tcPr>
+            <w:tcW w:type="dxa" w:w="1440"/>
+          </w:tcPr>
+          <w:p>
+            <w:r>
+              <w:t>Assigner</w:t>
+            </w:r>
+          </w:p>
+        </w:tc>
+        <w:tc>
+          <w:tcPr>
+            <w:tcW w:type="dxa" w:w="1440"/>
+          </w:tcPr>
+          <w:p>
+            <w:r>
+              <w:t>Approval</w:t>
+            </w:r>
+          </w:p>
+        </w:tc>
+        <w:tc>
+          <w:tcPr>
+            <w:tcW w:type="dxa" w:w="1440"/>
+          </w:tcPr>
+          <w:p>
+            <w:r>
+              <w:t>Pending Farm Manager</w:t>
+            </w:r>
+          </w:p>
+        </w:tc>
+        <w:tc>
+          <w:tcPr>
+            <w:tcW w:type="dxa" w:w="1440"/>
+          </w:tcPr>
+          <w:p>
+            <w:r>
+              <w:t>FM Approve</w:t>
+            </w:r>
+          </w:p>
+        </w:tc>
+        <w:tc>
+          <w:tcPr>
+            <w:tcW w:type="dxa" w:w="1440"/>
+          </w:tcPr>
+          <w:p>
+            <w:r>
+              <w:t>Yes</w:t>
+            </w:r>
+          </w:p>
+        </w:tc>
+      </w:tr>
+      <w:tr>
+        <w:tc>
+          <w:tcPr>
+            <w:tcW w:type="dxa" w:w="1440"/>
+          </w:tcPr>
+          <w:p>
+            <w:r>
+              <w:t>Assigner: HR Head</w:t>
+            </w:r>
+          </w:p>
+        </w:tc>
+        <w:tc>
+          <w:tcPr>
+            <w:tcW w:type="dxa" w:w="1440"/>
+          </w:tcPr>
+          <w:p>
+            <w:r>
+              <w:t>Assigner</w:t>
+            </w:r>
+          </w:p>
+        </w:tc>
+        <w:tc>
+          <w:tcPr>
+            <w:tcW w:type="dxa" w:w="1440"/>
+          </w:tcPr>
+          <w:p>
+            <w:r>
+              <w:t>Approval</w:t>
+            </w:r>
+          </w:p>
+        </w:tc>
+        <w:tc>
+          <w:tcPr>
+            <w:tcW w:type="dxa" w:w="1440"/>
+          </w:tcPr>
+          <w:p>
+            <w:r>
+              <w:t>Pending HR Head</w:t>
+            </w:r>
+          </w:p>
+        </w:tc>
+        <w:tc>
+          <w:tcPr>
+            <w:tcW w:type="dxa" w:w="1440"/>
+          </w:tcPr>
+          <w:p>
+            <w:r>
+              <w:t>HR Approve</w:t>
+            </w:r>
+          </w:p>
+        </w:tc>
+        <w:tc>
+          <w:tcPr>
+            <w:tcW w:type="dxa" w:w="1440"/>
+          </w:tcPr>
+          <w:p>
+            <w:r>
+              <w:t>—</w:t>
+            </w:r>
+          </w:p>
+        </w:tc>
+      </w:tr>
+      <w:tr>
+        <w:tc>
+          <w:tcPr>
+            <w:tcW w:type="dxa" w:w="1440"/>
+          </w:tcPr>
+          <w:p>
+            <w:r>
+              <w:t>Assigner: GM</w:t>
+            </w:r>
+          </w:p>
+        </w:tc>
+        <w:tc>
+          <w:tcPr>
+            <w:tcW w:type="dxa" w:w="1440"/>
+          </w:tcPr>
+          <w:p>
+            <w:r>
+              <w:t>Assigner</w:t>
+            </w:r>
+          </w:p>
+        </w:tc>
+        <w:tc>
+          <w:tcPr>
+            <w:tcW w:type="dxa" w:w="1440"/>
+          </w:tcPr>
+          <w:p>
+            <w:r>
+              <w:t>Approval</w:t>
+            </w:r>
+          </w:p>
+        </w:tc>
+        <w:tc>
+          <w:tcPr>
+            <w:tcW w:type="dxa" w:w="1440"/>
+          </w:tcPr>
+          <w:p>
+            <w:r>
+              <w:t>Pending GM</w:t>
+            </w:r>
+          </w:p>
+        </w:tc>
+        <w:tc>
+          <w:tcPr>
+            <w:tcW w:type="dxa" w:w="1440"/>
+          </w:tcPr>
+          <w:p>
+            <w:r>
+              <w:t>GM Approve</w:t>
+            </w:r>
+          </w:p>
+        </w:tc>
+        <w:tc>
+          <w:tcPr>
+            <w:tcW w:type="dxa" w:w="1440"/>
+          </w:tcPr>
+          <w:p>
+            <w:r>
+              <w:t>—</w:t>
+            </w:r>
+          </w:p>
+        </w:tc>
+      </w:tr>
+      <w:tr>
+        <w:tc>
+          <w:tcPr>
+            <w:tcW w:type="dxa" w:w="1440"/>
+          </w:tcPr>
+          <w:p>
+            <w:r>
+              <w:t>Actuals: Submit</w:t>
+            </w:r>
+          </w:p>
+        </w:tc>
+        <w:tc>
+          <w:tcPr>
+            <w:tcW w:type="dxa" w:w="1440"/>
+          </w:tcPr>
+          <w:p>
+            <w:r>
+              <w:t>Actuals</w:t>
+            </w:r>
+          </w:p>
+        </w:tc>
+        <w:tc>
+          <w:tcPr>
+            <w:tcW w:type="dxa" w:w="1440"/>
+          </w:tcPr>
+          <w:p>
+            <w:r>
+              <w:t>Submit</w:t>
+            </w:r>
+          </w:p>
+        </w:tc>
+        <w:tc>
+          <w:tcPr>
+            <w:tcW w:type="dxa" w:w="1440"/>
+          </w:tcPr>
+          <w:p>
+            <w:r>
+              <w:t>Draft</w:t>
+            </w:r>
+          </w:p>
+        </w:tc>
+        <w:tc>
+          <w:tcPr>
+            <w:tcW w:type="dxa" w:w="1440"/>
+          </w:tcPr>
+          <w:p>
+            <w:r>
+              <w:t>Submit for Approval</w:t>
+            </w:r>
+          </w:p>
+        </w:tc>
+        <w:tc>
+          <w:tcPr>
+            <w:tcW w:type="dxa" w:w="1440"/>
+          </w:tcPr>
+          <w:p>
+            <w:r>
+              <w:t>—</w:t>
+            </w:r>
+          </w:p>
+        </w:tc>
+      </w:tr>
+      <w:tr>
+        <w:tc>
+          <w:tcPr>
+            <w:tcW w:type="dxa" w:w="1440"/>
+          </w:tcPr>
+          <w:p>
+            <w:r>
+              <w:t>Actuals: Farm Manager</w:t>
+            </w:r>
+          </w:p>
+        </w:tc>
+        <w:tc>
+          <w:tcPr>
+            <w:tcW w:type="dxa" w:w="1440"/>
+          </w:tcPr>
+          <w:p>
+            <w:r>
+              <w:t>Actuals</w:t>
+            </w:r>
+          </w:p>
+        </w:tc>
+        <w:tc>
+          <w:tcPr>
+            <w:tcW w:type="dxa" w:w="1440"/>
+          </w:tcPr>
+          <w:p>
+            <w:r>
+              <w:t>Approval</w:t>
+            </w:r>
+          </w:p>
+        </w:tc>
+        <w:tc>
+          <w:tcPr>
+            <w:tcW w:type="dxa" w:w="1440"/>
+          </w:tcPr>
+          <w:p>
+            <w:r>
+              <w:t>Pending Farm Manager</w:t>
+            </w:r>
+          </w:p>
+        </w:tc>
+        <w:tc>
+          <w:tcPr>
+            <w:tcW w:type="dxa" w:w="1440"/>
+          </w:tcPr>
+          <w:p>
+            <w:r>
+              <w:t>FM Approve</w:t>
+            </w:r>
+          </w:p>
+        </w:tc>
+        <w:tc>
+          <w:tcPr>
+            <w:tcW w:type="dxa" w:w="1440"/>
+          </w:tcPr>
+          <w:p>
+            <w:r>
+              <w:t>Yes</w:t>
+            </w:r>
+          </w:p>
+        </w:tc>
+      </w:tr>
+      <w:tr>
+        <w:tc>
+          <w:tcPr>
+            <w:tcW w:type="dxa" w:w="1440"/>
+          </w:tcPr>
+          <w:p>
+            <w:r>
+              <w:t>Actuals: HR Head</w:t>
+            </w:r>
+          </w:p>
+        </w:tc>
+        <w:tc>
+          <w:tcPr>
+            <w:tcW w:type="dxa" w:w="1440"/>
+          </w:tcPr>
+          <w:p>
+            <w:r>
+              <w:t>Actuals</w:t>
+            </w:r>
+          </w:p>
+        </w:tc>
+        <w:tc>
+          <w:tcPr>
+            <w:tcW w:type="dxa" w:w="1440"/>
+          </w:tcPr>
+          <w:p>
+            <w:r>
+              <w:t>Approval</w:t>
+            </w:r>
+          </w:p>
+        </w:tc>
+        <w:tc>
+          <w:tcPr>
+            <w:tcW w:type="dxa" w:w="1440"/>
+          </w:tcPr>
+          <w:p>
+            <w:r>
+              <w:t>Pending HR Head</w:t>
+            </w:r>
+          </w:p>
+        </w:tc>
+        <w:tc>
+          <w:tcPr>
+            <w:tcW w:type="dxa" w:w="1440"/>
+          </w:tcPr>
+          <w:p>
+            <w:r>
+              <w:t>HR Approve</w:t>
+            </w:r>
+          </w:p>
+        </w:tc>
+        <w:tc>
+          <w:tcPr>
+            <w:tcW w:type="dxa" w:w="1440"/>
+          </w:tcPr>
+          <w:p>
+            <w:r>
+              <w:t>—</w:t>
+            </w:r>
+          </w:p>
+        </w:tc>
+      </w:tr>
+      <w:tr>
+        <w:tc>
+          <w:tcPr>
+            <w:tcW w:type="dxa" w:w="1440"/>
+          </w:tcPr>
+          <w:p>
+            <w:r>
+              <w:t>Actuals: GM</w:t>
+            </w:r>
+          </w:p>
+        </w:tc>
+        <w:tc>
+          <w:tcPr>
+            <w:tcW w:type="dxa" w:w="1440"/>
+          </w:tcPr>
+          <w:p>
+            <w:r>
+              <w:t>Actuals</w:t>
+            </w:r>
+          </w:p>
+        </w:tc>
+        <w:tc>
+          <w:tcPr>
+            <w:tcW w:type="dxa" w:w="1440"/>
+          </w:tcPr>
+          <w:p>
+            <w:r>
+              <w:t>Approval</w:t>
+            </w:r>
+          </w:p>
+        </w:tc>
+        <w:tc>
+          <w:tcPr>
+            <w:tcW w:type="dxa" w:w="1440"/>
+          </w:tcPr>
+          <w:p>
+            <w:r>
+              <w:t>Pending GM</w:t>
+            </w:r>
+          </w:p>
+        </w:tc>
+        <w:tc>
+          <w:tcPr>
+            <w:tcW w:type="dxa" w:w="1440"/>
+          </w:tcPr>
+          <w:p>
+            <w:r>
+              <w:t>GM Approve</w:t>
+            </w:r>
+          </w:p>
+        </w:tc>
+        <w:tc>
+          <w:tcPr>
+            <w:tcW w:type="dxa" w:w="1440"/>
+          </w:tcPr>
+          <w:p>
+            <w:r>
+              <w:t>—</w:t>
+            </w:r>
+          </w:p>
+        </w:tc>
+      </w:tr>
+      <w:tr>
+        <w:tc>
+          <w:tcPr>
+            <w:tcW w:type="dxa" w:w="1440"/>
+          </w:tcPr>
+          <w:p>
+            <w:r>
+              <w:t>Payment: Accounts</w:t>
+            </w:r>
+          </w:p>
+        </w:tc>
+        <w:tc>
+          <w:tcPr>
+            <w:tcW w:type="dxa" w:w="1440"/>
+          </w:tcPr>
+          <w:p>
+            <w:r>
+              <w:t>Payment</w:t>
+            </w:r>
+          </w:p>
+        </w:tc>
+        <w:tc>
+          <w:tcPr>
+            <w:tcW w:type="dxa" w:w="1440"/>
+          </w:tcPr>
+          <w:p>
+            <w:r>
+              <w:t>Approval</w:t>
+            </w:r>
+          </w:p>
+        </w:tc>
+        <w:tc>
+          <w:tcPr>
+            <w:tcW w:type="dxa" w:w="1440"/>
+          </w:tcPr>
+          <w:p>
+            <w:r>
+              <w:t>Unpaid</w:t>
+            </w:r>
+          </w:p>
+        </w:tc>
+        <w:tc>
+          <w:tcPr>
+            <w:tcW w:type="dxa" w:w="1440"/>
+          </w:tcPr>
+          <w:p>
+            <w:r>
+              <w:t>Mark Paid</w:t>
+            </w:r>
+          </w:p>
+        </w:tc>
+        <w:tc>
+          <w:tcPr>
+            <w:tcW w:type="dxa" w:w="1440"/>
+          </w:tcPr>
+          <w:p>
+            <w:r>
+              <w:t>—</w:t>
+            </w:r>
+          </w:p>
+        </w:tc>
+      </w:tr>
+    </w:tbl>
+    <w:p/>
+    <w:p>
+      <w:pPr>
+        <w:pStyle w:val="Heading2"/>
+      </w:pPr>
+      <w:r>
+        <w:rPr>
+          <w:color w:val="A06000"/>
+        </w:rPr>
+        <w:t>14. Settings reference</w:t>
+      </w:r>
+    </w:p>
+    <w:p>
+      <w:r>
+        <w:t>Every field in Work Management Settings, in the order it appears on the form.</w:t>
+      </w:r>
+    </w:p>
+    <w:p>
+      <w:r>
+        <w:rPr>
+          <w:color w:val="6F6D65"/>
+          <w:sz w:val="17"/>
+        </w:rPr>
+        <w:t>General</w:t>
+      </w:r>
+    </w:p>
+    <w:tbl>
+      <w:tblPr>
+        <w:tblStyle w:val="LightGrid-Accent1"/>
+        <w:tblW w:type="auto" w:w="0"/>
+        <w:tblLook w:firstColumn="1" w:firstRow="1" w:lastColumn="0" w:lastRow="0" w:noHBand="0" w:noVBand="1" w:val="04A0"/>
+      </w:tblPr>
+      <w:tblGrid>
+        <w:gridCol w:w="2880"/>
+        <w:gridCol w:w="2880"/>
+        <w:gridCol w:w="2880"/>
+      </w:tblGrid>
+      <w:tr>
+        <w:tc>
+          <w:tcPr>
+            <w:tcW w:type="dxa" w:w="2880"/>
+          </w:tcPr>
+          <w:p>
+            <w:r>
+              <w:t>Setting</w:t>
+            </w:r>
+          </w:p>
+        </w:tc>
+        <w:tc>
+          <w:tcPr>
+            <w:tcW w:type="dxa" w:w="2880"/>
+          </w:tcPr>
+          <w:p>
+            <w:r>
+              <w:t>Type</w:t>
+            </w:r>
+          </w:p>
+        </w:tc>
+        <w:tc>
+          <w:tcPr>
+            <w:tcW w:type="dxa" w:w="2880"/>
+          </w:tcPr>
+          <w:p>
+            <w:r>
+              <w:t>What it does</w:t>
+            </w:r>
+          </w:p>
+        </w:tc>
+      </w:tr>
+      <w:tr>
+        <w:tc>
+          <w:tcPr>
+            <w:tcW w:type="dxa" w:w="2880"/>
+          </w:tcPr>
+          <w:p>
+            <w:r>
+              <w:t>Default Company</w:t>
+            </w:r>
+          </w:p>
+        </w:tc>
+        <w:tc>
+          <w:tcPr>
+            <w:tcW w:type="dxa" w:w="2880"/>
+          </w:tcPr>
+          <w:p>
+            <w:r>
+              <w:t>Link</w:t>
+            </w:r>
+          </w:p>
+        </w:tc>
+        <w:tc>
+          <w:tcPr>
+            <w:tcW w:type="dxa" w:w="2880"/>
+          </w:tcPr>
+          <w:p>
+            <w:r>
+              <w:t>Used on new plans, assignments and payments. Falls back to the site's own default company when empty.</w:t>
+            </w:r>
+          </w:p>
+        </w:tc>
+      </w:tr>
+      <w:tr>
+        <w:tc>
+          <w:tcPr>
+            <w:tcW w:type="dxa" w:w="2880"/>
+          </w:tcPr>
+          <w:p>
+            <w:r>
+              <w:t>Block Exclude Keywords</w:t>
+            </w:r>
+          </w:p>
+        </w:tc>
+        <w:tc>
+          <w:tcPr>
+            <w:tcW w:type="dxa" w:w="2880"/>
+          </w:tcPr>
+          <w:p>
+            <w:r>
+              <w:t>Small Text</w:t>
+            </w:r>
+          </w:p>
+        </w:tc>
+        <w:tc>
+          <w:tcPr>
+            <w:tcW w:type="dxa" w:w="2880"/>
+          </w:tcPr>
+          <w:p>
+            <w:r>
+              <w:t>Comma-separated keywords. Warehouses whose name contains any of these are hidden from the block picker (e.g. Store, Mill, Tank).</w:t>
+            </w:r>
+          </w:p>
+        </w:tc>
+      </w:tr>
+    </w:tbl>
+    <w:p/>
+    <w:p>
+      <w:r>
+        <w:rPr>
+          <w:color w:val="6F6D65"/>
+          <w:sz w:val="17"/>
+        </w:rPr>
+        <w:t>Farms</w:t>
+      </w:r>
+    </w:p>
+    <w:tbl>
+      <w:tblPr>
+        <w:tblStyle w:val="LightGrid-Accent1"/>
+        <w:tblW w:type="auto" w:w="0"/>
+        <w:tblLook w:firstColumn="1" w:firstRow="1" w:lastColumn="0" w:lastRow="0" w:noHBand="0" w:noVBand="1" w:val="04A0"/>
+      </w:tblPr>
+      <w:tblGrid>
+        <w:gridCol w:w="2880"/>
+        <w:gridCol w:w="2880"/>
+        <w:gridCol w:w="2880"/>
+      </w:tblGrid>
+      <w:tr>
+        <w:tc>
+          <w:tcPr>
+            <w:tcW w:type="dxa" w:w="2880"/>
+          </w:tcPr>
+          <w:p>
+            <w:r>
+              <w:t>Setting</w:t>
+            </w:r>
+          </w:p>
+        </w:tc>
+        <w:tc>
+          <w:tcPr>
+            <w:tcW w:type="dxa" w:w="2880"/>
+          </w:tcPr>
+          <w:p>
+            <w:r>
+              <w:t>Type</w:t>
+            </w:r>
+          </w:p>
+        </w:tc>
+        <w:tc>
+          <w:tcPr>
+            <w:tcW w:type="dxa" w:w="2880"/>
+          </w:tcPr>
+          <w:p>
+            <w:r>
+              <w:t>What it does</w:t>
+            </w:r>
+          </w:p>
+        </w:tc>
+      </w:tr>
+      <w:tr>
+        <w:tc>
+          <w:tcPr>
+            <w:tcW w:type="dxa" w:w="2880"/>
+          </w:tcPr>
+          <w:p>
+            <w:r>
+              <w:t>Farms (read-only)</w:t>
+            </w:r>
+          </w:p>
+        </w:tc>
+        <w:tc>
+          <w:tcPr>
+            <w:tcW w:type="dxa" w:w="2880"/>
+          </w:tcPr>
+          <w:p>
+            <w:r>
+              <w:t>Table</w:t>
+            </w:r>
+          </w:p>
+        </w:tc>
+        <w:tc>
+          <w:tcPr>
+            <w:tcW w:type="dxa" w:w="2880"/>
+          </w:tcPr>
+          <w:p>
+            <w:r>
+              <w:t>Superseded by the Work Management Farm doctype, which now holds farms and their cost projects, and by Stage Approvers, which holds who approves for each farm. Read-only, and removed in the next release.</w:t>
+            </w:r>
+          </w:p>
+        </w:tc>
+      </w:tr>
+    </w:tbl>
+    <w:p/>
+    <w:p>
+      <w:r>
+        <w:rPr>
+          <w:color w:val="6F6D65"/>
+          <w:sz w:val="17"/>
+        </w:rPr>
+        <w:t>Approvals</w:t>
+      </w:r>
+    </w:p>
+    <w:tbl>
+      <w:tblPr>
+        <w:tblStyle w:val="LightGrid-Accent1"/>
+        <w:tblW w:type="auto" w:w="0"/>
+        <w:tblLook w:firstColumn="1" w:firstRow="1" w:lastColumn="0" w:lastRow="0" w:noHBand="0" w:noVBand="1" w:val="04A0"/>
+      </w:tblPr>
+      <w:tblGrid>
+        <w:gridCol w:w="2880"/>
+        <w:gridCol w:w="2880"/>
+        <w:gridCol w:w="2880"/>
+      </w:tblGrid>
+      <w:tr>
+        <w:tc>
+          <w:tcPr>
+            <w:tcW w:type="dxa" w:w="2880"/>
+          </w:tcPr>
+          <w:p>
+            <w:r>
+              <w:t>Setting</w:t>
+            </w:r>
+          </w:p>
+        </w:tc>
+        <w:tc>
+          <w:tcPr>
+            <w:tcW w:type="dxa" w:w="2880"/>
+          </w:tcPr>
+          <w:p>
+            <w:r>
+              <w:t>Type</w:t>
+            </w:r>
+          </w:p>
+        </w:tc>
+        <w:tc>
+          <w:tcPr>
+            <w:tcW w:type="dxa" w:w="2880"/>
+          </w:tcPr>
+          <w:p>
+            <w:r>
+              <w:t>What it does</w:t>
+            </w:r>
+          </w:p>
+        </w:tc>
+      </w:tr>
+      <w:tr>
+        <w:tc>
+          <w:tcPr>
+            <w:tcW w:type="dxa" w:w="2880"/>
+          </w:tcPr>
+          <w:p>
+            <w:r>
+              <w:t>Approval Stages</w:t>
+            </w:r>
+          </w:p>
+        </w:tc>
+        <w:tc>
+          <w:tcPr>
+            <w:tcW w:type="dxa" w:w="2880"/>
+          </w:tcPr>
+          <w:p>
+            <w:r>
+              <w:t>Table</w:t>
+            </w:r>
+          </w:p>
+        </w:tc>
+        <w:tc>
+          <w:tcPr>
+            <w:tcW w:type="dxa" w:w="2880"/>
+          </w:tcPr>
+          <w:p>
+            <w:r>
+              <w:t>One row per step of every approval chain, seeded on install. The step and its document are fixed; set the role that takes it, and clear On to drop the step and relink the chain around it. Submit steps cannot be switched off.</w:t>
+            </w:r>
+          </w:p>
+        </w:tc>
+      </w:tr>
+      <w:tr>
+        <w:tc>
+          <w:tcPr>
+            <w:tcW w:type="dxa" w:w="2880"/>
+          </w:tcPr>
+          <w:p>
+            <w:r>
+              <w:t>Stage Approvers</w:t>
+            </w:r>
+          </w:p>
+        </w:tc>
+        <w:tc>
+          <w:tcPr>
+            <w:tcW w:type="dxa" w:w="2880"/>
+          </w:tcPr>
+          <w:p>
+            <w:r>
+              <w:t>Table</w:t>
+            </w:r>
+          </w:p>
+        </w:tc>
+        <w:tc>
+          <w:tcPr>
+            <w:tcW w:type="dxa" w:w="2880"/>
+          </w:tcPr>
+          <w:p>
+            <w:r>
+              <w:t>One row per person per stage. Leave Farm empty for someone who approves every farm. On a farm-scoped stage, give each farm its own role override to stop one farm's manager approving another's.</w:t>
+            </w:r>
+          </w:p>
+        </w:tc>
+      </w:tr>
+    </w:tbl>
+    <w:p/>
+    <w:p>
+      <w:r>
+        <w:rPr>
+          <w:color w:val="6F6D65"/>
+          <w:sz w:val="17"/>
+        </w:rPr>
+        <w:t>Time &amp; Attendance integration</w:t>
+      </w:r>
+    </w:p>
+    <w:tbl>
+      <w:tblPr>
+        <w:tblStyle w:val="LightGrid-Accent1"/>
+        <w:tblW w:type="auto" w:w="0"/>
+        <w:tblLook w:firstColumn="1" w:firstRow="1" w:lastColumn="0" w:lastRow="0" w:noHBand="0" w:noVBand="1" w:val="04A0"/>
+      </w:tblPr>
+      <w:tblGrid>
+        <w:gridCol w:w="2880"/>
+        <w:gridCol w:w="2880"/>
+        <w:gridCol w:w="2880"/>
+      </w:tblGrid>
+      <w:tr>
+        <w:tc>
+          <w:tcPr>
+            <w:tcW w:type="dxa" w:w="2880"/>
+          </w:tcPr>
+          <w:p>
+            <w:r>
+              <w:t>Setting</w:t>
+            </w:r>
+          </w:p>
+        </w:tc>
+        <w:tc>
+          <w:tcPr>
+            <w:tcW w:type="dxa" w:w="2880"/>
+          </w:tcPr>
+          <w:p>
+            <w:r>
+              <w:t>Type</w:t>
+            </w:r>
+          </w:p>
+        </w:tc>
+        <w:tc>
+          <w:tcPr>
+            <w:tcW w:type="dxa" w:w="2880"/>
+          </w:tcPr>
+          <w:p>
+            <w:r>
+              <w:t>What it does</w:t>
+            </w:r>
+          </w:p>
+        </w:tc>
+      </w:tr>
+      <w:tr>
+        <w:tc>
+          <w:tcPr>
+            <w:tcW w:type="dxa" w:w="2880"/>
+          </w:tcPr>
+          <w:p>
+            <w:r>
+              <w:t>Check attendance (block employees marked Absent)</w:t>
+            </w:r>
+          </w:p>
+        </w:tc>
+        <w:tc>
+          <w:tcPr>
+            <w:tcW w:type="dxa" w:w="2880"/>
+          </w:tcPr>
+          <w:p>
+            <w:r>
+              <w:t>Check</w:t>
+            </w:r>
+          </w:p>
+        </w:tc>
+        <w:tc>
+          <w:tcPr>
+            <w:tcW w:type="dxa" w:w="2880"/>
+          </w:tcPr>
+          <w:p>
+            <w:r>
+              <w:t>Blocks when a submitted Attendance record says Absent on the date. Missing attendance never blocks.</w:t>
+            </w:r>
+          </w:p>
+        </w:tc>
+      </w:tr>
+      <w:tr>
+        <w:tc>
+          <w:tcPr>
+            <w:tcW w:type="dxa" w:w="2880"/>
+          </w:tcPr>
+          <w:p>
+            <w:r>
+              <w:t>Check approved leaves</w:t>
+            </w:r>
+          </w:p>
+        </w:tc>
+        <w:tc>
+          <w:tcPr>
+            <w:tcW w:type="dxa" w:w="2880"/>
+          </w:tcPr>
+          <w:p>
+            <w:r>
+              <w:t>Check</w:t>
+            </w:r>
+          </w:p>
+        </w:tc>
+        <w:tc>
+          <w:tcPr>
+            <w:tcW w:type="dxa" w:w="2880"/>
+          </w:tcPr>
+          <w:p>
+            <w:r>
+              <w:t>Blocks when an approved Leave Application covers the date(s).</w:t>
+            </w:r>
+          </w:p>
+        </w:tc>
+      </w:tr>
+      <w:tr>
+        <w:tc>
+          <w:tcPr>
+            <w:tcW w:type="dxa" w:w="2880"/>
+          </w:tcPr>
+          <w:p>
+            <w:r>
+              <w:t>Check weekly offs / holidays</w:t>
+            </w:r>
+          </w:p>
+        </w:tc>
+        <w:tc>
+          <w:tcPr>
+            <w:tcW w:type="dxa" w:w="2880"/>
+          </w:tcPr>
+          <w:p>
+            <w:r>
+              <w:t>Check</w:t>
+            </w:r>
+          </w:p>
+        </w:tc>
+        <w:tc>
+          <w:tcPr>
+            <w:tcW w:type="dxa" w:w="2880"/>
+          </w:tcPr>
+          <w:p>
+            <w:r>
+              <w:t>Actuals: blocks recording work on the employee's off day. Assigner: flags only when offs cover the whole assignment window.</w:t>
+            </w:r>
+          </w:p>
+        </w:tc>
+      </w:tr>
+      <w:tr>
+        <w:tc>
+          <w:tcPr>
+            <w:tcW w:type="dxa" w:w="2880"/>
+          </w:tcPr>
+          <w:p>
+            <w:r>
+              <w:t>Require a morning scan for day-of assignment</w:t>
+            </w:r>
+          </w:p>
+        </w:tc>
+        <w:tc>
+          <w:tcPr>
+            <w:tcW w:type="dxa" w:w="2880"/>
+          </w:tcPr>
+          <w:p>
+            <w:r>
+              <w:t>Check</w:t>
+            </w:r>
+          </w:p>
+        </w:tc>
+        <w:tc>
+          <w:tcPr>
+            <w:tcW w:type="dxa" w:w="2880"/>
+          </w:tcPr>
+          <w:p>
+            <w:r>
+              <w:t>When an assignment window includes today (and the cutoff has passed), workers with no biometric scan and no Present attendance today need an override. Night-shift workers are exempt.</w:t>
+            </w:r>
+          </w:p>
+        </w:tc>
+      </w:tr>
+      <w:tr>
+        <w:tc>
+          <w:tcPr>
+            <w:tcW w:type="dxa" w:w="2880"/>
+          </w:tcPr>
+          <w:p>
+            <w:r>
+              <w:t>Morning scan cutoff</w:t>
+            </w:r>
+          </w:p>
+        </w:tc>
+        <w:tc>
+          <w:tcPr>
+            <w:tcW w:type="dxa" w:w="2880"/>
+          </w:tcPr>
+          <w:p>
+            <w:r>
+              <w:t>Time</w:t>
+            </w:r>
+          </w:p>
+        </w:tc>
+        <w:tc>
+          <w:tcPr>
+            <w:tcW w:type="dxa" w:w="2880"/>
+          </w:tcPr>
+          <w:p>
+            <w:r>
+              <w:t>Before this time, missing scans are shown as a grey chip only — no override dialog.</w:t>
+            </w:r>
+          </w:p>
+        </w:tc>
+      </w:tr>
+      <w:tr>
+        <w:tc>
+          <w:tcPr>
+            <w:tcW w:type="dxa" w:w="2880"/>
+          </w:tcPr>
+          <w:p>
+            <w:r>
+              <w:t>Check scans when recording actuals</w:t>
+            </w:r>
+          </w:p>
+        </w:tc>
+        <w:tc>
+          <w:tcPr>
+            <w:tcW w:type="dxa" w:w="2880"/>
+          </w:tcPr>
+          <w:p>
+            <w:r>
+              <w:t>Check</w:t>
+            </w:r>
+          </w:p>
+        </w:tc>
+        <w:tc>
+          <w:tcPr>
+            <w:tcW w:type="dxa" w:w="2880"/>
+          </w:tcPr>
+          <w:p>
+            <w:r>
+              <w:t>Recording a quantity for a worker with zero biometric scans and no Present attendance on that work date needs an override.</w:t>
+            </w:r>
+          </w:p>
+        </w:tc>
+      </w:tr>
+      <w:tr>
+        <w:tc>
+          <w:tcPr>
+            <w:tcW w:type="dxa" w:w="2880"/>
+          </w:tcPr>
+          <w:p>
+            <w:r>
+              <w:t>Off-day rule when assigning</w:t>
+            </w:r>
+          </w:p>
+        </w:tc>
+        <w:tc>
+          <w:tcPr>
+            <w:tcW w:type="dxa" w:w="2880"/>
+          </w:tcPr>
+          <w:p>
+            <w:r>
+              <w:t>Select</w:t>
+            </w:r>
+          </w:p>
+        </w:tc>
+        <w:tc>
+          <w:tcPr>
+            <w:tcW w:type="dxa" w:w="2880"/>
+          </w:tcPr>
+          <w:p>
+            <w:r>
+              <w:t>Entire window: only flag a worker whose off days cover the WHOLE assignment period. Any off day: flag any off day inside the period. Ignore: off days never flag at assignment (actuals still checks the exact day).</w:t>
+            </w:r>
+          </w:p>
+        </w:tc>
+      </w:tr>
+    </w:tbl>
+    <w:p/>
+    <w:p>
+      <w:r>
+        <w:rPr>
+          <w:color w:val="6F6D65"/>
+          <w:sz w:val="17"/>
+        </w:rPr>
+        <w:t>Discrepancy checks (Audit → Discrepancies)</w:t>
+      </w:r>
+    </w:p>
+    <w:tbl>
+      <w:tblPr>
+        <w:tblStyle w:val="LightGrid-Accent1"/>
+        <w:tblW w:type="auto" w:w="0"/>
+        <w:tblLook w:firstColumn="1" w:firstRow="1" w:lastColumn="0" w:lastRow="0" w:noHBand="0" w:noVBand="1" w:val="04A0"/>
+      </w:tblPr>
+      <w:tblGrid>
+        <w:gridCol w:w="2880"/>
+        <w:gridCol w:w="2880"/>
+        <w:gridCol w:w="2880"/>
+      </w:tblGrid>
+      <w:tr>
+        <w:tc>
+          <w:tcPr>
+            <w:tcW w:type="dxa" w:w="2880"/>
+          </w:tcPr>
+          <w:p>
+            <w:r>
+              <w:t>Setting</w:t>
+            </w:r>
+          </w:p>
+        </w:tc>
+        <w:tc>
+          <w:tcPr>
+            <w:tcW w:type="dxa" w:w="2880"/>
+          </w:tcPr>
+          <w:p>
+            <w:r>
+              <w:t>Type</w:t>
+            </w:r>
+          </w:p>
+        </w:tc>
+        <w:tc>
+          <w:tcPr>
+            <w:tcW w:type="dxa" w:w="2880"/>
+          </w:tcPr>
+          <w:p>
+            <w:r>
+              <w:t>What it does</w:t>
+            </w:r>
+          </w:p>
+        </w:tc>
+      </w:tr>
+      <w:tr>
+        <w:tc>
+          <w:tcPr>
+            <w:tcW w:type="dxa" w:w="2880"/>
+          </w:tcPr>
+          <w:p>
+            <w:r>
+              <w:t>Paid on marked-Absent days</w:t>
+            </w:r>
+          </w:p>
+        </w:tc>
+        <w:tc>
+          <w:tcPr>
+            <w:tcW w:type="dxa" w:w="2880"/>
+          </w:tcPr>
+          <w:p>
+            <w:r>
+              <w:t>Check</w:t>
+            </w:r>
+          </w:p>
+        </w:tc>
+        <w:tc>
+          <w:tcPr>
+            <w:tcW w:type="dxa" w:w="2880"/>
+          </w:tcPr>
+          <w:p>
+            <w:r>
+              <w:t>Flags a paid day where attendance says the worker was Absent. Days whose attendance was later corrected are never flagged.</w:t>
+            </w:r>
+          </w:p>
+        </w:tc>
+      </w:tr>
+      <w:tr>
+        <w:tc>
+          <w:tcPr>
+            <w:tcW w:type="dxa" w:w="2880"/>
+          </w:tcPr>
+          <w:p>
+            <w:r>
+              <w:t>No presence evidence at all (no scan, no attendance)</w:t>
+            </w:r>
+          </w:p>
+        </w:tc>
+        <w:tc>
+          <w:tcPr>
+            <w:tcW w:type="dxa" w:w="2880"/>
+          </w:tcPr>
+          <w:p>
+            <w:r>
+              <w:t>Check</w:t>
+            </w:r>
+          </w:p>
+        </w:tc>
+        <w:tc>
+          <w:tcPr>
+            <w:tcW w:type="dxa" w:w="2880"/>
+          </w:tcPr>
+          <w:p>
+            <w:r>
+              <w:t>Flags a paid day with no biometric scan and no attendance record of any kind.</w:t>
+            </w:r>
+          </w:p>
+        </w:tc>
+      </w:tr>
+      <w:tr>
+        <w:tc>
+          <w:tcPr>
+            <w:tcW w:type="dxa" w:w="2880"/>
+          </w:tcPr>
+          <w:p>
+            <w:r>
+              <w:t>Earning while on approved leave</w:t>
+            </w:r>
+          </w:p>
+        </w:tc>
+        <w:tc>
+          <w:tcPr>
+            <w:tcW w:type="dxa" w:w="2880"/>
+          </w:tcPr>
+          <w:p>
+            <w:r>
+              <w:t>Check</w:t>
+            </w:r>
+          </w:p>
+        </w:tc>
+        <w:tc>
+          <w:tcPr>
+            <w:tcW w:type="dxa" w:w="2880"/>
+          </w:tcPr>
+          <w:p>
+            <w:r>
+              <w:t>Flags a paid day that falls inside an approved leave application.</w:t>
+            </w:r>
+          </w:p>
+        </w:tc>
+      </w:tr>
+      <w:tr>
+        <w:tc>
+          <w:tcPr>
+            <w:tcW w:type="dxa" w:w="2880"/>
+          </w:tcPr>
+          <w:p>
+            <w:r>
+              <w:t>Work recorded on off days / holidays</w:t>
+            </w:r>
+          </w:p>
+        </w:tc>
+        <w:tc>
+          <w:tcPr>
+            <w:tcW w:type="dxa" w:w="2880"/>
+          </w:tcPr>
+          <w:p>
+            <w:r>
+              <w:t>Check</w:t>
+            </w:r>
+          </w:p>
+        </w:tc>
+        <w:tc>
+          <w:tcPr>
+            <w:tcW w:type="dxa" w:w="2880"/>
+          </w:tcPr>
+          <w:p>
+            <w:r>
+              <w:t>Flags work recorded on a weekly off or a holiday. Legitimate when overtime was deliberate.</w:t>
+            </w:r>
+          </w:p>
+        </w:tc>
+      </w:tr>
+      <w:tr>
+        <w:tc>
+          <w:tcPr>
+            <w:tcW w:type="dxa" w:w="2880"/>
+          </w:tcPr>
+          <w:p>
+            <w:r>
+              <w:t>Amount doesn't match qty × rate</w:t>
+            </w:r>
+          </w:p>
+        </w:tc>
+        <w:tc>
+          <w:tcPr>
+            <w:tcW w:type="dxa" w:w="2880"/>
+          </w:tcPr>
+          <w:p>
+            <w:r>
+              <w:t>Check</w:t>
+            </w:r>
+          </w:p>
+        </w:tc>
+        <w:tc>
+          <w:tcPr>
+            <w:tcW w:type="dxa" w:w="2880"/>
+          </w:tcPr>
+          <w:p>
+            <w:r>
+              <w:t>Flags a row whose amount is not quantity times rate — usually an edited or corrupted value.</w:t>
+            </w:r>
+          </w:p>
+        </w:tc>
+      </w:tr>
+      <w:tr>
+        <w:tc>
+          <w:tcPr>
+            <w:tcW w:type="dxa" w:w="2880"/>
+          </w:tcPr>
+          <w:p>
+            <w:r>
+              <w:t>Two farms, one day</w:t>
+            </w:r>
+          </w:p>
+        </w:tc>
+        <w:tc>
+          <w:tcPr>
+            <w:tcW w:type="dxa" w:w="2880"/>
+          </w:tcPr>
+          <w:p>
+            <w:r>
+              <w:t>Check</w:t>
+            </w:r>
+          </w:p>
+        </w:tc>
+        <w:tc>
+          <w:tcPr>
+            <w:tcW w:type="dxa" w:w="2880"/>
+          </w:tcPr>
+          <w:p>
+            <w:r>
+              <w:t>Flags a worker paid on two farms for the same day.</w:t>
+            </w:r>
+          </w:p>
+        </w:tc>
+      </w:tr>
+      <w:tr>
+        <w:tc>
+          <w:tcPr>
+            <w:tcW w:type="dxa" w:w="2880"/>
+          </w:tcPr>
+          <w:p>
+            <w:r>
+              <w:t>Entered and approved by the same person</w:t>
+            </w:r>
+          </w:p>
+        </w:tc>
+        <w:tc>
+          <w:tcPr>
+            <w:tcW w:type="dxa" w:w="2880"/>
+          </w:tcPr>
+          <w:p>
+            <w:r>
+              <w:t>Check</w:t>
+            </w:r>
+          </w:p>
+        </w:tc>
+        <w:tc>
+          <w:tcPr>
+            <w:tcW w:type="dxa" w:w="2880"/>
+          </w:tcPr>
+          <w:p>
+            <w:r>
+              <w:t>Flags work entered and approved by the same person, so nothing had an independent check.</w:t>
+            </w:r>
+          </w:p>
+        </w:tc>
+      </w:tr>
+      <w:tr>
+        <w:tc>
+          <w:tcPr>
+            <w:tcW w:type="dxa" w:w="2880"/>
+          </w:tcPr>
+          <w:p>
+            <w:r>
+              <w:t>Earning after leaving the job</w:t>
+            </w:r>
+          </w:p>
+        </w:tc>
+        <w:tc>
+          <w:tcPr>
+            <w:tcW w:type="dxa" w:w="2880"/>
+          </w:tcPr>
+          <w:p>
+            <w:r>
+              <w:t>Check</w:t>
+            </w:r>
+          </w:p>
+        </w:tc>
+        <w:tc>
+          <w:tcPr>
+            <w:tcW w:type="dxa" w:w="2880"/>
+          </w:tcPr>
+          <w:p>
+            <w:r>
+              <w:t>Flags earnings dated after the worker's leaving date.</w:t>
+            </w:r>
+          </w:p>
+        </w:tc>
+      </w:tr>
+      <w:tr>
+        <w:tc>
+          <w:tcPr>
+            <w:tcW w:type="dxa" w:w="2880"/>
+          </w:tcPr>
+          <w:p>
+            <w:r>
+              <w:t>Recorded work with no pay (zero-valued rows)</w:t>
+            </w:r>
+          </w:p>
+        </w:tc>
+        <w:tc>
+          <w:tcPr>
+            <w:tcW w:type="dxa" w:w="2880"/>
+          </w:tcPr>
+          <w:p>
+            <w:r>
+              <w:t>Check</w:t>
+            </w:r>
+          </w:p>
+        </w:tc>
+        <w:tc>
+          <w:tcPr>
+            <w:tcW w:type="dxa" w:w="2880"/>
+          </w:tcPr>
+          <w:p>
+            <w:r>
+              <w:t>Flags rows valued at zero although the document carries a rate. Repairable in one click.</w:t>
+            </w:r>
+          </w:p>
+        </w:tc>
+      </w:tr>
+      <w:tr>
+        <w:tc>
+          <w:tcPr>
+            <w:tcW w:type="dxa" w:w="2880"/>
+          </w:tcPr>
+          <w:p>
+            <w:r>
+              <w:t>Paid twice for the same day (duplicate entries)</w:t>
+            </w:r>
+          </w:p>
+        </w:tc>
+        <w:tc>
+          <w:tcPr>
+            <w:tcW w:type="dxa" w:w="2880"/>
+          </w:tcPr>
+          <w:p>
+            <w:r>
+              <w:t>Check</w:t>
+            </w:r>
+          </w:p>
+        </w:tc>
+        <w:tc>
+          <w:tcPr>
+            <w:tcW w:type="dxa" w:w="2880"/>
+          </w:tcPr>
+          <w:p>
+            <w:r>
+              <w:t>Flags the same worker, task and date recorded in two documents. Repairable in one click, keeping the earliest copy.</w:t>
+            </w:r>
+          </w:p>
+        </w:tc>
+      </w:tr>
+      <w:tr>
+        <w:tc>
+          <w:tcPr>
+            <w:tcW w:type="dxa" w:w="2880"/>
+          </w:tcPr>
+          <w:p>
+            <w:r>
+              <w:t>Left the company but still on live assignments</w:t>
+            </w:r>
+          </w:p>
+        </w:tc>
+        <w:tc>
+          <w:tcPr>
+            <w:tcW w:type="dxa" w:w="2880"/>
+          </w:tcPr>
+          <w:p>
+            <w:r>
+              <w:t>Check</w:t>
+            </w:r>
+          </w:p>
+        </w:tc>
+        <w:tc>
+          <w:tcPr>
+            <w:tcW w:type="dxa" w:w="2880"/>
+          </w:tcPr>
+          <w:p>
+            <w:r>
+              <w:t>Flags employees who have left but are still on live assignments.</w:t>
+            </w:r>
+          </w:p>
+        </w:tc>
+      </w:tr>
+      <w:tr>
+        <w:tc>
+          <w:tcPr>
+            <w:tcW w:type="dxa" w:w="2880"/>
+          </w:tcPr>
+          <w:p>
+            <w:r>
+              <w:t>Auto-release inactive employees from assignments</w:t>
+            </w:r>
+          </w:p>
+        </w:tc>
+        <w:tc>
+          <w:tcPr>
+            <w:tcW w:type="dxa" w:w="2880"/>
+          </w:tcPr>
+          <w:p>
+            <w:r>
+              <w:t>Check</w:t>
+            </w:r>
+          </w:p>
+        </w:tc>
+        <w:tc>
+          <w:tcPr>
+            <w:tcW w:type="dxa" w:w="2880"/>
+          </w:tcPr>
+          <w:p>
+            <w:r>
+              <w:t>When ON: deactivating an employee in HR marks their Active rows on live assignments as Left (dated today) with a comment on each assignment.</w:t>
+            </w:r>
+          </w:p>
+        </w:tc>
+      </w:tr>
+    </w:tbl>
+    <w:p/>
+    <w:p>
+      <w:r>
+        <w:rPr>
+          <w:color w:val="6F6D65"/>
+          <w:sz w:val="17"/>
+        </w:rPr>
+        <w:t>Consultant weekly review</w:t>
+      </w:r>
+    </w:p>
+    <w:tbl>
+      <w:tblPr>
+        <w:tblStyle w:val="LightGrid-Accent1"/>
+        <w:tblW w:type="auto" w:w="0"/>
+        <w:tblLook w:firstColumn="1" w:firstRow="1" w:lastColumn="0" w:lastRow="0" w:noHBand="0" w:noVBand="1" w:val="04A0"/>
+      </w:tblPr>
+      <w:tblGrid>
+        <w:gridCol w:w="2880"/>
+        <w:gridCol w:w="2880"/>
+        <w:gridCol w:w="2880"/>
+      </w:tblGrid>
+      <w:tr>
+        <w:tc>
+          <w:tcPr>
+            <w:tcW w:type="dxa" w:w="2880"/>
+          </w:tcPr>
+          <w:p>
+            <w:r>
+              <w:t>Setting</w:t>
+            </w:r>
+          </w:p>
+        </w:tc>
+        <w:tc>
+          <w:tcPr>
+            <w:tcW w:type="dxa" w:w="2880"/>
+          </w:tcPr>
+          <w:p>
+            <w:r>
+              <w:t>Type</w:t>
+            </w:r>
+          </w:p>
+        </w:tc>
+        <w:tc>
+          <w:tcPr>
+            <w:tcW w:type="dxa" w:w="2880"/>
+          </w:tcPr>
+          <w:p>
+            <w:r>
+              <w:t>What it does</w:t>
+            </w:r>
+          </w:p>
+        </w:tc>
+      </w:tr>
+      <w:tr>
+        <w:tc>
+          <w:tcPr>
+            <w:tcW w:type="dxa" w:w="2880"/>
+          </w:tcPr>
+          <w:p>
+            <w:r>
+              <w:t>Require consultant approval for future-week plans</w:t>
+            </w:r>
+          </w:p>
+        </w:tc>
+        <w:tc>
+          <w:tcPr>
+            <w:tcW w:type="dxa" w:w="2880"/>
+          </w:tcPr>
+          <w:p>
+            <w:r>
+              <w:t>Check</w:t>
+            </w:r>
+          </w:p>
+        </w:tc>
+        <w:tc>
+          <w:tcPr>
+            <w:tcW w:type="dxa" w:w="2880"/>
+          </w:tcPr>
+          <w:p>
+            <w:r>
+              <w:t>Plans starting in an upcoming week cannot be approved by the Farm Manager until a consultant approves the farm's week on the Weekly review tab (/work-planner). Same-week plans are exempt.</w:t>
+            </w:r>
+          </w:p>
+        </w:tc>
+      </w:tr>
+      <w:tr>
+        <w:tc>
+          <w:tcPr>
+            <w:tcW w:type="dxa" w:w="2880"/>
+          </w:tcPr>
+          <w:p>
+            <w:r>
+              <w:t>Consultant users (comma-separated emails) (read-only)</w:t>
+            </w:r>
+          </w:p>
+        </w:tc>
+        <w:tc>
+          <w:tcPr>
+            <w:tcW w:type="dxa" w:w="2880"/>
+          </w:tcPr>
+          <w:p>
+            <w:r>
+              <w:t>Small Text</w:t>
+            </w:r>
+          </w:p>
+        </w:tc>
+        <w:tc>
+          <w:tcPr>
+            <w:tcW w:type="dxa" w:w="2880"/>
+          </w:tcPr>
+          <w:p>
+            <w:r>
+              <w:t>Superseded by Stage Approvers rows on the Planner: Weekly Consultant stage. Read-only, and removed in the next release.</w:t>
+            </w:r>
+          </w:p>
+        </w:tc>
+      </w:tr>
+    </w:tbl>
+    <w:p/>
+    <w:p>
+      <w:r>
+        <w:rPr>
+          <w:color w:val="6F6D65"/>
+          <w:sz w:val="17"/>
+        </w:rPr>
+        <w:t>Rates</w:t>
+      </w:r>
+    </w:p>
+    <w:tbl>
+      <w:tblPr>
+        <w:tblStyle w:val="LightGrid-Accent1"/>
+        <w:tblW w:type="auto" w:w="0"/>
+        <w:tblLook w:firstColumn="1" w:firstRow="1" w:lastColumn="0" w:lastRow="0" w:noHBand="0" w:noVBand="1" w:val="04A0"/>
+      </w:tblPr>
+      <w:tblGrid>
+        <w:gridCol w:w="2880"/>
+        <w:gridCol w:w="2880"/>
+        <w:gridCol w:w="2880"/>
+      </w:tblGrid>
+      <w:tr>
+        <w:tc>
+          <w:tcPr>
+            <w:tcW w:type="dxa" w:w="2880"/>
+          </w:tcPr>
+          <w:p>
+            <w:r>
+              <w:t>Setting</w:t>
+            </w:r>
+          </w:p>
+        </w:tc>
+        <w:tc>
+          <w:tcPr>
+            <w:tcW w:type="dxa" w:w="2880"/>
+          </w:tcPr>
+          <w:p>
+            <w:r>
+              <w:t>Type</w:t>
+            </w:r>
+          </w:p>
+        </w:tc>
+        <w:tc>
+          <w:tcPr>
+            <w:tcW w:type="dxa" w:w="2880"/>
+          </w:tcPr>
+          <w:p>
+            <w:r>
+              <w:t>What it does</w:t>
+            </w:r>
+          </w:p>
+        </w:tc>
+      </w:tr>
+      <w:tr>
+        <w:tc>
+          <w:tcPr>
+            <w:tcW w:type="dxa" w:w="2880"/>
+          </w:tcPr>
+          <w:p>
+            <w:r>
+              <w:t>Current Daily Wage (read-only)</w:t>
+            </w:r>
+          </w:p>
+        </w:tc>
+        <w:tc>
+          <w:tcPr>
+            <w:tcW w:type="dxa" w:w="2880"/>
+          </w:tcPr>
+          <w:p>
+            <w:r>
+              <w:t>Currency</w:t>
+            </w:r>
+          </w:p>
+        </w:tc>
+        <w:tc>
+          <w:tcPr>
+            <w:tcW w:type="dxa" w:w="2880"/>
+          </w:tcPr>
+          <w:p>
+            <w:r>
+              <w:t>The daily wage most active rate periods are derived from. Read-only — change it by applying a rate card, not by typing here.</w:t>
+            </w:r>
+          </w:p>
+        </w:tc>
+      </w:tr>
+    </w:tbl>
+    <w:p/>
+    <w:p>
+      <w:r>
+        <w:rPr>
+          <w:color w:val="6F6D65"/>
+          <w:sz w:val="17"/>
+        </w:rPr>
+        <w:t>Recalculate from a date</w:t>
+      </w:r>
+    </w:p>
+    <w:tbl>
+      <w:tblPr>
+        <w:tblStyle w:val="LightGrid-Accent1"/>
+        <w:tblW w:type="auto" w:w="0"/>
+        <w:tblLook w:firstColumn="1" w:firstRow="1" w:lastColumn="0" w:lastRow="0" w:noHBand="0" w:noVBand="1" w:val="04A0"/>
+      </w:tblPr>
+      <w:tblGrid>
+        <w:gridCol w:w="2880"/>
+        <w:gridCol w:w="2880"/>
+        <w:gridCol w:w="2880"/>
+      </w:tblGrid>
+      <w:tr>
+        <w:tc>
+          <w:tcPr>
+            <w:tcW w:type="dxa" w:w="2880"/>
+          </w:tcPr>
+          <w:p>
+            <w:r>
+              <w:t>Setting</w:t>
+            </w:r>
+          </w:p>
+        </w:tc>
+        <w:tc>
+          <w:tcPr>
+            <w:tcW w:type="dxa" w:w="2880"/>
+          </w:tcPr>
+          <w:p>
+            <w:r>
+              <w:t>Type</w:t>
+            </w:r>
+          </w:p>
+        </w:tc>
+        <w:tc>
+          <w:tcPr>
+            <w:tcW w:type="dxa" w:w="2880"/>
+          </w:tcPr>
+          <w:p>
+            <w:r>
+              <w:t>What it does</w:t>
+            </w:r>
+          </w:p>
+        </w:tc>
+      </w:tr>
+      <w:tr>
+        <w:tc>
+          <w:tcPr>
+            <w:tcW w:type="dxa" w:w="2880"/>
+          </w:tcPr>
+          <w:p>
+            <w:r>
+              <w:t>Recalculate From</w:t>
+            </w:r>
+          </w:p>
+        </w:tc>
+        <w:tc>
+          <w:tcPr>
+            <w:tcW w:type="dxa" w:w="2880"/>
+          </w:tcPr>
+          <w:p>
+            <w:r>
+              <w:t>Date</w:t>
+            </w:r>
+          </w:p>
+        </w:tc>
+        <w:tc>
+          <w:tcPr>
+            <w:tcW w:type="dxa" w:w="2880"/>
+          </w:tcPr>
+          <w:p>
+            <w:r>
+              <w:t>Revalue work dated on or after this day, e.g. 2026-07-21 for the 340 → 387 rate card.</w:t>
+            </w:r>
+          </w:p>
+        </w:tc>
+      </w:tr>
+      <w:tr>
+        <w:tc>
+          <w:tcPr>
+            <w:tcW w:type="dxa" w:w="2880"/>
+          </w:tcPr>
+          <w:p>
+            <w:r>
+              <w:t>Recalculate To</w:t>
+            </w:r>
+          </w:p>
+        </w:tc>
+        <w:tc>
+          <w:tcPr>
+            <w:tcW w:type="dxa" w:w="2880"/>
+          </w:tcPr>
+          <w:p>
+            <w:r>
+              <w:t>Date</w:t>
+            </w:r>
+          </w:p>
+        </w:tc>
+        <w:tc>
+          <w:tcPr>
+            <w:tcW w:type="dxa" w:w="2880"/>
+          </w:tcPr>
+          <w:p>
+            <w:r>
+              <w:t>Optional upper bound. Leave empty to run to the latest recorded work.</w:t>
+            </w:r>
+          </w:p>
+        </w:tc>
+      </w:tr>
+      <w:tr>
+        <w:tc>
+          <w:tcPr>
+            <w:tcW w:type="dxa" w:w="2880"/>
+          </w:tcPr>
+          <w:p>
+            <w:r>
+              <w:t>Farm Scope</w:t>
+            </w:r>
+          </w:p>
+        </w:tc>
+        <w:tc>
+          <w:tcPr>
+            <w:tcW w:type="dxa" w:w="2880"/>
+          </w:tcPr>
+          <w:p>
+            <w:r>
+              <w:t>Data</w:t>
+            </w:r>
+          </w:p>
+        </w:tc>
+        <w:tc>
+          <w:tcPr>
+            <w:tcW w:type="dxa" w:w="2880"/>
+          </w:tcPr>
+          <w:p>
+            <w:r>
+              <w:t>Leave empty for all farms.</w:t>
+            </w:r>
+          </w:p>
+        </w:tc>
+      </w:tr>
+      <w:tr>
+        <w:tc>
+          <w:tcPr>
+            <w:tcW w:type="dxa" w:w="2880"/>
+          </w:tcPr>
+          <w:p>
+            <w:r>
+              <w:t>Dry Run</w:t>
+            </w:r>
+          </w:p>
+        </w:tc>
+        <w:tc>
+          <w:tcPr>
+            <w:tcW w:type="dxa" w:w="2880"/>
+          </w:tcPr>
+          <w:p>
+            <w:r>
+              <w:t>Check</w:t>
+            </w:r>
+          </w:p>
+        </w:tc>
+        <w:tc>
+          <w:tcPr>
+            <w:tcW w:type="dxa" w:w="2880"/>
+          </w:tcPr>
+          <w:p>
+            <w:r>
+              <w:t>On: report what would change and write nothing. Turn this off only after reading the dry-run figures.</w:t>
+            </w:r>
+          </w:p>
+        </w:tc>
+      </w:tr>
+    </w:tbl>
+    <w:p/>
+    <w:p>
+      <w:r>
+        <w:rPr>
+          <w:color w:val="6F6D65"/>
+          <w:sz w:val="17"/>
+        </w:rPr>
+        <w:t>Last recalculation</w:t>
+      </w:r>
+    </w:p>
+    <w:tbl>
+      <w:tblPr>
+        <w:tblStyle w:val="LightGrid-Accent1"/>
+        <w:tblW w:type="auto" w:w="0"/>
+        <w:tblLook w:firstColumn="1" w:firstRow="1" w:lastColumn="0" w:lastRow="0" w:noHBand="0" w:noVBand="1" w:val="04A0"/>
+      </w:tblPr>
+      <w:tblGrid>
+        <w:gridCol w:w="2880"/>
+        <w:gridCol w:w="2880"/>
+        <w:gridCol w:w="2880"/>
+      </w:tblGrid>
+      <w:tr>
+        <w:tc>
+          <w:tcPr>
+            <w:tcW w:type="dxa" w:w="2880"/>
+          </w:tcPr>
+          <w:p>
+            <w:r>
+              <w:t>Setting</w:t>
+            </w:r>
+          </w:p>
+        </w:tc>
+        <w:tc>
+          <w:tcPr>
+            <w:tcW w:type="dxa" w:w="2880"/>
+          </w:tcPr>
+          <w:p>
+            <w:r>
+              <w:t>Type</w:t>
+            </w:r>
+          </w:p>
+        </w:tc>
+        <w:tc>
+          <w:tcPr>
+            <w:tcW w:type="dxa" w:w="2880"/>
+          </w:tcPr>
+          <w:p>
+            <w:r>
+              <w:t>What it does</w:t>
+            </w:r>
+          </w:p>
+        </w:tc>
+      </w:tr>
+      <w:tr>
+        <w:tc>
+          <w:tcPr>
+            <w:tcW w:type="dxa" w:w="2880"/>
+          </w:tcPr>
+          <w:p>
+            <w:r>
+              <w:t>Last Run (read-only)</w:t>
+            </w:r>
+          </w:p>
+        </w:tc>
+        <w:tc>
+          <w:tcPr>
+            <w:tcW w:type="dxa" w:w="2880"/>
+          </w:tcPr>
+          <w:p>
+            <w:r>
+              <w:t>Link</w:t>
+            </w:r>
+          </w:p>
+        </w:tc>
+        <w:tc>
+          <w:tcPr>
+            <w:tcW w:type="dxa" w:w="2880"/>
+          </w:tcPr>
+          <w:p>
+            <w:r>
+              <w:t>The Work Rate Recalc Run document the last recalculation wrote. Set by the system.</w:t>
+            </w:r>
+          </w:p>
+        </w:tc>
+      </w:tr>
+      <w:tr>
+        <w:tc>
+          <w:tcPr>
+            <w:tcW w:type="dxa" w:w="2880"/>
+          </w:tcPr>
+          <w:p>
+            <w:r>
+              <w:t>Last Run On (read-only)</w:t>
+            </w:r>
+          </w:p>
+        </w:tc>
+        <w:tc>
+          <w:tcPr>
+            <w:tcW w:type="dxa" w:w="2880"/>
+          </w:tcPr>
+          <w:p>
+            <w:r>
+              <w:t>Datetime</w:t>
+            </w:r>
+          </w:p>
+        </w:tc>
+        <w:tc>
+          <w:tcPr>
+            <w:tcW w:type="dxa" w:w="2880"/>
+          </w:tcPr>
+          <w:p>
+            <w:r>
+              <w:t>When the last recalculation ran. Set by the system.</w:t>
+            </w:r>
+          </w:p>
+        </w:tc>
+      </w:tr>
+      <w:tr>
+        <w:tc>
+          <w:tcPr>
+            <w:tcW w:type="dxa" w:w="2880"/>
+          </w:tcPr>
+          <w:p>
+            <w:r>
+              <w:t>Last Run By (read-only)</w:t>
+            </w:r>
+          </w:p>
+        </w:tc>
+        <w:tc>
+          <w:tcPr>
+            <w:tcW w:type="dxa" w:w="2880"/>
+          </w:tcPr>
+          <w:p>
+            <w:r>
+              <w:t>Link</w:t>
+            </w:r>
+          </w:p>
+        </w:tc>
+        <w:tc>
+          <w:tcPr>
+            <w:tcW w:type="dxa" w:w="2880"/>
+          </w:tcPr>
+          <w:p>
+            <w:r>
+              <w:t>Who ran the last recalculation. Set by the system.</w:t>
+            </w:r>
+          </w:p>
+        </w:tc>
+      </w:tr>
+      <w:tr>
+        <w:tc>
+          <w:tcPr>
+            <w:tcW w:type="dxa" w:w="2880"/>
+          </w:tcPr>
+          <w:p>
+            <w:r>
+              <w:t>Last Run Summary (read-only)</w:t>
+            </w:r>
+          </w:p>
+        </w:tc>
+        <w:tc>
+          <w:tcPr>
+            <w:tcW w:type="dxa" w:w="2880"/>
+          </w:tcPr>
+          <w:p>
+            <w:r>
+              <w:t>Small Text</w:t>
+            </w:r>
+          </w:p>
+        </w:tc>
+        <w:tc>
+          <w:tcPr>
+            <w:tcW w:type="dxa" w:w="2880"/>
+          </w:tcPr>
+          <w:p>
+            <w:r>
+              <w:t>What the last recalculation changed. Set by the system.</w:t>
+            </w:r>
+          </w:p>
+        </w:tc>
+      </w:tr>
+    </w:tbl>
+    <w:p/>
+    <w:p>
+      <w:r>
+        <w:rPr>
+          <w:color w:val="6F6D65"/>
+          <w:sz w:val="17"/>
+        </w:rPr>
+        <w:t>Payroll</w:t>
+      </w:r>
+    </w:p>
+    <w:tbl>
+      <w:tblPr>
+        <w:tblStyle w:val="LightGrid-Accent1"/>
+        <w:tblW w:type="auto" w:w="0"/>
+        <w:tblLook w:firstColumn="1" w:firstRow="1" w:lastColumn="0" w:lastRow="0" w:noHBand="0" w:noVBand="1" w:val="04A0"/>
+      </w:tblPr>
+      <w:tblGrid>
+        <w:gridCol w:w="2880"/>
+        <w:gridCol w:w="2880"/>
+        <w:gridCol w:w="2880"/>
+      </w:tblGrid>
+      <w:tr>
+        <w:tc>
+          <w:tcPr>
+            <w:tcW w:type="dxa" w:w="2880"/>
+          </w:tcPr>
+          <w:p>
+            <w:r>
+              <w:t>Setting</w:t>
+            </w:r>
+          </w:p>
+        </w:tc>
+        <w:tc>
+          <w:tcPr>
+            <w:tcW w:type="dxa" w:w="2880"/>
+          </w:tcPr>
+          <w:p>
+            <w:r>
+              <w:t>Type</w:t>
+            </w:r>
+          </w:p>
+        </w:tc>
+        <w:tc>
+          <w:tcPr>
+            <w:tcW w:type="dxa" w:w="2880"/>
+          </w:tcPr>
+          <w:p>
+            <w:r>
+              <w:t>What it does</w:t>
+            </w:r>
+          </w:p>
+        </w:tc>
+      </w:tr>
+      <w:tr>
+        <w:tc>
+          <w:tcPr>
+            <w:tcW w:type="dxa" w:w="2880"/>
+          </w:tcPr>
+          <w:p>
+            <w:r>
+              <w:t>Salary Component</w:t>
+            </w:r>
+          </w:p>
+        </w:tc>
+        <w:tc>
+          <w:tcPr>
+            <w:tcW w:type="dxa" w:w="2880"/>
+          </w:tcPr>
+          <w:p>
+            <w:r>
+              <w:t>Link</w:t>
+            </w:r>
+          </w:p>
+        </w:tc>
+        <w:tc>
+          <w:tcPr>
+            <w:tcW w:type="dxa" w:w="2880"/>
+          </w:tcPr>
+          <w:p>
+            <w:r>
+              <w:t>Earning component the Additional Salary is raised against. Leave empty to stop Additional Salary records being created.</w:t>
+            </w:r>
+          </w:p>
+        </w:tc>
+      </w:tr>
+    </w:tbl>
+    <w:p/>
+    <w:p>
+      <w:r>
+        <w:rPr>
+          <w:color w:val="6F6D65"/>
+          <w:sz w:val="17"/>
+        </w:rPr>
+        <w:t>Who this system pays</w:t>
+      </w:r>
+    </w:p>
+    <w:tbl>
+      <w:tblPr>
+        <w:tblStyle w:val="LightGrid-Accent1"/>
+        <w:tblW w:type="auto" w:w="0"/>
+        <w:tblLook w:firstColumn="1" w:firstRow="1" w:lastColumn="0" w:lastRow="0" w:noHBand="0" w:noVBand="1" w:val="04A0"/>
+      </w:tblPr>
+      <w:tblGrid>
+        <w:gridCol w:w="2880"/>
+        <w:gridCol w:w="2880"/>
+        <w:gridCol w:w="2880"/>
+      </w:tblGrid>
+      <w:tr>
+        <w:tc>
+          <w:tcPr>
+            <w:tcW w:type="dxa" w:w="2880"/>
+          </w:tcPr>
+          <w:p>
+            <w:r>
+              <w:t>Setting</w:t>
+            </w:r>
+          </w:p>
+        </w:tc>
+        <w:tc>
+          <w:tcPr>
+            <w:tcW w:type="dxa" w:w="2880"/>
+          </w:tcPr>
+          <w:p>
+            <w:r>
+              <w:t>Type</w:t>
+            </w:r>
+          </w:p>
+        </w:tc>
+        <w:tc>
+          <w:tcPr>
+            <w:tcW w:type="dxa" w:w="2880"/>
+          </w:tcPr>
+          <w:p>
+            <w:r>
+              <w:t>What it does</w:t>
+            </w:r>
+          </w:p>
+        </w:tc>
+      </w:tr>
+      <w:tr>
+        <w:tc>
+          <w:tcPr>
+            <w:tcW w:type="dxa" w:w="2880"/>
+          </w:tcPr>
+          <w:p>
+            <w:r>
+              <w:t>Employment types paid here</w:t>
+            </w:r>
+          </w:p>
+        </w:tc>
+        <w:tc>
+          <w:tcPr>
+            <w:tcW w:type="dxa" w:w="2880"/>
+          </w:tcPr>
+          <w:p>
+            <w:r>
+              <w:t>Small Text</w:t>
+            </w:r>
+          </w:p>
+        </w:tc>
+        <w:tc>
+          <w:tcPr>
+            <w:tcW w:type="dxa" w:w="2880"/>
+          </w:tcPr>
+          <w:p>
+            <w:r>
+              <w:t>Comma-separated, matched against Employee → Employment Type.</w:t>
+            </w:r>
+          </w:p>
+        </w:tc>
+      </w:tr>
+      <w:tr>
+        <w:tc>
+          <w:tcPr>
+            <w:tcW w:type="dxa" w:w="2880"/>
+          </w:tcPr>
+          <w:p>
+            <w:r>
+              <w:t>Designations paid here</w:t>
+            </w:r>
+          </w:p>
+        </w:tc>
+        <w:tc>
+          <w:tcPr>
+            <w:tcW w:type="dxa" w:w="2880"/>
+          </w:tcPr>
+          <w:p>
+            <w:r>
+              <w:t>Small Text</w:t>
+            </w:r>
+          </w:p>
+        </w:tc>
+        <w:tc>
+          <w:tcPr>
+            <w:tcW w:type="dxa" w:w="2880"/>
+          </w:tcPr>
+          <w:p>
+            <w:r>
+              <w:t>Comma-separated, matched against Employee → Designation.</w:t>
+            </w:r>
+          </w:p>
+        </w:tc>
+      </w:tr>
+      <w:tr>
+        <w:tc>
+          <w:tcPr>
+            <w:tcW w:type="dxa" w:w="2880"/>
+          </w:tcPr>
+          <w:p>
+            <w:r>
+              <w:t>Categories paid here</w:t>
+            </w:r>
+          </w:p>
+        </w:tc>
+        <w:tc>
+          <w:tcPr>
+            <w:tcW w:type="dxa" w:w="2880"/>
+          </w:tcPr>
+          <w:p>
+            <w:r>
+              <w:t>Small Text</w:t>
+            </w:r>
+          </w:p>
+        </w:tc>
+        <w:tc>
+          <w:tcPr>
+            <w:tcW w:type="dxa" w:w="2880"/>
+          </w:tcPr>
+          <w:p>
+            <w:r>
+              <w:t>Comma-separated, matched against Employee → Category (custom_category).</w:t>
+            </w:r>
+          </w:p>
+        </w:tc>
+      </w:tr>
+      <w:tr>
+        <w:tc>
+          <w:tcPr>
+            <w:tcW w:type="dxa" w:w="2880"/>
+          </w:tcPr>
+          <w:p>
+            <w:r>
+              <w:t>Allow sending the week still in progress</w:t>
+            </w:r>
+          </w:p>
+        </w:tc>
+        <w:tc>
+          <w:tcPr>
+            <w:tcW w:type="dxa" w:w="2880"/>
+          </w:tcPr>
+          <w:p>
+            <w:r>
+              <w:t>Check</w:t>
+            </w:r>
+          </w:p>
+        </w:tc>
+        <w:tc>
+          <w:tcPr>
+            <w:tcW w:type="dxa" w:w="2880"/>
+          </w:tcPr>
+          <w:p>
+            <w:r>
+              <w:t>Off: a pay week can only be sent once it closes, so a week is never paid twice. On: the current week can be sent for the days worked so far.</w:t>
+            </w:r>
+          </w:p>
+        </w:tc>
+      </w:tr>
+    </w:tbl>
+    <w:p/>
+    <w:p>
+      <w:r>
+        <w:rPr>
+          <w:color w:val="6F6D65"/>
+          <w:sz w:val="17"/>
+        </w:rPr>
+        <w:t>Branding</w:t>
+      </w:r>
+    </w:p>
+    <w:tbl>
+      <w:tblPr>
+        <w:tblStyle w:val="LightGrid-Accent1"/>
+        <w:tblW w:type="auto" w:w="0"/>
+        <w:tblLook w:firstColumn="1" w:firstRow="1" w:lastColumn="0" w:lastRow="0" w:noHBand="0" w:noVBand="1" w:val="04A0"/>
+      </w:tblPr>
+      <w:tblGrid>
+        <w:gridCol w:w="2880"/>
+        <w:gridCol w:w="2880"/>
+        <w:gridCol w:w="2880"/>
+      </w:tblGrid>
+      <w:tr>
+        <w:tc>
+          <w:tcPr>
+            <w:tcW w:type="dxa" w:w="2880"/>
+          </w:tcPr>
+          <w:p>
+            <w:r>
+              <w:t>Setting</w:t>
+            </w:r>
+          </w:p>
+        </w:tc>
+        <w:tc>
+          <w:tcPr>
+            <w:tcW w:type="dxa" w:w="2880"/>
+          </w:tcPr>
+          <w:p>
+            <w:r>
+              <w:t>Type</w:t>
+            </w:r>
+          </w:p>
+        </w:tc>
+        <w:tc>
+          <w:tcPr>
+            <w:tcW w:type="dxa" w:w="2880"/>
+          </w:tcPr>
+          <w:p>
+            <w:r>
+              <w:t>What it does</w:t>
+            </w:r>
+          </w:p>
+        </w:tc>
+      </w:tr>
+      <w:tr>
+        <w:tc>
+          <w:tcPr>
+            <w:tcW w:type="dxa" w:w="2880"/>
+          </w:tcPr>
+          <w:p>
+            <w:r>
+              <w:t>Header Logo</w:t>
+            </w:r>
+          </w:p>
+        </w:tc>
+        <w:tc>
+          <w:tcPr>
+            <w:tcW w:type="dxa" w:w="2880"/>
+          </w:tcPr>
+          <w:p>
+            <w:r>
+              <w:t>Attach Image</w:t>
+            </w:r>
+          </w:p>
+        </w:tc>
+        <w:tc>
+          <w:tcPr>
+            <w:tcW w:type="dxa" w:w="2880"/>
+          </w:tcPr>
+          <w:p>
+            <w:r>
+              <w:t>Shown in the header of the five work screens. Leave empty for the module's own wordmark.</w:t>
+            </w:r>
+          </w:p>
+        </w:tc>
+      </w:tr>
+    </w:tbl>
+    <w:p/>
+    <w:p>
+      <w:pPr>
+        <w:pStyle w:val="Heading2"/>
+      </w:pPr>
+      <w:r>
+        <w:rPr>
+          <w:color w:val="A06000"/>
+        </w:rPr>
+        <w:t>15. Definitions</w:t>
       </w:r>
     </w:p>
     <w:p>
@@ -880,6 +4790,30 @@
       </w:pPr>
       <w:r>
         <w:t>Presence evidence — a biometric check-in time, a Present attendance record, an Absent record, or nothing (? — unknown).</w:t>
+      </w:r>
+    </w:p>
+    <w:p>
+      <w:pPr>
+        <w:pStyle w:val="ListBullet"/>
+      </w:pPr>
+      <w:r>
+        <w:t>Farm — the unit work is planned against, whatever your project calls it.</w:t>
+      </w:r>
+    </w:p>
+    <w:p>
+      <w:pPr>
+        <w:pStyle w:val="ListBullet"/>
+      </w:pPr>
+      <w:r>
+        <w:t>Block — a Warehouse record standing for a piece of ground, optionally with its area in hectares.</w:t>
+      </w:r>
+    </w:p>
+    <w:p>
+      <w:pPr>
+        <w:pStyle w:val="ListBullet"/>
+      </w:pPr>
+      <w:r>
+        <w:t>Stage — one step of an approval chain, configured in Settings.</w:t>
       </w:r>
     </w:p>
     <w:sectPr>

--- a/docs/Work_Management_Manual.docx
+++ b/docs/Work_Management_Manual.docx
@@ -1603,7 +1603,96 @@
         <w:rPr>
           <w:color w:val="A06000"/>
         </w:rPr>
-        <w:t>13. Approval stages and approvers</w:t>
+        <w:t>13. Naming the levels</w:t>
+      </w:r>
+    </w:p>
+    <w:p>
+      <w:r>
+        <w:t>The module ships calling things farms and blocks. If your project calls them estates and plots, say so once in Work Management Settings under Taxonomy and every form, screen and column heading follows. Nothing about the data changes — only what it is called.</w:t>
+      </w:r>
+    </w:p>
+    <w:p>
+      <w:pPr>
+        <w:pStyle w:val="ListBullet"/>
+      </w:pPr>
+      <w:r>
+        <w:t>Leave a name empty to use the built-in wording.</w:t>
+      </w:r>
+    </w:p>
+    <w:p>
+      <w:pPr>
+        <w:pStyle w:val="ListBullet"/>
+      </w:pPr>
+      <w:r>
+        <w:t>Turn on the level above the farm if your farms belong to a business unit; reports can then group by it.</w:t>
+      </w:r>
+    </w:p>
+    <w:p>
+      <w:pPr>
+        <w:pStyle w:val="ListBullet"/>
+      </w:pPr>
+      <w:r>
+        <w:t>The cost grouping name is used by the section view described below.</w:t>
+      </w:r>
+    </w:p>
+    <w:p>
+      <w:pPr>
+        <w:pStyle w:val="Heading2"/>
+      </w:pPr>
+      <w:r>
+        <w:rPr>
+          <w:color w:val="A06000"/>
+        </w:rPr>
+        <w:t>14. Sections, and cost by section</w:t>
+      </w:r>
+    </w:p>
+    <w:p>
+      <w:r>
+        <w:t>A section is a group of blocks. It exists so the cost-centre view on the dashboard can be read by section instead of block by block — nothing else in the system uses it, and no plan, assignment or payment mentions one.</w:t>
+      </w:r>
+    </w:p>
+    <w:p>
+      <w:pPr>
+        <w:pStyle w:val="ListNumber"/>
+      </w:pPr>
+      <w:r>
+        <w:t>Create a section, give it a farm, and add its blocks to the table.</w:t>
+      </w:r>
+    </w:p>
+    <w:p>
+      <w:pPr>
+        <w:pStyle w:val="ListNumber"/>
+      </w:pPr>
+      <w:r>
+        <w:t>A block belongs to one section only. Adding a block another section already holds is refused, naming that section — counted twice it would double its cost in the total.</w:t>
+      </w:r>
+    </w:p>
+    <w:p>
+      <w:pPr>
+        <w:pStyle w:val="ListNumber"/>
+      </w:pPr>
+      <w:r>
+        <w:t>On the dashboard, the cost-centre view has a Group toggle: by block, or by section. Overheads and administration appear under both.</w:t>
+      </w:r>
+    </w:p>
+    <w:p>
+      <w:r>
+        <w:rPr>
+          <w:color w:val="A06000"/>
+          <w:sz w:val="19"/>
+        </w:rPr>
+        <w:t>Note — Blocks you have not placed in a section are grouped under Unassigned, never dropped, so the section view always totals the same as the block view.</w:t>
+      </w:r>
+    </w:p>
+    <w:p>
+      <w:pPr>
+        <w:pStyle w:val="Heading2"/>
+      </w:pPr>
+      <w:r>
+        <w:rPr>
+          <w:color w:val="A06000"/>
+        </w:rPr>
+        <w:t>15. Approval stages and approvers</w:t>
       </w:r>
     </w:p>
     <w:p>
@@ -1619,7 +1708,7 @@
         <w:rPr>
           <w:color w:val="0A0A0A"/>
         </w:rPr>
-        <w:t>13.1 The two tables</w:t>
+        <w:t>15.1 The two tables</w:t>
       </w:r>
     </w:p>
     <w:p>
@@ -1651,7 +1740,7 @@
         <w:rPr>
           <w:color w:val="0A0A0A"/>
         </w:rPr>
-        <w:t>13.2 Switching a step off</w:t>
+        <w:t>15.2 Switching a step off</w:t>
       </w:r>
     </w:p>
     <w:p>
@@ -1667,7 +1756,7 @@
         <w:rPr>
           <w:color w:val="0A0A0A"/>
         </w:rPr>
-        <w:t>13.3 Approvers for one farm only</w:t>
+        <w:t>15.3 Approvers for one farm only</w:t>
       </w:r>
     </w:p>
     <w:p>
@@ -1697,7 +1786,7 @@
         <w:rPr>
           <w:color w:val="0A0A0A"/>
         </w:rPr>
-        <w:t>13.4 What changes when you save</w:t>
+        <w:t>15.4 What changes when you save</w:t>
       </w:r>
     </w:p>
     <w:p>
@@ -1732,7 +1821,7 @@
         <w:rPr>
           <w:color w:val="0A0A0A"/>
         </w:rPr>
-        <w:t>13.5 The stages</w:t>
+        <w:t>15.5 The stages</w:t>
       </w:r>
     </w:p>
     <w:p>
@@ -2765,7 +2854,7 @@
         <w:rPr>
           <w:color w:val="A06000"/>
         </w:rPr>
-        <w:t>14. Settings reference</w:t>
+        <w:t>16. Settings reference</w:t>
       </w:r>
     </w:p>
     <w:p>
@@ -3101,6 +3190,348 @@
           <w:color w:val="6F6D65"/>
           <w:sz w:val="17"/>
         </w:rPr>
+        <w:t>Taxonomy</w:t>
+      </w:r>
+    </w:p>
+    <w:tbl>
+      <w:tblPr>
+        <w:tblStyle w:val="LightGrid-Accent1"/>
+        <w:tblW w:type="auto" w:w="0"/>
+        <w:tblLook w:firstColumn="1" w:firstRow="1" w:lastColumn="0" w:lastRow="0" w:noHBand="0" w:noVBand="1" w:val="04A0"/>
+      </w:tblPr>
+      <w:tblGrid>
+        <w:gridCol w:w="2880"/>
+        <w:gridCol w:w="2880"/>
+        <w:gridCol w:w="2880"/>
+      </w:tblGrid>
+      <w:tr>
+        <w:tc>
+          <w:tcPr>
+            <w:tcW w:type="dxa" w:w="2880"/>
+          </w:tcPr>
+          <w:p>
+            <w:r>
+              <w:t>Setting</w:t>
+            </w:r>
+          </w:p>
+        </w:tc>
+        <w:tc>
+          <w:tcPr>
+            <w:tcW w:type="dxa" w:w="2880"/>
+          </w:tcPr>
+          <w:p>
+            <w:r>
+              <w:t>Type</w:t>
+            </w:r>
+          </w:p>
+        </w:tc>
+        <w:tc>
+          <w:tcPr>
+            <w:tcW w:type="dxa" w:w="2880"/>
+          </w:tcPr>
+          <w:p>
+            <w:r>
+              <w:t>What it does</w:t>
+            </w:r>
+          </w:p>
+        </w:tc>
+      </w:tr>
+      <w:tr>
+        <w:tc>
+          <w:tcPr>
+            <w:tcW w:type="dxa" w:w="2880"/>
+          </w:tcPr>
+          <w:p>
+            <w:r>
+              <w:t>Use a level above the farm</w:t>
+            </w:r>
+          </w:p>
+        </w:tc>
+        <w:tc>
+          <w:tcPr>
+            <w:tcW w:type="dxa" w:w="2880"/>
+          </w:tcPr>
+          <w:p>
+            <w:r>
+              <w:t>Check</w:t>
+            </w:r>
+          </w:p>
+        </w:tc>
+        <w:tc>
+          <w:tcPr>
+            <w:tcW w:type="dxa" w:w="2880"/>
+          </w:tcPr>
+          <w:p>
+            <w:r>
+              <w:t>On: farms belong to a business unit, and reports can group by it.</w:t>
+            </w:r>
+          </w:p>
+        </w:tc>
+      </w:tr>
+      <w:tr>
+        <w:tc>
+          <w:tcPr>
+            <w:tcW w:type="dxa" w:w="2880"/>
+          </w:tcPr>
+          <w:p>
+            <w:r>
+              <w:t>Level above the farm (singular)</w:t>
+            </w:r>
+          </w:p>
+        </w:tc>
+        <w:tc>
+          <w:tcPr>
+            <w:tcW w:type="dxa" w:w="2880"/>
+          </w:tcPr>
+          <w:p>
+            <w:r>
+              <w:t>Data</w:t>
+            </w:r>
+          </w:p>
+        </w:tc>
+        <w:tc>
+          <w:tcPr>
+            <w:tcW w:type="dxa" w:w="2880"/>
+          </w:tcPr>
+          <w:p>
+            <w:r>
+              <w:t>Default: Business Unit.</w:t>
+            </w:r>
+          </w:p>
+        </w:tc>
+      </w:tr>
+      <w:tr>
+        <w:tc>
+          <w:tcPr>
+            <w:tcW w:type="dxa" w:w="2880"/>
+          </w:tcPr>
+          <w:p>
+            <w:r>
+              <w:t>Level above the farm (plural)</w:t>
+            </w:r>
+          </w:p>
+        </w:tc>
+        <w:tc>
+          <w:tcPr>
+            <w:tcW w:type="dxa" w:w="2880"/>
+          </w:tcPr>
+          <w:p>
+            <w:r>
+              <w:t>Data</w:t>
+            </w:r>
+          </w:p>
+        </w:tc>
+        <w:tc>
+          <w:tcPr>
+            <w:tcW w:type="dxa" w:w="2880"/>
+          </w:tcPr>
+          <w:p>
+            <w:r>
+              <w:t>Default: Business Units.</w:t>
+            </w:r>
+          </w:p>
+        </w:tc>
+      </w:tr>
+      <w:tr>
+        <w:tc>
+          <w:tcPr>
+            <w:tcW w:type="dxa" w:w="2880"/>
+          </w:tcPr>
+          <w:p>
+            <w:r>
+              <w:t>Farm level (singular)</w:t>
+            </w:r>
+          </w:p>
+        </w:tc>
+        <w:tc>
+          <w:tcPr>
+            <w:tcW w:type="dxa" w:w="2880"/>
+          </w:tcPr>
+          <w:p>
+            <w:r>
+              <w:t>Data</w:t>
+            </w:r>
+          </w:p>
+        </w:tc>
+        <w:tc>
+          <w:tcPr>
+            <w:tcW w:type="dxa" w:w="2880"/>
+          </w:tcPr>
+          <w:p>
+            <w:r>
+              <w:t>Default: Farm. Estate, site, division — whatever your project calls it.</w:t>
+            </w:r>
+          </w:p>
+        </w:tc>
+      </w:tr>
+      <w:tr>
+        <w:tc>
+          <w:tcPr>
+            <w:tcW w:type="dxa" w:w="2880"/>
+          </w:tcPr>
+          <w:p>
+            <w:r>
+              <w:t>Farm level (plural)</w:t>
+            </w:r>
+          </w:p>
+        </w:tc>
+        <w:tc>
+          <w:tcPr>
+            <w:tcW w:type="dxa" w:w="2880"/>
+          </w:tcPr>
+          <w:p>
+            <w:r>
+              <w:t>Data</w:t>
+            </w:r>
+          </w:p>
+        </w:tc>
+        <w:tc>
+          <w:tcPr>
+            <w:tcW w:type="dxa" w:w="2880"/>
+          </w:tcPr>
+          <w:p>
+            <w:r>
+              <w:t>Default: Farms.</w:t>
+            </w:r>
+          </w:p>
+        </w:tc>
+      </w:tr>
+      <w:tr>
+        <w:tc>
+          <w:tcPr>
+            <w:tcW w:type="dxa" w:w="2880"/>
+          </w:tcPr>
+          <w:p>
+            <w:r>
+              <w:t>Block level (singular)</w:t>
+            </w:r>
+          </w:p>
+        </w:tc>
+        <w:tc>
+          <w:tcPr>
+            <w:tcW w:type="dxa" w:w="2880"/>
+          </w:tcPr>
+          <w:p>
+            <w:r>
+              <w:t>Data</w:t>
+            </w:r>
+          </w:p>
+        </w:tc>
+        <w:tc>
+          <w:tcPr>
+            <w:tcW w:type="dxa" w:w="2880"/>
+          </w:tcPr>
+          <w:p>
+            <w:r>
+              <w:t>Default: Block. The piece of ground work is planned against.</w:t>
+            </w:r>
+          </w:p>
+        </w:tc>
+      </w:tr>
+      <w:tr>
+        <w:tc>
+          <w:tcPr>
+            <w:tcW w:type="dxa" w:w="2880"/>
+          </w:tcPr>
+          <w:p>
+            <w:r>
+              <w:t>Block level (plural)</w:t>
+            </w:r>
+          </w:p>
+        </w:tc>
+        <w:tc>
+          <w:tcPr>
+            <w:tcW w:type="dxa" w:w="2880"/>
+          </w:tcPr>
+          <w:p>
+            <w:r>
+              <w:t>Data</w:t>
+            </w:r>
+          </w:p>
+        </w:tc>
+        <w:tc>
+          <w:tcPr>
+            <w:tcW w:type="dxa" w:w="2880"/>
+          </w:tcPr>
+          <w:p>
+            <w:r>
+              <w:t>Default: Blocks.</w:t>
+            </w:r>
+          </w:p>
+        </w:tc>
+      </w:tr>
+      <w:tr>
+        <w:tc>
+          <w:tcPr>
+            <w:tcW w:type="dxa" w:w="2880"/>
+          </w:tcPr>
+          <w:p>
+            <w:r>
+              <w:t>Cost grouping (singular)</w:t>
+            </w:r>
+          </w:p>
+        </w:tc>
+        <w:tc>
+          <w:tcPr>
+            <w:tcW w:type="dxa" w:w="2880"/>
+          </w:tcPr>
+          <w:p>
+            <w:r>
+              <w:t>Data</w:t>
+            </w:r>
+          </w:p>
+        </w:tc>
+        <w:tc>
+          <w:tcPr>
+            <w:tcW w:type="dxa" w:w="2880"/>
+          </w:tcPr>
+          <w:p>
+            <w:r>
+              <w:t>Default: Section. Names the grouping the cost-centre view can be switched to, and the toggle that switches it.</w:t>
+            </w:r>
+          </w:p>
+        </w:tc>
+      </w:tr>
+      <w:tr>
+        <w:tc>
+          <w:tcPr>
+            <w:tcW w:type="dxa" w:w="2880"/>
+          </w:tcPr>
+          <w:p>
+            <w:r>
+              <w:t>Cost grouping (plural)</w:t>
+            </w:r>
+          </w:p>
+        </w:tc>
+        <w:tc>
+          <w:tcPr>
+            <w:tcW w:type="dxa" w:w="2880"/>
+          </w:tcPr>
+          <w:p>
+            <w:r>
+              <w:t>Data</w:t>
+            </w:r>
+          </w:p>
+        </w:tc>
+        <w:tc>
+          <w:tcPr>
+            <w:tcW w:type="dxa" w:w="2880"/>
+          </w:tcPr>
+          <w:p>
+            <w:r>
+              <w:t>Default: Sections.</w:t>
+            </w:r>
+          </w:p>
+        </w:tc>
+      </w:tr>
+    </w:tbl>
+    <w:p/>
+    <w:p>
+      <w:r>
+        <w:rPr>
+          <w:color w:val="6F6D65"/>
+          <w:sz w:val="17"/>
+        </w:rPr>
         <w:t>Time &amp; Attendance integration</w:t>
       </w:r>
     </w:p>
@@ -3592,7 +4023,7 @@
           </w:tcPr>
           <w:p>
             <w:r>
-              <w:t>Two farms, one day</w:t>
+              <w:t>Two Farms, one day</w:t>
             </w:r>
           </w:p>
         </w:tc>
@@ -4741,7 +5172,7 @@
         <w:rPr>
           <w:color w:val="A06000"/>
         </w:rPr>
-        <w:t>15. Definitions</w:t>
+        <w:t>17. Definitions</w:t>
       </w:r>
     </w:p>
     <w:p>

--- a/docs/Work_Management_Manual.docx
+++ b/docs/Work_Management_Manual.docx
@@ -1624,7 +1624,7 @@
         <w:pStyle w:val="ListBullet"/>
       </w:pPr>
       <w:r>
-        <w:t>Turn on the level above the farm if your farms belong to a business unit; reports can then group by it.</w:t>
+        <w:t>Turn on the level above the farm if your farms belong to a business unit. The field then appears on each farm, under whatever you call it; until then it stays off the form. No report groups by it yet.</w:t>
       </w:r>
     </w:p>
     <w:p>
@@ -3263,7 +3263,7 @@
           </w:tcPr>
           <w:p>
             <w:r>
-              <w:t>On: farms belong to a business unit, and reports can group by it.</w:t>
+              <w:t>On: each farm carries a business unit, and the field appears on the farm under the name given below. Off: the level is hidden. No report groups by it yet.</w:t>
             </w:r>
           </w:p>
         </w:tc>

--- a/docs/Work_Management_Manual.docx
+++ b/docs/Work_Management_Manual.docx
@@ -953,6 +953,14 @@
         <w:pStyle w:val="ListBullet"/>
       </w:pPr>
       <w:r>
+        <w:t>Cost centres — running labour cost per block, beside the GL cost-centre actuals posted against it, as a treemap sized by spend and a table below it. A Group toggle reads the same money by section instead of by block; either way, click a row for the tasks, workers, weekly trend and GL accounts behind it.</w:t>
+      </w:r>
+    </w:p>
+    <w:p>
+      <w:pPr>
+        <w:pStyle w:val="ListBullet"/>
+      </w:pPr>
+      <w:r>
         <w:t>Crew movements — substitution history: who left, who joined, swaps.</w:t>
       </w:r>
     </w:p>
@@ -1608,7 +1616,7 @@
     </w:p>
     <w:p>
       <w:r>
-        <w:t>The module ships calling things farms and blocks. If your project calls them estates and plots, say so once in Work Management Settings under Taxonomy and every form, screen and column heading follows. Nothing about the data changes — only what it is called.</w:t>
+        <w:t>The module ships calling things farms and blocks. If your project calls them estates and plots, say so once in Work Management Settings under Taxonomy and every form, screen, column heading and desk menu entry follows. Nothing about the data changes — only what it is called.</w:t>
       </w:r>
     </w:p>
     <w:p>
@@ -1616,7 +1624,7 @@
         <w:pStyle w:val="ListBullet"/>
       </w:pPr>
       <w:r>
-        <w:t>Leave a name empty to use the built-in wording.</w:t>
+        <w:t>Leave a name empty to use the built-in wording. Clearing a name you had set removes it rather than writing the old word back, so the original label returns exactly as it shipped.</w:t>
       </w:r>
     </w:p>
     <w:p>
@@ -1676,12 +1684,25 @@
       </w:r>
     </w:p>
     <w:p>
+      <w:pPr>
+        <w:pStyle w:val="ListNumber"/>
+      </w:pPr>
+      <w:r>
+        <w:t>Click a section to open what is behind it: the tasks, the workers, the weekly trend and the GL accounts of all its blocks together — the same breakdown a single block gives. While the toggle is on sections, the search box searches section names.</w:t>
+      </w:r>
+    </w:p>
+    <w:p>
       <w:r>
         <w:rPr>
           <w:color w:val="A06000"/>
           <w:sz w:val="19"/>
         </w:rPr>
-        <w:t>Note — Blocks you have not placed in a section are grouped under Unassigned, never dropped, so the section view always totals the same as the block view.</w:t>
+        <w:t>Note — Blocks you have not placed in a section are grouped under Unassigned, never dropped, so the section view always totals the same as the block view. Unassigned opens the same way as any section.</w:t>
+      </w:r>
+    </w:p>
+    <w:p>
+      <w:r>
+        <w:t>A section shows a farm when every block in it belongs to the same one — Unassigned spans farms, so it shows none. Four columns stay empty on purpose: workers, tasks, days active and average crew each count distinct things that two blocks can have in common, so adding them together would overstate every one of them. The block count above the table stays a count of blocks in both toggle positions.</w:t>
       </w:r>
     </w:p>
     <w:p>
@@ -5237,6 +5258,22 @@
       </w:pPr>
       <w:r>
         <w:t>Block — a Warehouse record standing for a piece of ground, optionally with its area in hectares.</w:t>
+      </w:r>
+    </w:p>
+    <w:p>
+      <w:pPr>
+        <w:pStyle w:val="ListBullet"/>
+      </w:pPr>
+      <w:r>
+        <w:t>Section — a named group of blocks. It exists only to total cost by section instead of block by block; nothing else in the module refers to one.</w:t>
+      </w:r>
+    </w:p>
+    <w:p>
+      <w:pPr>
+        <w:pStyle w:val="ListBullet"/>
+      </w:pPr>
+      <w:r>
+        <w:t>Business unit — the optional level above the farm, off until switched on in Settings, recording which unit a farm belongs to.</w:t>
       </w:r>
     </w:p>
     <w:p>

--- a/docs/Work_Management_Manual.docx
+++ b/docs/Work_Management_Manual.docx
@@ -4986,7 +4986,7 @@
           </w:tcPr>
           <w:p>
             <w:r>
-              <w:t>Small Text</w:t>
+              <w:t>Table MultiSelect</w:t>
             </w:r>
           </w:p>
         </w:tc>
@@ -4996,7 +4996,7 @@
           </w:tcPr>
           <w:p>
             <w:r>
-              <w:t>Comma-separated, matched against Employee → Employment Type.</w:t>
+              <w:t>Pick them. Anyone whose employment type is listed is paid per unit.</w:t>
             </w:r>
           </w:p>
         </w:tc>
@@ -5008,7 +5008,7 @@
           </w:tcPr>
           <w:p>
             <w:r>
-              <w:t>Designations paid here</w:t>
+              <w:t>Employment types paid here (old, typed)</w:t>
             </w:r>
           </w:p>
         </w:tc>
@@ -5028,7 +5028,7 @@
           </w:tcPr>
           <w:p>
             <w:r>
-              <w:t>Comma-separated, matched against Employee → Designation.</w:t>
+              <w:t>Superseded by the picker above. Still read when the picker is empty, so nothing changes until you fill it in; it will be removed once every site has.</w:t>
             </w:r>
           </w:p>
         </w:tc>
@@ -5040,6 +5040,70 @@
           </w:tcPr>
           <w:p>
             <w:r>
+              <w:t>Designations paid here</w:t>
+            </w:r>
+          </w:p>
+        </w:tc>
+        <w:tc>
+          <w:tcPr>
+            <w:tcW w:type="dxa" w:w="2880"/>
+          </w:tcPr>
+          <w:p>
+            <w:r>
+              <w:t>Table MultiSelect</w:t>
+            </w:r>
+          </w:p>
+        </w:tc>
+        <w:tc>
+          <w:tcPr>
+            <w:tcW w:type="dxa" w:w="2880"/>
+          </w:tcPr>
+          <w:p>
+            <w:r>
+              <w:t>Pick them. Any one of these three lists matching is enough.</w:t>
+            </w:r>
+          </w:p>
+        </w:tc>
+      </w:tr>
+      <w:tr>
+        <w:tc>
+          <w:tcPr>
+            <w:tcW w:type="dxa" w:w="2880"/>
+          </w:tcPr>
+          <w:p>
+            <w:r>
+              <w:t>Designations paid here (old, typed)</w:t>
+            </w:r>
+          </w:p>
+        </w:tc>
+        <w:tc>
+          <w:tcPr>
+            <w:tcW w:type="dxa" w:w="2880"/>
+          </w:tcPr>
+          <w:p>
+            <w:r>
+              <w:t>Small Text</w:t>
+            </w:r>
+          </w:p>
+        </w:tc>
+        <w:tc>
+          <w:tcPr>
+            <w:tcW w:type="dxa" w:w="2880"/>
+          </w:tcPr>
+          <w:p>
+            <w:r>
+              <w:t>Superseded by the picker above. Still read when the picker is empty, so nothing changes until you fill it in; it will be removed once every site has.</w:t>
+            </w:r>
+          </w:p>
+        </w:tc>
+      </w:tr>
+      <w:tr>
+        <w:tc>
+          <w:tcPr>
+            <w:tcW w:type="dxa" w:w="2880"/>
+          </w:tcPr>
+          <w:p>
+            <w:r>
               <w:t>Categories paid here</w:t>
             </w:r>
           </w:p>
@@ -5050,6 +5114,38 @@
           </w:tcPr>
           <w:p>
             <w:r>
+              <w:t>Table</w:t>
+            </w:r>
+          </w:p>
+        </w:tc>
+        <w:tc>
+          <w:tcPr>
+            <w:tcW w:type="dxa" w:w="2880"/>
+          </w:tcPr>
+          <w:p>
+            <w:r>
+              <w:t>Pick them. Category is a Select on Employee, so these are chosen from the same options rather than linked.</w:t>
+            </w:r>
+          </w:p>
+        </w:tc>
+      </w:tr>
+      <w:tr>
+        <w:tc>
+          <w:tcPr>
+            <w:tcW w:type="dxa" w:w="2880"/>
+          </w:tcPr>
+          <w:p>
+            <w:r>
+              <w:t>Categories paid here (old, typed)</w:t>
+            </w:r>
+          </w:p>
+        </w:tc>
+        <w:tc>
+          <w:tcPr>
+            <w:tcW w:type="dxa" w:w="2880"/>
+          </w:tcPr>
+          <w:p>
+            <w:r>
               <w:t>Small Text</w:t>
             </w:r>
           </w:p>
@@ -5060,7 +5156,7 @@
           </w:tcPr>
           <w:p>
             <w:r>
-              <w:t>Comma-separated, matched against Employee → Category (custom_category).</w:t>
+              <w:t>Superseded by the picker above. Still read when the picker is empty, so nothing changes until you fill it in; it will be removed once every site has.</w:t>
             </w:r>
           </w:p>
         </w:tc>

--- a/docs/Work_Management_Manual.docx
+++ b/docs/Work_Management_Manual.docx
@@ -718,7 +718,28 @@
         <w:rPr>
           <w:color w:val="0A0A0A"/>
         </w:rPr>
-        <w:t>6.3 Awaiting accounts</w:t>
+        <w:t>6.3 What one payment covers</w:t>
+      </w:r>
+    </w:p>
+    <w:p>
+      <w:r>
+        <w:t>By default work is grouped into pay weeks: one payment per worker per completed week, which is what payroll has always received. The boundary comes from Pay week starts on / Pay week ends on in Settings. A pay week set shorter than seven days leaves a weekday belonging to no week — on a Tuesday-to-Sunday week that is Monday — and those days cannot be sent weekly at all; they are listed rather than dropped.</w:t>
+      </w:r>
+    </w:p>
+    <w:p>
+      <w:r>
+        <w:t>Ticking Also allow sending a chosen range of days in Settings adds a second option without removing the first. With it on, the Custom range button stops being only a review filter: the dates picked are sent as one payment per worker covering exactly that range — one day, five days, a fortnight, up to a month — which is how a weekday the pay week leaves out gets paid. With it off, a custom range only filters what is on screen and sending groups into pay weeks as before. The confirmation dialog says which of the two is about to happen.</w:t>
+      </w:r>
+    </w:p>
+    <w:p>
+      <w:pPr>
+        <w:pStyle w:val="Heading3"/>
+      </w:pPr>
+      <w:r>
+        <w:rPr>
+          <w:color w:val="0A0A0A"/>
+        </w:rPr>
+        <w:t>6.4 Awaiting accounts</w:t>
       </w:r>
     </w:p>
     <w:p>
@@ -4379,6 +4400,38 @@
           </w:p>
         </w:tc>
       </w:tr>
+      <w:tr>
+        <w:tc>
+          <w:tcPr>
+            <w:tcW w:type="dxa" w:w="2880"/>
+          </w:tcPr>
+          <w:p>
+            <w:r>
+              <w:t>Master plan post-approval editors (comma-separated emails)</w:t>
+            </w:r>
+          </w:p>
+        </w:tc>
+        <w:tc>
+          <w:tcPr>
+            <w:tcW w:type="dxa" w:w="2880"/>
+          </w:tcPr>
+          <w:p>
+            <w:r>
+              <w:t>Small Text</w:t>
+            </w:r>
+          </w:p>
+        </w:tc>
+        <w:tc>
+          <w:tcPr>
+            <w:tcW w:type="dxa" w:w="2880"/>
+          </w:tcPr>
+          <w:p>
+            <w:r>
+              <w:t>Who may correct a master plan after it is approved. Empty means nobody, which is the default. System Manager is deliberately not swept in — an administrator who must intervene already has the Desk form.</w:t>
+            </w:r>
+          </w:p>
+        </w:tc>
+      </w:tr>
     </w:tbl>
     <w:p/>
     <w:p>
@@ -5189,6 +5242,134 @@
           <w:p>
             <w:r>
               <w:t>Off: a pay week can only be sent once it closes, so a week is never paid twice. On: the current week can be sent for the days worked so far.</w:t>
+            </w:r>
+          </w:p>
+        </w:tc>
+      </w:tr>
+      <w:tr>
+        <w:tc>
+          <w:tcPr>
+            <w:tcW w:type="dxa" w:w="2880"/>
+          </w:tcPr>
+          <w:p>
+            <w:r>
+              <w:t>Pay week starts on</w:t>
+            </w:r>
+          </w:p>
+        </w:tc>
+        <w:tc>
+          <w:tcPr>
+            <w:tcW w:type="dxa" w:w="2880"/>
+          </w:tcPr>
+          <w:p>
+            <w:r>
+              <w:t>Select</w:t>
+            </w:r>
+          </w:p>
+        </w:tc>
+        <w:tc>
+          <w:tcPr>
+            <w:tcW w:type="dxa" w:w="2880"/>
+          </w:tcPr>
+          <w:p>
+            <w:r>
+              <w:t>The weekday a pay week opens. Default Sunday. Together with the closing day this decides how work is grouped into weekly payments.</w:t>
+            </w:r>
+          </w:p>
+        </w:tc>
+      </w:tr>
+      <w:tr>
+        <w:tc>
+          <w:tcPr>
+            <w:tcW w:type="dxa" w:w="2880"/>
+          </w:tcPr>
+          <w:p>
+            <w:r>
+              <w:t>Pay week ends on</w:t>
+            </w:r>
+          </w:p>
+        </w:tc>
+        <w:tc>
+          <w:tcPr>
+            <w:tcW w:type="dxa" w:w="2880"/>
+          </w:tcPr>
+          <w:p>
+            <w:r>
+              <w:t>Select</w:t>
+            </w:r>
+          </w:p>
+        </w:tc>
+        <w:tc>
+          <w:tcPr>
+            <w:tcW w:type="dxa" w:w="2880"/>
+          </w:tcPr>
+          <w:p>
+            <w:r>
+              <w:t>The weekday a pay week closes. Default Saturday. If the span is shorter than seven days, the weekdays left over belong to no week at all and cannot be sent unless single-day sending is on.</w:t>
+            </w:r>
+          </w:p>
+        </w:tc>
+      </w:tr>
+      <w:tr>
+        <w:tc>
+          <w:tcPr>
+            <w:tcW w:type="dxa" w:w="2880"/>
+          </w:tcPr>
+          <w:p>
+            <w:r>
+              <w:t>Pay day</w:t>
+            </w:r>
+          </w:p>
+        </w:tc>
+        <w:tc>
+          <w:tcPr>
+            <w:tcW w:type="dxa" w:w="2880"/>
+          </w:tcPr>
+          <w:p>
+            <w:r>
+              <w:t>Select</w:t>
+            </w:r>
+          </w:p>
+        </w:tc>
+        <w:tc>
+          <w:tcPr>
+            <w:tcW w:type="dxa" w:w="2880"/>
+          </w:tcPr>
+          <w:p>
+            <w:r>
+              <w:t>The weekday payment is expected. Defaults to the closing day.</w:t>
+            </w:r>
+          </w:p>
+        </w:tc>
+      </w:tr>
+      <w:tr>
+        <w:tc>
+          <w:tcPr>
+            <w:tcW w:type="dxa" w:w="2880"/>
+          </w:tcPr>
+          <w:p>
+            <w:r>
+              <w:t>Also allow sending a chosen range of days</w:t>
+            </w:r>
+          </w:p>
+        </w:tc>
+        <w:tc>
+          <w:tcPr>
+            <w:tcW w:type="dxa" w:w="2880"/>
+          </w:tcPr>
+          <w:p>
+            <w:r>
+              <w:t>Check</w:t>
+            </w:r>
+          </w:p>
+        </w:tc>
+        <w:tc>
+          <w:tcPr>
+            <w:tcW w:type="dxa" w:w="2880"/>
+          </w:tcPr>
+          <w:p>
+            <w:r>
+              <w:t>Pay weeks can always be sent -- one payment per worker per completed week, which is what payroll has always received. Tick this to additionally offer paying a range you choose: one day, five days, a fortnight, up to a month. The range is grouped from the first date selected rather than into pay weeks, so it can pay a weekday the pay week above leaves out, which cannot be sent weekly at all. Ticking this changes nothing on its own -- an ordinary send still groups into pay weeks.</w:t>
             </w:r>
           </w:p>
         </w:tc>

--- a/docs/Work_Management_Manual.docx
+++ b/docs/Work_Management_Manual.docx
@@ -1423,7 +1423,7 @@
           </w:tcPr>
           <w:p>
             <w:r>
-              <w:t>Create your farms and cost projects</w:t>
+              <w:t>Create your farms</w:t>
             </w:r>
           </w:p>
         </w:tc>
@@ -1433,7 +1433,39 @@
           </w:tcPr>
           <w:p>
             <w:r>
-              <w:t>Work Management Farm</w:t>
+              <w:t>Upande Core → Farm</w:t>
+            </w:r>
+          </w:p>
+        </w:tc>
+        <w:tc>
+          <w:tcPr>
+            <w:tcW w:type="dxa" w:w="2880"/>
+          </w:tcPr>
+          <w:p>
+            <w:r>
+              <w:t>Farms and cost projects</w:t>
+            </w:r>
+          </w:p>
+        </w:tc>
+      </w:tr>
+      <w:tr>
+        <w:tc>
+          <w:tcPr>
+            <w:tcW w:type="dxa" w:w="2880"/>
+          </w:tcPr>
+          <w:p>
+            <w:r>
+              <w:t>Give each farm its cost project</w:t>
+            </w:r>
+          </w:p>
+        </w:tc>
+        <w:tc>
+          <w:tcPr>
+            <w:tcW w:type="dxa" w:w="2880"/>
+          </w:tcPr>
+          <w:p>
+            <w:r>
+              <w:t>Settings → Farms</w:t>
             </w:r>
           </w:p>
         </w:tc>
@@ -1559,7 +1591,7 @@
     </w:p>
     <w:p>
       <w:r>
-        <w:t>A farm is the unit work is planned against. Whatever your project calls it — farm, estate, site, division, block group — create one Work Management Farm record for each, and the rest of the module follows that naming.</w:t>
+        <w:t>A farm is the unit work is planned against. Whatever your project calls it — farm, estate, site, division, block group — create one Farm record for each in Upande Core, and the rest of the module follows that naming. Farms belong to Upande Core rather than to this module, so one list of farms serves every Upande app on the site.</w:t>
       </w:r>
     </w:p>
     <w:p>
@@ -1567,7 +1599,12 @@
         <w:pStyle w:val="ListBullet"/>
       </w:pPr>
       <w:r>
-        <w:t>Farm — the name. It appears in every picker and is stored on every plan, assignment, actuals document and payment.</w:t>
+        <w:t>Farm Name — it appears in every picker and is stored on every plan, assignment, actuals document and payment. Company, Farm Type and Abbreviation are Upande Core's own required fields.</w:t>
+      </w:r>
+    </w:p>
+    <w:p>
+      <w:r>
+        <w:t>Two things this module needs are not on Core's farm record, and are set under Work Management Settings → Farms, one row per farm:</w:t>
       </w:r>
     </w:p>
     <w:p>
@@ -1575,7 +1612,7 @@
         <w:pStyle w:val="ListBullet"/>
       </w:pPr>
       <w:r>
-        <w:t>Cost Project — costs recorded for this farm are attributed to this project.</w:t>
+        <w:t>Cost Project — costs recorded for this farm are attributed to this project. The Rates tab reads it to decide which tasks exist, so a farm without one shows an empty task list.</w:t>
       </w:r>
     </w:p>
     <w:p>
@@ -1583,7 +1620,16 @@
         <w:pStyle w:val="ListBullet"/>
       </w:pPr>
       <w:r>
-        <w:t>Disabled — hides the farm from pickers on new documents. Existing documents keep their farm, so disabling is safe for a site you have stopped working.</w:t>
+        <w:t>Area (HA) — an override, for the farms whose own area in Upande Core is not the figure the efficiency numbers should divide by. Leave it empty to use Core's.</w:t>
+      </w:r>
+    </w:p>
+    <w:p>
+      <w:r>
+        <w:rPr>
+          <w:color w:val="A06000"/>
+          <w:sz w:val="19"/>
+        </w:rPr>
+        <w:t>Note — A row naming a farm Upande Core has not got is ignored. Which farms exist is Core's answer alone — create the farm there first.</w:t>
       </w:r>
     </w:p>
     <w:p>
@@ -3081,7 +3127,7 @@
           </w:tcPr>
           <w:p>
             <w:r>
-              <w:t>Farms (read-only)</w:t>
+              <w:t>Farms</w:t>
             </w:r>
           </w:p>
         </w:tc>
@@ -3101,7 +3147,7 @@
           </w:tcPr>
           <w:p>
             <w:r>
-              <w:t>Superseded by the Work Management Farm doctype, which now holds farms and their cost projects, and by Stage Approvers, which holds who approves for each farm. Read-only, and removed in the next release.</w:t>
+              <w:t>Each farm's cost project, and an area override where the farm's own area is not the figure to divide by. The farms themselves are Upande Core's records; a row naming a farm Core has not got is ignored.</w:t>
             </w:r>
           </w:p>
         </w:tc>
@@ -3305,7 +3351,7 @@
           </w:tcPr>
           <w:p>
             <w:r>
-              <w:t>On: each farm carries a business unit, and the field appears on the farm under the name given below. Off: the level is hidden. No report groups by it yet.</w:t>
+              <w:t>Names the level above the farm, for Employee records and for reports. Farms themselves are Upande Core's records and carry no business unit of their own.</w:t>
             </w:r>
           </w:p>
         </w:tc>

--- a/docs/Work_Management_Manual.docx
+++ b/docs/Work_Management_Manual.docx
@@ -3127,6 +3127,38 @@
           </w:tcPr>
           <w:p>
             <w:r>
+              <w:t>Farms in use</w:t>
+            </w:r>
+          </w:p>
+        </w:tc>
+        <w:tc>
+          <w:tcPr>
+            <w:tcW w:type="dxa" w:w="2880"/>
+          </w:tcPr>
+          <w:p>
+            <w:r>
+              <w:t>Table MultiSelect</w:t>
+            </w:r>
+          </w:p>
+        </w:tc>
+        <w:tc>
+          <w:tcPr>
+            <w:tcW w:type="dxa" w:w="2880"/>
+          </w:tcPr>
+          <w:p>
+            <w:r>
+              <w:t>The farms this project plans work against. Leave it empty and every farm in Upande Core is offered — narrow it here and the planner, assigner, actuals, payment and master plan screens offer only these. It changes what this app shows; the farms themselves, and every other Upande app, are untouched.</w:t>
+            </w:r>
+          </w:p>
+        </w:tc>
+      </w:tr>
+      <w:tr>
+        <w:tc>
+          <w:tcPr>
+            <w:tcW w:type="dxa" w:w="2880"/>
+          </w:tcPr>
+          <w:p>
+            <w:r>
               <w:t>Farms</w:t>
             </w:r>
           </w:p>

--- a/docs/Work_Management_Manual.docx
+++ b/docs/Work_Management_Manual.docx
@@ -2319,68 +2319,6 @@
           </w:tcPr>
           <w:p>
             <w:r>
-              <w:t>Planner: Weekly Consultant</w:t>
-            </w:r>
-          </w:p>
-        </w:tc>
-        <w:tc>
-          <w:tcPr>
-            <w:tcW w:type="dxa" w:w="1440"/>
-          </w:tcPr>
-          <w:p>
-            <w:r>
-              <w:t>Planner</w:t>
-            </w:r>
-          </w:p>
-        </w:tc>
-        <w:tc>
-          <w:tcPr>
-            <w:tcW w:type="dxa" w:w="1440"/>
-          </w:tcPr>
-          <w:p>
-            <w:r>
-              <w:t>Gate</w:t>
-            </w:r>
-          </w:p>
-        </w:tc>
-        <w:tc>
-          <w:tcPr>
-            <w:tcW w:type="dxa" w:w="1440"/>
-          </w:tcPr>
-          <w:p>
-            <w:r>
-              <w:t>—</w:t>
-            </w:r>
-          </w:p>
-        </w:tc>
-        <w:tc>
-          <w:tcPr>
-            <w:tcW w:type="dxa" w:w="1440"/>
-          </w:tcPr>
-          <w:p>
-            <w:r>
-              <w:t>—</w:t>
-            </w:r>
-          </w:p>
-        </w:tc>
-        <w:tc>
-          <w:tcPr>
-            <w:tcW w:type="dxa" w:w="1440"/>
-          </w:tcPr>
-          <w:p>
-            <w:r>
-              <w:t>—</w:t>
-            </w:r>
-          </w:p>
-        </w:tc>
-      </w:tr>
-      <w:tr>
-        <w:tc>
-          <w:tcPr>
-            <w:tcW w:type="dxa" w:w="1440"/>
-          </w:tcPr>
-          <w:p>
-            <w:r>
               <w:t>Assigner: Submit</w:t>
             </w:r>
           </w:p>
@@ -2956,7 +2894,7 @@
           <w:color w:val="6F6D65"/>
           <w:sz w:val="17"/>
         </w:rPr>
-        <w:t>General</w:t>
+        <w:t>Defaults</w:t>
       </w:r>
     </w:p>
     <w:tbl>
@@ -3127,7 +3065,7 @@
           </w:tcPr>
           <w:p>
             <w:r>
-              <w:t>Farms in use</w:t>
+              <w:t>Only work the Farms listed below</w:t>
             </w:r>
           </w:p>
         </w:tc>
@@ -3137,7 +3075,7 @@
           </w:tcPr>
           <w:p>
             <w:r>
-              <w:t>Table MultiSelect</w:t>
+              <w:t>Check</w:t>
             </w:r>
           </w:p>
         </w:tc>
@@ -3147,7 +3085,7 @@
           </w:tcPr>
           <w:p>
             <w:r>
-              <w:t>The farms this project plans work against. Leave it empty and every farm in Upande Core is offered — narrow it here and the planner, assigner, actuals, payment and master plan screens offer only these. It changes what this app shows; the farms themselves, and every other Upande app, are untouched.</w:t>
+              <w:t>Off: every farm in Upande Core is available, and the table below only supplies cost projects and area overrides. On: the screens offer just the farms listed. Off by default, so adding a row to give a farm its cost project never hides the others.</w:t>
             </w:r>
           </w:p>
         </w:tc>
@@ -3159,7 +3097,7 @@
           </w:tcPr>
           <w:p>
             <w:r>
-              <w:t>Farms</w:t>
+              <w:t>Only show each person the Farms they are permitted</w:t>
             </w:r>
           </w:p>
         </w:tc>
@@ -3169,6 +3107,47 @@
           </w:tcPr>
           <w:p>
             <w:r>
+              <w:t>Check</w:t>
+            </w:r>
+          </w:p>
+        </w:tc>
+        <w:tc>
+          <w:tcPr>
+            <w:tcW w:type="dxa" w:w="2880"/>
+          </w:tcPr>
+          <w:p>
+            <w:r>
+              <w:t>On: the farm list every screen offers is narrowed to the farms this person holds a Frappe User Permission for, and a person with no such permission still sees every farm -- Frappe's own default. Off, the default, is exactly today's behaviour on every site.</w:t>
+              <w:br/>
+              <w:br/>
+              <w:t>Run the audit before turning this on. It reports who would lose access and who has already been working farms they are not permitted:</w:t>
+              <w:br/>
+              <w:br/>
+              <w:t xml:space="preserve">    bench --site &amp;lt;site&amp;gt; execute work_management.farm_permission_audit.print_report</w:t>
+              <w:br/>
+              <w:br/>
+              <w:t>Anybody it lists as working outside their permission is either mis-permissioned or the permission is wrong, and that has to be settled by a person before this is switched on -- otherwise the fix looks like an outage.</w:t>
+            </w:r>
+          </w:p>
+        </w:tc>
+      </w:tr>
+      <w:tr>
+        <w:tc>
+          <w:tcPr>
+            <w:tcW w:type="dxa" w:w="2880"/>
+          </w:tcPr>
+          <w:p>
+            <w:r>
+              <w:t>Farms in use</w:t>
+            </w:r>
+          </w:p>
+        </w:tc>
+        <w:tc>
+          <w:tcPr>
+            <w:tcW w:type="dxa" w:w="2880"/>
+          </w:tcPr>
+          <w:p>
+            <w:r>
               <w:t>Table</w:t>
             </w:r>
           </w:p>
@@ -3179,7 +3158,93 @@
           </w:tcPr>
           <w:p>
             <w:r>
-              <w:t>Each farm's cost project, and an area override where the farm's own area is not the figure to divide by. The farms themselves are Upande Core's records; a row naming a farm Core has not got is ignored.</w:t>
+              <w:t>One row per farm this project works: its cost project — which is where a plan's activities come from — and an area override where the farm's own area is not the figure to divide by. The farms themselves are Upande Core's records. Whether this list also narrows the screens is the checkbox above.</w:t>
+            </w:r>
+          </w:p>
+        </w:tc>
+      </w:tr>
+    </w:tbl>
+    <w:p/>
+    <w:p>
+      <w:r>
+        <w:rPr>
+          <w:color w:val="6F6D65"/>
+          <w:sz w:val="17"/>
+        </w:rPr>
+        <w:t>Who may do what</w:t>
+      </w:r>
+    </w:p>
+    <w:tbl>
+      <w:tblPr>
+        <w:tblStyle w:val="LightGrid-Accent1"/>
+        <w:tblW w:type="auto" w:w="0"/>
+        <w:tblLook w:firstColumn="1" w:firstRow="1" w:lastColumn="0" w:lastRow="0" w:noHBand="0" w:noVBand="1" w:val="04A0"/>
+      </w:tblPr>
+      <w:tblGrid>
+        <w:gridCol w:w="2880"/>
+        <w:gridCol w:w="2880"/>
+        <w:gridCol w:w="2880"/>
+      </w:tblGrid>
+      <w:tr>
+        <w:tc>
+          <w:tcPr>
+            <w:tcW w:type="dxa" w:w="2880"/>
+          </w:tcPr>
+          <w:p>
+            <w:r>
+              <w:t>Setting</w:t>
+            </w:r>
+          </w:p>
+        </w:tc>
+        <w:tc>
+          <w:tcPr>
+            <w:tcW w:type="dxa" w:w="2880"/>
+          </w:tcPr>
+          <w:p>
+            <w:r>
+              <w:t>Type</w:t>
+            </w:r>
+          </w:p>
+        </w:tc>
+        <w:tc>
+          <w:tcPr>
+            <w:tcW w:type="dxa" w:w="2880"/>
+          </w:tcPr>
+          <w:p>
+            <w:r>
+              <w:t>What it does</w:t>
+            </w:r>
+          </w:p>
+        </w:tc>
+      </w:tr>
+      <w:tr>
+        <w:tc>
+          <w:tcPr>
+            <w:tcW w:type="dxa" w:w="2880"/>
+          </w:tcPr>
+          <w:p>
+            <w:r>
+              <w:t>Capabilities</w:t>
+            </w:r>
+          </w:p>
+        </w:tc>
+        <w:tc>
+          <w:tcPr>
+            <w:tcW w:type="dxa" w:w="2880"/>
+          </w:tcPr>
+          <w:p>
+            <w:r>
+              <w:t>Table</w:t>
+            </w:r>
+          </w:p>
+        </w:tc>
+        <w:tc>
+          <w:tcPr>
+            <w:tcW w:type="dxa" w:w="2880"/>
+          </w:tcPr>
+          <w:p>
+            <w:r>
+              <w:t>Who may do each thing the screens allow, beyond approving. Approving is set by the Approval Steps below; this covers the rest -- raising a budget, changing a rate, sending a payment run, entering work.\n\nOne row per capability per role. Add a second row with the same capability to grant it to another role. A capability with no row at all falls back to System Manager, so a site part-way through being configured is never locked out.\n\nThese used to be lists inside the code, naming one company's job titles, so a farm could say who approves a plan and not who may change a rate.</w:t>
             </w:r>
           </w:p>
         </w:tc>
@@ -3833,6 +3898,38 @@
           </w:tcPr>
           <w:p>
             <w:r>
+              <w:t>Show today's presence on the assigner</w:t>
+            </w:r>
+          </w:p>
+        </w:tc>
+        <w:tc>
+          <w:tcPr>
+            <w:tcW w:type="dxa" w:w="2880"/>
+          </w:tcPr>
+          <w:p>
+            <w:r>
+              <w:t>Check</w:t>
+            </w:r>
+          </w:p>
+        </w:tc>
+        <w:tc>
+          <w:tcPr>
+            <w:tcW w:type="dxa" w:w="2880"/>
+          </w:tcPr>
+          <w:p>
+            <w:r>
+              <w:t>On: each worker on the assigner carries a chip for today — P with the scan time when an Employee Checkin or a submitted Attendance says they are on site, A when marked Absent, ? when there is neither. Off by default, because a site without biometric hardware or with attendance kept elsewhere gets ? on every worker, which reads as information and is not. Off, the reads do not run.</w:t>
+            </w:r>
+          </w:p>
+        </w:tc>
+      </w:tr>
+      <w:tr>
+        <w:tc>
+          <w:tcPr>
+            <w:tcW w:type="dxa" w:w="2880"/>
+          </w:tcPr>
+          <w:p>
+            <w:r>
               <w:t>Morning scan cutoff</w:t>
             </w:r>
           </w:p>
@@ -4335,6 +4432,102 @@
           </w:tcPr>
           <w:p>
             <w:r>
+              <w:t>More hours recorded than the day is long</w:t>
+            </w:r>
+          </w:p>
+        </w:tc>
+        <w:tc>
+          <w:tcPr>
+            <w:tcW w:type="dxa" w:w="2880"/>
+          </w:tcPr>
+          <w:p>
+            <w:r>
+              <w:t>Check</w:t>
+            </w:r>
+          </w:p>
+        </w:tc>
+        <w:tc>
+          <w:tcPr>
+            <w:tcW w:type="dxa" w:w="2880"/>
+          </w:tcPr>
+          <w:p>
+            <w:r>
+              <w:t>Flags a worker whose recorded hours across every task on one date exceed that date's standard day. Judged per date, so two ordinary full days are never read as one long one. Sometimes real overtime; often a split day whose halves were both left at the full standard.</w:t>
+            </w:r>
+          </w:p>
+        </w:tc>
+      </w:tr>
+      <w:tr>
+        <w:tc>
+          <w:tcPr>
+            <w:tcW w:type="dxa" w:w="2880"/>
+          </w:tcPr>
+          <w:p>
+            <w:r>
+              <w:t>Hours and output disagree</w:t>
+            </w:r>
+          </w:p>
+        </w:tc>
+        <w:tc>
+          <w:tcPr>
+            <w:tcW w:type="dxa" w:w="2880"/>
+          </w:tcPr>
+          <w:p>
+            <w:r>
+              <w:t>Check</w:t>
+            </w:r>
+          </w:p>
+        </w:tc>
+        <w:tc>
+          <w:tcPr>
+            <w:tcW w:type="dxa" w:w="2880"/>
+          </w:tcPr>
+          <w:p>
+            <w:r>
+              <w:t>Flags a row whose output runs well ahead of the time recorded against it — three hours producing a full day's target. Not a short day: four hours producing about half a target is an ordinary half day and is never flagged.</w:t>
+            </w:r>
+          </w:p>
+        </w:tc>
+      </w:tr>
+      <w:tr>
+        <w:tc>
+          <w:tcPr>
+            <w:tcW w:type="dxa" w:w="2880"/>
+          </w:tcPr>
+          <w:p>
+            <w:r>
+              <w:t>Hourly task where the quantity and the hours differ</w:t>
+            </w:r>
+          </w:p>
+        </w:tc>
+        <w:tc>
+          <w:tcPr>
+            <w:tcW w:type="dxa" w:w="2880"/>
+          </w:tcPr>
+          <w:p>
+            <w:r>
+              <w:t>Check</w:t>
+            </w:r>
+          </w:p>
+        </w:tc>
+        <w:tc>
+          <w:tcPr>
+            <w:tcW w:type="dxa" w:w="2880"/>
+          </w:tcPr>
+          <w:p>
+            <w:r>
+              <w:t>On a task measured in Hours the quantity and the hours are the same fact typed twice. Flags the rows where they disagree — one of the two is wrong, and the quantity is the one that pays.</w:t>
+            </w:r>
+          </w:p>
+        </w:tc>
+      </w:tr>
+      <w:tr>
+        <w:tc>
+          <w:tcPr>
+            <w:tcW w:type="dxa" w:w="2880"/>
+          </w:tcPr>
+          <w:p>
+            <w:r>
               <w:t>Auto-release inactive employees from assignments</w:t>
             </w:r>
           </w:p>
@@ -4421,7 +4614,7 @@
           </w:tcPr>
           <w:p>
             <w:r>
-              <w:t>Require consultant approval for future-week plans</w:t>
+              <w:t>Consultant users (comma-separated emails) (read-only)</w:t>
             </w:r>
           </w:p>
         </w:tc>
@@ -4431,7 +4624,7 @@
           </w:tcPr>
           <w:p>
             <w:r>
-              <w:t>Check</w:t>
+              <w:t>Small Text</w:t>
             </w:r>
           </w:p>
         </w:tc>
@@ -4441,7 +4634,7 @@
           </w:tcPr>
           <w:p>
             <w:r>
-              <w:t>Plans starting in an upcoming week cannot be approved by the Farm Manager until a consultant approves the farm's week on the Weekly review tab (/work-planner). Same-week plans are exempt.</w:t>
+              <w:t>Superseded by Stage Approvers rows on the Planner: Weekly Consultant stage. Read-only, and removed in the next release.</w:t>
             </w:r>
           </w:p>
         </w:tc>
@@ -4453,7 +4646,7 @@
           </w:tcPr>
           <w:p>
             <w:r>
-              <w:t>Consultant users (comma-separated emails) (read-only)</w:t>
+              <w:t>Master plan post-approval editors (comma-separated emails)</w:t>
             </w:r>
           </w:p>
         </w:tc>
@@ -4473,7 +4666,61 @@
           </w:tcPr>
           <w:p>
             <w:r>
-              <w:t>Superseded by Stage Approvers rows on the Planner: Weekly Consultant stage. Read-only, and removed in the next release.</w:t>
+              <w:t>Who may correct a master plan after it is approved. Empty means nobody, which is the default. System Manager is deliberately not swept in — an administrator who must intervene already has the Desk form.</w:t>
+            </w:r>
+          </w:p>
+        </w:tc>
+      </w:tr>
+    </w:tbl>
+    <w:p/>
+    <w:p>
+      <w:r>
+        <w:rPr>
+          <w:color w:val="6F6D65"/>
+          <w:sz w:val="17"/>
+        </w:rPr>
+        <w:t>Master plans</w:t>
+      </w:r>
+    </w:p>
+    <w:tbl>
+      <w:tblPr>
+        <w:tblStyle w:val="LightGrid-Accent1"/>
+        <w:tblW w:type="auto" w:w="0"/>
+        <w:tblLook w:firstColumn="1" w:firstRow="1" w:lastColumn="0" w:lastRow="0" w:noHBand="0" w:noVBand="1" w:val="04A0"/>
+      </w:tblPr>
+      <w:tblGrid>
+        <w:gridCol w:w="2880"/>
+        <w:gridCol w:w="2880"/>
+        <w:gridCol w:w="2880"/>
+      </w:tblGrid>
+      <w:tr>
+        <w:tc>
+          <w:tcPr>
+            <w:tcW w:type="dxa" w:w="2880"/>
+          </w:tcPr>
+          <w:p>
+            <w:r>
+              <w:t>Setting</w:t>
+            </w:r>
+          </w:p>
+        </w:tc>
+        <w:tc>
+          <w:tcPr>
+            <w:tcW w:type="dxa" w:w="2880"/>
+          </w:tcPr>
+          <w:p>
+            <w:r>
+              <w:t>Type</w:t>
+            </w:r>
+          </w:p>
+        </w:tc>
+        <w:tc>
+          <w:tcPr>
+            <w:tcW w:type="dxa" w:w="2880"/>
+          </w:tcPr>
+          <w:p>
+            <w:r>
+              <w:t>What it does</w:t>
             </w:r>
           </w:p>
         </w:tc>
@@ -4485,7 +4732,7 @@
           </w:tcPr>
           <w:p>
             <w:r>
-              <w:t>Master plan post-approval editors (comma-separated emails)</w:t>
+              <w:t>Allow more than one approved master plan per Farm at a time</w:t>
             </w:r>
           </w:p>
         </w:tc>
@@ -4495,7 +4742,7 @@
           </w:tcPr>
           <w:p>
             <w:r>
-              <w:t>Small Text</w:t>
+              <w:t>Check</w:t>
             </w:r>
           </w:p>
         </w:tc>
@@ -4505,7 +4752,201 @@
           </w:tcPr>
           <w:p>
             <w:r>
-              <w:t>Who may correct a master plan after it is approved. Empty means nobody, which is the default. System Manager is deliberately not swept in — an administrator who must intervene already has the Desk form.</w:t>
+              <w:t>Off: a farm holds one approved budget for any given day, and approving a second plan whose period overlaps is refused. On: a farm may run two budgets over the same days — separate streams of work, each with its own ceiling.</w:t>
+              <w:br/>
+              <w:br/>
+              <w:t>Raising an overlapping plan has always been allowed and is reported when it happens; this governs approval. Nothing is bypassed silently: the approver is still told which plan overlaps, because raising the same plan twice by mistake looks identical to raising a deliberate second one.</w:t>
+              <w:br/>
+              <w:br/>
+              <w:t>Each request already records the plan it draws down, so the planner asks which budget when two cover the dates rather than guessing. Off by default — a site that has always run one budget per period keeps doing so.</w:t>
+            </w:r>
+          </w:p>
+        </w:tc>
+      </w:tr>
+    </w:tbl>
+    <w:p/>
+    <w:p>
+      <w:r>
+        <w:rPr>
+          <w:color w:val="6F6D65"/>
+          <w:sz w:val="17"/>
+        </w:rPr>
+        <w:t>A worker's day</w:t>
+      </w:r>
+    </w:p>
+    <w:tbl>
+      <w:tblPr>
+        <w:tblStyle w:val="LightGrid-Accent1"/>
+        <w:tblW w:type="auto" w:w="0"/>
+        <w:tblLook w:firstColumn="1" w:firstRow="1" w:lastColumn="0" w:lastRow="0" w:noHBand="0" w:noVBand="1" w:val="04A0"/>
+      </w:tblPr>
+      <w:tblGrid>
+        <w:gridCol w:w="2880"/>
+        <w:gridCol w:w="2880"/>
+        <w:gridCol w:w="2880"/>
+      </w:tblGrid>
+      <w:tr>
+        <w:tc>
+          <w:tcPr>
+            <w:tcW w:type="dxa" w:w="2880"/>
+          </w:tcPr>
+          <w:p>
+            <w:r>
+              <w:t>Setting</w:t>
+            </w:r>
+          </w:p>
+        </w:tc>
+        <w:tc>
+          <w:tcPr>
+            <w:tcW w:type="dxa" w:w="2880"/>
+          </w:tcPr>
+          <w:p>
+            <w:r>
+              <w:t>Type</w:t>
+            </w:r>
+          </w:p>
+        </w:tc>
+        <w:tc>
+          <w:tcPr>
+            <w:tcW w:type="dxa" w:w="2880"/>
+          </w:tcPr>
+          <w:p>
+            <w:r>
+              <w:t>What it does</w:t>
+            </w:r>
+          </w:p>
+        </w:tc>
+      </w:tr>
+      <w:tr>
+        <w:tc>
+          <w:tcPr>
+            <w:tcW w:type="dxa" w:w="2880"/>
+          </w:tcPr>
+          <w:p>
+            <w:r>
+              <w:t>Allow a worker's day to be split between tasks</w:t>
+            </w:r>
+          </w:p>
+        </w:tc>
+        <w:tc>
+          <w:tcPr>
+            <w:tcW w:type="dxa" w:w="2880"/>
+          </w:tcPr>
+          <w:p>
+            <w:r>
+              <w:t>Check</w:t>
+            </w:r>
+          </w:p>
+        </w:tc>
+        <w:tc>
+          <w:tcPr>
+            <w:tcW w:type="dxa" w:w="2880"/>
+          </w:tcPr>
+          <w:p>
+            <w:r>
+              <w:t>Off: a worker already on a live assignment over these dates cannot be put on another one, which is how it has always worked.</w:t>
+              <w:br/>
+              <w:br/>
+              <w:t>On: they can. Release them from one task's crew — their recorded work and pay stay exactly as they are — and assign them to another, recording work against both on the same day. Hours are then typed on each row, so the day counts once however many tasks it spanned.</w:t>
+              <w:br/>
+              <w:br/>
+              <w:t>Off by default: with it off no figure on any site changes.</w:t>
+            </w:r>
+          </w:p>
+        </w:tc>
+      </w:tr>
+      <w:tr>
+        <w:tc>
+          <w:tcPr>
+            <w:tcW w:type="dxa" w:w="2880"/>
+          </w:tcPr>
+          <w:p>
+            <w:r>
+              <w:t>Standard hours, Monday to Friday</w:t>
+            </w:r>
+          </w:p>
+        </w:tc>
+        <w:tc>
+          <w:tcPr>
+            <w:tcW w:type="dxa" w:w="2880"/>
+          </w:tcPr>
+          <w:p>
+            <w:r>
+              <w:t>Float</w:t>
+            </w:r>
+          </w:p>
+        </w:tc>
+        <w:tc>
+          <w:tcPr>
+            <w:tcW w:type="dxa" w:w="2880"/>
+          </w:tcPr>
+          <w:p>
+            <w:r>
+              <w:t>What a full weekday is. Man-days divide by this, so a worker who gave four of eight hours is half a man-day.</w:t>
+            </w:r>
+          </w:p>
+        </w:tc>
+      </w:tr>
+      <w:tr>
+        <w:tc>
+          <w:tcPr>
+            <w:tcW w:type="dxa" w:w="2880"/>
+          </w:tcPr>
+          <w:p>
+            <w:r>
+              <w:t>Standard hours, Saturday</w:t>
+            </w:r>
+          </w:p>
+        </w:tc>
+        <w:tc>
+          <w:tcPr>
+            <w:tcW w:type="dxa" w:w="2880"/>
+          </w:tcPr>
+          <w:p>
+            <w:r>
+              <w:t>Float</w:t>
+            </w:r>
+          </w:p>
+        </w:tc>
+        <w:tc>
+          <w:tcPr>
+            <w:tcW w:type="dxa" w:w="2880"/>
+          </w:tcPr>
+          <w:p>
+            <w:r>
+              <w:t>Six by default. A full six-hour Saturday is a whole man-day, not three quarters of one.</w:t>
+            </w:r>
+          </w:p>
+        </w:tc>
+      </w:tr>
+      <w:tr>
+        <w:tc>
+          <w:tcPr>
+            <w:tcW w:type="dxa" w:w="2880"/>
+          </w:tcPr>
+          <w:p>
+            <w:r>
+              <w:t>Standard hours, Sunday</w:t>
+            </w:r>
+          </w:p>
+        </w:tc>
+        <w:tc>
+          <w:tcPr>
+            <w:tcW w:type="dxa" w:w="2880"/>
+          </w:tcPr>
+          <w:p>
+            <w:r>
+              <w:t>Float</w:t>
+            </w:r>
+          </w:p>
+        </w:tc>
+        <w:tc>
+          <w:tcPr>
+            <w:tcW w:type="dxa" w:w="2880"/>
+          </w:tcPr>
+          <w:p>
+            <w:r>
+              <w:t>Sunday is worked on these farms, so it is a full day by default. Set it to zero for a site that does not work Sundays — a zero day contributes no man-days rather than dividing by nothing.</w:t>
             </w:r>
           </w:p>
         </w:tc>
